--- a/python/python6_matplotlib_essentials.docx
+++ b/python/python6_matplotlib_essentials.docx
@@ -6,7 +6,7 @@
       <w:pPr>
         <w:jc w:val="center"/>
         <w:rPr>
-          <w:rFonts w:ascii="Carlito" w:hAnsi="Carlito" w:cs="Carlito"/>
+          <w:rFonts w:ascii="Calibri" w:hAnsi="Calibri" w:cs="Calibri"/>
           <w:b/>
           <w:bCs/>
           <w:sz w:val="44"/>
@@ -15,7 +15,7 @@
       </w:pPr>
       <w:r>
         <w:rPr>
-          <w:rFonts w:ascii="Carlito" w:hAnsi="Carlito" w:cs="Carlito"/>
+          <w:rFonts w:ascii="Calibri" w:hAnsi="Calibri" w:cs="Calibri"/>
           <w:b/>
           <w:bCs/>
           <w:sz w:val="44"/>
@@ -27,16 +27,16 @@
     <w:p>
       <w:pPr>
         <w:rPr>
-          <w:rFonts w:ascii="Carlito" w:hAnsi="Carlito" w:cs="Carlito"/>
-          <w:sz w:val="36"/>
-          <w:szCs w:val="36"/>
-        </w:rPr>
-      </w:pPr>
-      <w:r>
-        <w:rPr>
-          <w:rFonts w:ascii="Carlito" w:hAnsi="Carlito" w:cs="Carlito"/>
-          <w:sz w:val="36"/>
-          <w:szCs w:val="36"/>
+          <w:rFonts w:ascii="Calibri" w:hAnsi="Calibri" w:cs="Calibri"/>
+          <w:sz w:val="32"/>
+          <w:szCs w:val="32"/>
+        </w:rPr>
+      </w:pPr>
+      <w:r>
+        <w:rPr>
+          <w:rFonts w:ascii="Calibri" w:hAnsi="Calibri" w:cs="Calibri"/>
+          <w:sz w:val="32"/>
+          <w:szCs w:val="32"/>
         </w:rPr>
         <w:br w:type="page"/>
       </w:r>
@@ -45,16 +45,16 @@
       <w:pPr>
         <w:jc w:val="both"/>
         <w:rPr>
-          <w:rFonts w:ascii="Carlito" w:hAnsi="Carlito" w:cs="Carlito"/>
-          <w:b/>
-          <w:bCs/>
-          <w:sz w:val="36"/>
-          <w:szCs w:val="36"/>
-        </w:rPr>
-      </w:pPr>
-      <w:r>
-        <w:rPr>
-          <w:rFonts w:ascii="Carlito" w:hAnsi="Carlito" w:cs="Carlito"/>
+          <w:rFonts w:ascii="Calibri" w:hAnsi="Calibri" w:cs="Calibri"/>
+          <w:b/>
+          <w:bCs/>
+          <w:sz w:val="36"/>
+          <w:szCs w:val="36"/>
+        </w:rPr>
+      </w:pPr>
+      <w:r>
+        <w:rPr>
+          <w:rFonts w:ascii="Calibri" w:hAnsi="Calibri" w:cs="Calibri"/>
           <w:b/>
           <w:bCs/>
           <w:sz w:val="36"/>
@@ -68,14 +68,14 @@
       <w:pPr>
         <w:jc w:val="both"/>
         <w:rPr>
-          <w:rFonts w:ascii="Carlito" w:hAnsi="Carlito" w:cs="Carlito"/>
-          <w:sz w:val="36"/>
-          <w:szCs w:val="36"/>
-        </w:rPr>
-      </w:pPr>
-      <w:r>
-        <w:rPr>
-          <w:rFonts w:ascii="Carlito" w:hAnsi="Carlito" w:cs="Carlito"/>
+          <w:rFonts w:ascii="Calibri" w:hAnsi="Calibri" w:cs="Calibri"/>
+          <w:sz w:val="36"/>
+          <w:szCs w:val="36"/>
+        </w:rPr>
+      </w:pPr>
+      <w:r>
+        <w:rPr>
+          <w:rFonts w:ascii="Calibri" w:hAnsi="Calibri" w:cs="Calibri"/>
           <w:sz w:val="36"/>
           <w:szCs w:val="36"/>
         </w:rPr>
@@ -91,14 +91,14 @@
         </w:numPr>
         <w:jc w:val="both"/>
         <w:rPr>
-          <w:rFonts w:ascii="Carlito" w:hAnsi="Carlito" w:cs="Carlito"/>
-          <w:sz w:val="36"/>
-          <w:szCs w:val="36"/>
-        </w:rPr>
-      </w:pPr>
-      <w:r>
-        <w:rPr>
-          <w:rFonts w:ascii="Carlito" w:hAnsi="Carlito" w:cs="Carlito"/>
+          <w:rFonts w:ascii="Calibri" w:hAnsi="Calibri" w:cs="Calibri"/>
+          <w:sz w:val="36"/>
+          <w:szCs w:val="36"/>
+        </w:rPr>
+      </w:pPr>
+      <w:r>
+        <w:rPr>
+          <w:rFonts w:ascii="Calibri" w:hAnsi="Calibri" w:cs="Calibri"/>
           <w:sz w:val="36"/>
           <w:szCs w:val="36"/>
         </w:rPr>
@@ -122,14 +122,14 @@
         </w:numPr>
         <w:jc w:val="both"/>
         <w:rPr>
-          <w:rFonts w:ascii="Carlito" w:hAnsi="Carlito" w:cs="Carlito"/>
-          <w:sz w:val="36"/>
-          <w:szCs w:val="36"/>
-        </w:rPr>
-      </w:pPr>
-      <w:r>
-        <w:rPr>
-          <w:rFonts w:ascii="Carlito" w:hAnsi="Carlito" w:cs="Carlito"/>
+          <w:rFonts w:ascii="Calibri" w:hAnsi="Calibri" w:cs="Calibri"/>
+          <w:sz w:val="36"/>
+          <w:szCs w:val="36"/>
+        </w:rPr>
+      </w:pPr>
+      <w:r>
+        <w:rPr>
+          <w:rFonts w:ascii="Calibri" w:hAnsi="Calibri" w:cs="Calibri"/>
           <w:sz w:val="36"/>
           <w:szCs w:val="36"/>
         </w:rPr>
@@ -153,14 +153,14 @@
         </w:numPr>
         <w:jc w:val="both"/>
         <w:rPr>
-          <w:rFonts w:ascii="Carlito" w:hAnsi="Carlito" w:cs="Carlito"/>
-          <w:sz w:val="36"/>
-          <w:szCs w:val="36"/>
-        </w:rPr>
-      </w:pPr>
-      <w:r>
-        <w:rPr>
-          <w:rFonts w:ascii="Carlito" w:hAnsi="Carlito" w:cs="Carlito"/>
+          <w:rFonts w:ascii="Calibri" w:hAnsi="Calibri" w:cs="Calibri"/>
+          <w:sz w:val="36"/>
+          <w:szCs w:val="36"/>
+        </w:rPr>
+      </w:pPr>
+      <w:r>
+        <w:rPr>
+          <w:rFonts w:ascii="Calibri" w:hAnsi="Calibri" w:cs="Calibri"/>
           <w:sz w:val="36"/>
           <w:szCs w:val="36"/>
         </w:rPr>
@@ -184,14 +184,14 @@
         </w:numPr>
         <w:jc w:val="both"/>
         <w:rPr>
-          <w:rFonts w:ascii="Carlito" w:hAnsi="Carlito" w:cs="Carlito"/>
-          <w:sz w:val="36"/>
-          <w:szCs w:val="36"/>
-        </w:rPr>
-      </w:pPr>
-      <w:r>
-        <w:rPr>
-          <w:rFonts w:ascii="Carlito" w:hAnsi="Carlito" w:cs="Carlito"/>
+          <w:rFonts w:ascii="Calibri" w:hAnsi="Calibri" w:cs="Calibri"/>
+          <w:sz w:val="36"/>
+          <w:szCs w:val="36"/>
+        </w:rPr>
+      </w:pPr>
+      <w:r>
+        <w:rPr>
+          <w:rFonts w:ascii="Calibri" w:hAnsi="Calibri" w:cs="Calibri"/>
           <w:sz w:val="36"/>
           <w:szCs w:val="36"/>
         </w:rPr>
@@ -215,14 +215,14 @@
         </w:numPr>
         <w:jc w:val="both"/>
         <w:rPr>
-          <w:rFonts w:ascii="Carlito" w:hAnsi="Carlito" w:cs="Carlito"/>
-          <w:sz w:val="36"/>
-          <w:szCs w:val="36"/>
-        </w:rPr>
-      </w:pPr>
-      <w:r>
-        <w:rPr>
-          <w:rFonts w:ascii="Carlito" w:hAnsi="Carlito" w:cs="Carlito"/>
+          <w:rFonts w:ascii="Calibri" w:hAnsi="Calibri" w:cs="Calibri"/>
+          <w:sz w:val="36"/>
+          <w:szCs w:val="36"/>
+        </w:rPr>
+      </w:pPr>
+      <w:r>
+        <w:rPr>
+          <w:rFonts w:ascii="Calibri" w:hAnsi="Calibri" w:cs="Calibri"/>
           <w:sz w:val="36"/>
           <w:szCs w:val="36"/>
         </w:rPr>
@@ -246,14 +246,14 @@
         </w:numPr>
         <w:jc w:val="both"/>
         <w:rPr>
-          <w:rFonts w:ascii="Carlito" w:hAnsi="Carlito" w:cs="Carlito"/>
-          <w:sz w:val="36"/>
-          <w:szCs w:val="36"/>
-        </w:rPr>
-      </w:pPr>
-      <w:r>
-        <w:rPr>
-          <w:rFonts w:ascii="Carlito" w:hAnsi="Carlito" w:cs="Carlito"/>
+          <w:rFonts w:ascii="Calibri" w:hAnsi="Calibri" w:cs="Calibri"/>
+          <w:sz w:val="36"/>
+          <w:szCs w:val="36"/>
+        </w:rPr>
+      </w:pPr>
+      <w:r>
+        <w:rPr>
+          <w:rFonts w:ascii="Calibri" w:hAnsi="Calibri" w:cs="Calibri"/>
           <w:sz w:val="36"/>
           <w:szCs w:val="36"/>
         </w:rPr>
@@ -264,14 +264,14 @@
       <w:pPr>
         <w:jc w:val="both"/>
         <w:rPr>
-          <w:rFonts w:ascii="Carlito" w:hAnsi="Carlito" w:cs="Carlito"/>
-          <w:sz w:val="36"/>
-          <w:szCs w:val="36"/>
-        </w:rPr>
-      </w:pPr>
-      <w:r>
-        <w:rPr>
-          <w:rFonts w:ascii="Carlito" w:hAnsi="Carlito" w:cs="Carlito"/>
+          <w:rFonts w:ascii="Calibri" w:hAnsi="Calibri" w:cs="Calibri"/>
+          <w:sz w:val="36"/>
+          <w:szCs w:val="36"/>
+        </w:rPr>
+      </w:pPr>
+      <w:r>
+        <w:rPr>
+          <w:rFonts w:ascii="Calibri" w:hAnsi="Calibri" w:cs="Calibri"/>
           <w:sz w:val="36"/>
           <w:szCs w:val="36"/>
         </w:rPr>
@@ -279,7 +279,7 @@
       </w:r>
       <w:r>
         <w:rPr>
-          <w:rFonts w:ascii="Carlito" w:hAnsi="Carlito" w:cs="Carlito"/>
+          <w:rFonts w:ascii="Calibri" w:hAnsi="Calibri" w:cs="Calibri"/>
           <w:b/>
           <w:bCs/>
           <w:sz w:val="36"/>
@@ -289,7 +289,7 @@
       </w:r>
       <w:r>
         <w:rPr>
-          <w:rFonts w:ascii="Carlito" w:hAnsi="Carlito" w:cs="Carlito"/>
+          <w:rFonts w:ascii="Calibri" w:hAnsi="Calibri" w:cs="Calibri"/>
           <w:sz w:val="36"/>
           <w:szCs w:val="36"/>
         </w:rPr>
@@ -297,7 +297,7 @@
       </w:r>
       <w:r>
         <w:rPr>
-          <w:rFonts w:ascii="Carlito" w:hAnsi="Carlito" w:cs="Carlito"/>
+          <w:rFonts w:ascii="Calibri" w:hAnsi="Calibri" w:cs="Calibri"/>
           <w:b/>
           <w:bCs/>
           <w:sz w:val="36"/>
@@ -307,7 +307,7 @@
       </w:r>
       <w:r>
         <w:rPr>
-          <w:rFonts w:ascii="Carlito" w:hAnsi="Carlito" w:cs="Carlito"/>
+          <w:rFonts w:ascii="Calibri" w:hAnsi="Calibri" w:cs="Calibri"/>
           <w:sz w:val="36"/>
           <w:szCs w:val="36"/>
         </w:rPr>
@@ -315,7 +315,7 @@
       </w:r>
       <w:r>
         <w:rPr>
-          <w:rFonts w:ascii="Carlito" w:hAnsi="Carlito" w:cs="Carlito"/>
+          <w:rFonts w:ascii="Calibri" w:hAnsi="Calibri" w:cs="Calibri"/>
           <w:b/>
           <w:bCs/>
           <w:sz w:val="36"/>
@@ -325,7 +325,7 @@
       </w:r>
       <w:r>
         <w:rPr>
-          <w:rFonts w:ascii="Carlito" w:hAnsi="Carlito" w:cs="Carlito"/>
+          <w:rFonts w:ascii="Calibri" w:hAnsi="Calibri" w:cs="Calibri"/>
           <w:sz w:val="36"/>
           <w:szCs w:val="36"/>
         </w:rPr>
@@ -333,7 +333,7 @@
       </w:r>
       <w:r>
         <w:rPr>
-          <w:rFonts w:ascii="Carlito" w:hAnsi="Carlito" w:cs="Carlito"/>
+          <w:rFonts w:ascii="Calibri" w:hAnsi="Calibri" w:cs="Calibri"/>
           <w:b/>
           <w:bCs/>
           <w:sz w:val="36"/>
@@ -343,7 +343,7 @@
       </w:r>
       <w:r>
         <w:rPr>
-          <w:rFonts w:ascii="Carlito" w:hAnsi="Carlito" w:cs="Carlito"/>
+          <w:rFonts w:ascii="Calibri" w:hAnsi="Calibri" w:cs="Calibri"/>
           <w:sz w:val="36"/>
           <w:szCs w:val="36"/>
         </w:rPr>
@@ -354,26 +354,26 @@
       <w:pPr>
         <w:jc w:val="both"/>
         <w:rPr>
-          <w:rFonts w:ascii="Carlito" w:hAnsi="Carlito" w:cs="Carlito"/>
-          <w:sz w:val="36"/>
-          <w:szCs w:val="36"/>
-        </w:rPr>
-      </w:pPr>
-    </w:p>
-    <w:p>
-      <w:pPr>
-        <w:jc w:val="both"/>
-        <w:rPr>
-          <w:rFonts w:ascii="Carlito" w:hAnsi="Carlito" w:cs="Carlito"/>
-          <w:b/>
-          <w:bCs/>
-          <w:sz w:val="36"/>
-          <w:szCs w:val="36"/>
-        </w:rPr>
-      </w:pPr>
-      <w:r>
-        <w:rPr>
-          <w:rFonts w:ascii="Carlito" w:hAnsi="Carlito" w:cs="Carlito"/>
+          <w:rFonts w:ascii="Calibri" w:hAnsi="Calibri" w:cs="Calibri"/>
+          <w:sz w:val="36"/>
+          <w:szCs w:val="36"/>
+        </w:rPr>
+      </w:pPr>
+    </w:p>
+    <w:p>
+      <w:pPr>
+        <w:jc w:val="both"/>
+        <w:rPr>
+          <w:rFonts w:ascii="Calibri" w:hAnsi="Calibri" w:cs="Calibri"/>
+          <w:b/>
+          <w:bCs/>
+          <w:sz w:val="36"/>
+          <w:szCs w:val="36"/>
+        </w:rPr>
+      </w:pPr>
+      <w:r>
+        <w:rPr>
+          <w:rFonts w:ascii="Calibri" w:hAnsi="Calibri" w:cs="Calibri"/>
           <w:b/>
           <w:bCs/>
           <w:sz w:val="36"/>
@@ -386,14 +386,14 @@
       <w:pPr>
         <w:jc w:val="both"/>
         <w:rPr>
-          <w:rFonts w:ascii="Carlito" w:hAnsi="Carlito" w:cs="Carlito"/>
-          <w:sz w:val="36"/>
-          <w:szCs w:val="36"/>
-        </w:rPr>
-      </w:pPr>
-      <w:r>
-        <w:rPr>
-          <w:rFonts w:ascii="Carlito" w:hAnsi="Carlito" w:cs="Carlito"/>
+          <w:rFonts w:ascii="Calibri" w:hAnsi="Calibri" w:cs="Calibri"/>
+          <w:sz w:val="36"/>
+          <w:szCs w:val="36"/>
+        </w:rPr>
+      </w:pPr>
+      <w:r>
+        <w:rPr>
+          <w:rFonts w:ascii="Calibri" w:hAnsi="Calibri" w:cs="Calibri"/>
           <w:sz w:val="36"/>
           <w:szCs w:val="36"/>
         </w:rPr>
@@ -401,7 +401,7 @@
       </w:r>
       <w:r>
         <w:rPr>
-          <w:rFonts w:ascii="Carlito" w:hAnsi="Carlito" w:cs="Carlito"/>
+          <w:rFonts w:ascii="Calibri" w:hAnsi="Calibri" w:cs="Calibri"/>
           <w:sz w:val="36"/>
           <w:szCs w:val="36"/>
         </w:rPr>
@@ -412,14 +412,14 @@
       <w:pPr>
         <w:jc w:val="both"/>
         <w:rPr>
-          <w:rFonts w:ascii="Carlito" w:hAnsi="Carlito" w:cs="Carlito"/>
-          <w:sz w:val="36"/>
-          <w:szCs w:val="36"/>
-        </w:rPr>
-      </w:pPr>
-      <w:r>
-        <w:rPr>
-          <w:rFonts w:ascii="Carlito" w:hAnsi="Carlito" w:cs="Carlito"/>
+          <w:rFonts w:ascii="Calibri" w:hAnsi="Calibri" w:cs="Calibri"/>
+          <w:sz w:val="36"/>
+          <w:szCs w:val="36"/>
+        </w:rPr>
+      </w:pPr>
+      <w:r>
+        <w:rPr>
+          <w:rFonts w:ascii="Calibri" w:hAnsi="Calibri" w:cs="Calibri"/>
           <w:sz w:val="36"/>
           <w:szCs w:val="36"/>
         </w:rPr>
@@ -427,7 +427,7 @@
       </w:r>
       <w:r>
         <w:rPr>
-          <w:rFonts w:ascii="Carlito" w:hAnsi="Carlito" w:cs="Carlito"/>
+          <w:rFonts w:ascii="Calibri" w:hAnsi="Calibri" w:cs="Calibri"/>
           <w:b/>
           <w:bCs/>
           <w:sz w:val="36"/>
@@ -437,7 +437,7 @@
       </w:r>
       <w:r>
         <w:rPr>
-          <w:rFonts w:ascii="Carlito" w:hAnsi="Carlito" w:cs="Carlito"/>
+          <w:rFonts w:ascii="Calibri" w:hAnsi="Calibri" w:cs="Calibri"/>
           <w:sz w:val="36"/>
           <w:szCs w:val="36"/>
         </w:rPr>
@@ -445,7 +445,7 @@
       </w:r>
       <w:r>
         <w:rPr>
-          <w:rFonts w:ascii="Carlito" w:hAnsi="Carlito" w:cs="Carlito"/>
+          <w:rFonts w:ascii="Calibri" w:hAnsi="Calibri" w:cs="Calibri"/>
           <w:sz w:val="36"/>
           <w:szCs w:val="36"/>
         </w:rPr>
@@ -453,7 +453,7 @@
       </w:r>
       <w:r>
         <w:rPr>
-          <w:rFonts w:ascii="Carlito" w:hAnsi="Carlito" w:cs="Carlito"/>
+          <w:rFonts w:ascii="Calibri" w:hAnsi="Calibri" w:cs="Calibri"/>
           <w:b/>
           <w:bCs/>
           <w:sz w:val="36"/>
@@ -463,7 +463,7 @@
       </w:r>
       <w:r>
         <w:rPr>
-          <w:rFonts w:ascii="Carlito" w:hAnsi="Carlito" w:cs="Carlito"/>
+          <w:rFonts w:ascii="Calibri" w:hAnsi="Calibri" w:cs="Calibri"/>
           <w:sz w:val="36"/>
           <w:szCs w:val="36"/>
         </w:rPr>
@@ -471,7 +471,7 @@
       </w:r>
       <w:r>
         <w:rPr>
-          <w:rFonts w:ascii="Carlito" w:hAnsi="Carlito" w:cs="Carlito"/>
+          <w:rFonts w:ascii="Calibri" w:hAnsi="Calibri" w:cs="Calibri"/>
           <w:b/>
           <w:bCs/>
           <w:sz w:val="36"/>
@@ -481,7 +481,7 @@
       </w:r>
       <w:r>
         <w:rPr>
-          <w:rFonts w:ascii="Carlito" w:hAnsi="Carlito" w:cs="Carlito"/>
+          <w:rFonts w:ascii="Calibri" w:hAnsi="Calibri" w:cs="Calibri"/>
           <w:sz w:val="36"/>
           <w:szCs w:val="36"/>
         </w:rPr>
@@ -489,7 +489,7 @@
       </w:r>
       <w:r>
         <w:rPr>
-          <w:rFonts w:ascii="Carlito" w:hAnsi="Carlito" w:cs="Carlito"/>
+          <w:rFonts w:ascii="Calibri" w:hAnsi="Calibri" w:cs="Calibri"/>
           <w:sz w:val="36"/>
           <w:szCs w:val="36"/>
         </w:rPr>
@@ -505,14 +505,14 @@
         </w:numPr>
         <w:jc w:val="both"/>
         <w:rPr>
-          <w:rFonts w:ascii="Carlito" w:hAnsi="Carlito" w:cs="Carlito"/>
-          <w:sz w:val="36"/>
-          <w:szCs w:val="36"/>
-        </w:rPr>
-      </w:pPr>
-      <w:r>
-        <w:rPr>
-          <w:rFonts w:ascii="Carlito" w:hAnsi="Carlito" w:cs="Carlito"/>
+          <w:rFonts w:ascii="Calibri" w:hAnsi="Calibri" w:cs="Calibri"/>
+          <w:sz w:val="36"/>
+          <w:szCs w:val="36"/>
+        </w:rPr>
+      </w:pPr>
+      <w:r>
+        <w:rPr>
+          <w:rFonts w:ascii="Calibri" w:hAnsi="Calibri" w:cs="Calibri"/>
           <w:b/>
           <w:bCs/>
           <w:sz w:val="36"/>
@@ -522,7 +522,7 @@
       </w:r>
       <w:r>
         <w:rPr>
-          <w:rFonts w:ascii="Carlito" w:hAnsi="Carlito" w:cs="Carlito"/>
+          <w:rFonts w:ascii="Calibri" w:hAnsi="Calibri" w:cs="Calibri"/>
           <w:sz w:val="36"/>
           <w:szCs w:val="36"/>
         </w:rPr>
@@ -538,14 +538,14 @@
         </w:numPr>
         <w:jc w:val="both"/>
         <w:rPr>
-          <w:rFonts w:ascii="Carlito" w:hAnsi="Carlito" w:cs="Carlito"/>
-          <w:sz w:val="36"/>
-          <w:szCs w:val="36"/>
-        </w:rPr>
-      </w:pPr>
-      <w:r>
-        <w:rPr>
-          <w:rFonts w:ascii="Carlito" w:hAnsi="Carlito" w:cs="Carlito"/>
+          <w:rFonts w:ascii="Calibri" w:hAnsi="Calibri" w:cs="Calibri"/>
+          <w:sz w:val="36"/>
+          <w:szCs w:val="36"/>
+        </w:rPr>
+      </w:pPr>
+      <w:r>
+        <w:rPr>
+          <w:rFonts w:ascii="Calibri" w:hAnsi="Calibri" w:cs="Calibri"/>
           <w:b/>
           <w:bCs/>
           <w:sz w:val="36"/>
@@ -555,7 +555,7 @@
       </w:r>
       <w:r>
         <w:rPr>
-          <w:rFonts w:ascii="Carlito" w:hAnsi="Carlito" w:cs="Carlito"/>
+          <w:rFonts w:ascii="Calibri" w:hAnsi="Calibri" w:cs="Calibri"/>
           <w:sz w:val="36"/>
           <w:szCs w:val="36"/>
         </w:rPr>
@@ -571,14 +571,14 @@
         </w:numPr>
         <w:jc w:val="both"/>
         <w:rPr>
-          <w:rFonts w:ascii="Carlito" w:hAnsi="Carlito" w:cs="Carlito"/>
-          <w:sz w:val="36"/>
-          <w:szCs w:val="36"/>
-        </w:rPr>
-      </w:pPr>
-      <w:r>
-        <w:rPr>
-          <w:rFonts w:ascii="Carlito" w:hAnsi="Carlito" w:cs="Carlito"/>
+          <w:rFonts w:ascii="Calibri" w:hAnsi="Calibri" w:cs="Calibri"/>
+          <w:sz w:val="36"/>
+          <w:szCs w:val="36"/>
+        </w:rPr>
+      </w:pPr>
+      <w:r>
+        <w:rPr>
+          <w:rFonts w:ascii="Calibri" w:hAnsi="Calibri" w:cs="Calibri"/>
           <w:b/>
           <w:bCs/>
           <w:sz w:val="36"/>
@@ -588,7 +588,7 @@
       </w:r>
       <w:r>
         <w:rPr>
-          <w:rFonts w:ascii="Carlito" w:hAnsi="Carlito" w:cs="Carlito"/>
+          <w:rFonts w:ascii="Calibri" w:hAnsi="Calibri" w:cs="Calibri"/>
           <w:sz w:val="36"/>
           <w:szCs w:val="36"/>
         </w:rPr>
@@ -599,14 +599,14 @@
       <w:pPr>
         <w:jc w:val="both"/>
         <w:rPr>
-          <w:rFonts w:ascii="Carlito" w:hAnsi="Carlito" w:cs="Carlito"/>
-          <w:sz w:val="36"/>
-          <w:szCs w:val="36"/>
-        </w:rPr>
-      </w:pPr>
-      <w:r>
-        <w:rPr>
-          <w:rFonts w:ascii="Carlito" w:hAnsi="Carlito" w:cs="Carlito"/>
+          <w:rFonts w:ascii="Calibri" w:hAnsi="Calibri" w:cs="Calibri"/>
+          <w:sz w:val="36"/>
+          <w:szCs w:val="36"/>
+        </w:rPr>
+      </w:pPr>
+      <w:r>
+        <w:rPr>
+          <w:rFonts w:ascii="Calibri" w:hAnsi="Calibri" w:cs="Calibri"/>
           <w:sz w:val="36"/>
           <w:szCs w:val="36"/>
         </w:rPr>
@@ -615,7 +615,7 @@
       </w:r>
       <w:r>
         <w:rPr>
-          <w:rFonts w:ascii="Carlito" w:hAnsi="Carlito" w:cs="Carlito"/>
+          <w:rFonts w:ascii="Calibri" w:hAnsi="Calibri" w:cs="Calibri"/>
           <w:b/>
           <w:bCs/>
           <w:sz w:val="36"/>
@@ -625,7 +625,7 @@
       </w:r>
       <w:r>
         <w:rPr>
-          <w:rFonts w:ascii="Carlito" w:hAnsi="Carlito" w:cs="Carlito"/>
+          <w:rFonts w:ascii="Calibri" w:hAnsi="Calibri" w:cs="Calibri"/>
           <w:sz w:val="36"/>
           <w:szCs w:val="36"/>
         </w:rPr>
@@ -636,14 +636,14 @@
       <w:pPr>
         <w:jc w:val="both"/>
         <w:rPr>
-          <w:rFonts w:ascii="Carlito" w:hAnsi="Carlito" w:cs="Carlito"/>
-          <w:sz w:val="36"/>
-          <w:szCs w:val="36"/>
-        </w:rPr>
-      </w:pPr>
-      <w:r>
-        <w:rPr>
-          <w:rFonts w:ascii="Carlito" w:hAnsi="Carlito" w:cs="Carlito"/>
+          <w:rFonts w:ascii="Calibri" w:hAnsi="Calibri" w:cs="Calibri"/>
+          <w:sz w:val="36"/>
+          <w:szCs w:val="36"/>
+        </w:rPr>
+      </w:pPr>
+      <w:r>
+        <w:rPr>
+          <w:rFonts w:ascii="Calibri" w:hAnsi="Calibri" w:cs="Calibri"/>
           <w:sz w:val="36"/>
           <w:szCs w:val="36"/>
         </w:rPr>
@@ -651,7 +651,7 @@
       </w:r>
       <w:r>
         <w:rPr>
-          <w:rFonts w:ascii="Carlito" w:hAnsi="Carlito" w:cs="Carlito"/>
+          <w:rFonts w:ascii="Calibri" w:hAnsi="Calibri" w:cs="Calibri"/>
           <w:b/>
           <w:bCs/>
           <w:sz w:val="36"/>
@@ -661,7 +661,7 @@
       </w:r>
       <w:r>
         <w:rPr>
-          <w:rFonts w:ascii="Carlito" w:hAnsi="Carlito" w:cs="Carlito"/>
+          <w:rFonts w:ascii="Calibri" w:hAnsi="Calibri" w:cs="Calibri"/>
           <w:sz w:val="36"/>
           <w:szCs w:val="36"/>
         </w:rPr>
@@ -669,7 +669,7 @@
       </w:r>
       <w:r>
         <w:rPr>
-          <w:rFonts w:ascii="Carlito" w:hAnsi="Carlito" w:cs="Carlito"/>
+          <w:rFonts w:ascii="Calibri" w:hAnsi="Calibri" w:cs="Calibri"/>
           <w:sz w:val="36"/>
           <w:szCs w:val="36"/>
         </w:rPr>
@@ -680,14 +680,14 @@
       <w:pPr>
         <w:jc w:val="both"/>
         <w:rPr>
-          <w:rFonts w:ascii="Carlito" w:hAnsi="Carlito" w:cs="Carlito"/>
-          <w:sz w:val="36"/>
-          <w:szCs w:val="36"/>
-        </w:rPr>
-      </w:pPr>
-      <w:r>
-        <w:rPr>
-          <w:rFonts w:ascii="Carlito" w:hAnsi="Carlito" w:cs="Carlito"/>
+          <w:rFonts w:ascii="Calibri" w:hAnsi="Calibri" w:cs="Calibri"/>
+          <w:sz w:val="36"/>
+          <w:szCs w:val="36"/>
+        </w:rPr>
+      </w:pPr>
+      <w:r>
+        <w:rPr>
+          <w:rFonts w:ascii="Calibri" w:hAnsi="Calibri" w:cs="Calibri"/>
           <w:sz w:val="36"/>
           <w:szCs w:val="36"/>
         </w:rPr>
@@ -695,7 +695,7 @@
       </w:r>
       <w:r>
         <w:rPr>
-          <w:rFonts w:ascii="Carlito" w:hAnsi="Carlito" w:cs="Carlito"/>
+          <w:rFonts w:ascii="Calibri" w:hAnsi="Calibri" w:cs="Calibri"/>
           <w:b/>
           <w:bCs/>
           <w:sz w:val="36"/>
@@ -705,7 +705,7 @@
       </w:r>
       <w:r>
         <w:rPr>
-          <w:rFonts w:ascii="Carlito" w:hAnsi="Carlito" w:cs="Carlito"/>
+          <w:rFonts w:ascii="Calibri" w:hAnsi="Calibri" w:cs="Calibri"/>
           <w:sz w:val="36"/>
           <w:szCs w:val="36"/>
         </w:rPr>
@@ -716,14 +716,14 @@
       <w:pPr>
         <w:jc w:val="both"/>
         <w:rPr>
-          <w:rFonts w:ascii="Carlito" w:hAnsi="Carlito" w:cs="Carlito"/>
-          <w:sz w:val="36"/>
-          <w:szCs w:val="36"/>
-        </w:rPr>
-      </w:pPr>
-      <w:r>
-        <w:rPr>
-          <w:rFonts w:ascii="Carlito" w:hAnsi="Carlito" w:cs="Carlito"/>
+          <w:rFonts w:ascii="Calibri" w:hAnsi="Calibri" w:cs="Calibri"/>
+          <w:sz w:val="36"/>
+          <w:szCs w:val="36"/>
+        </w:rPr>
+      </w:pPr>
+      <w:r>
+        <w:rPr>
+          <w:rFonts w:ascii="Calibri" w:hAnsi="Calibri" w:cs="Calibri"/>
           <w:sz w:val="36"/>
           <w:szCs w:val="36"/>
         </w:rPr>
@@ -731,7 +731,7 @@
       </w:r>
       <w:r>
         <w:rPr>
-          <w:rFonts w:ascii="Carlito" w:hAnsi="Carlito" w:cs="Carlito"/>
+          <w:rFonts w:ascii="Calibri" w:hAnsi="Calibri" w:cs="Calibri"/>
           <w:b/>
           <w:bCs/>
           <w:sz w:val="36"/>
@@ -741,7 +741,7 @@
       </w:r>
       <w:r>
         <w:rPr>
-          <w:rFonts w:ascii="Carlito" w:hAnsi="Carlito" w:cs="Carlito"/>
+          <w:rFonts w:ascii="Calibri" w:hAnsi="Calibri" w:cs="Calibri"/>
           <w:sz w:val="36"/>
           <w:szCs w:val="36"/>
         </w:rPr>
@@ -752,17 +752,17 @@
       <w:pPr>
         <w:jc w:val="both"/>
         <w:rPr>
-          <w:rFonts w:ascii="Carlito" w:hAnsi="Carlito" w:cs="Carlito"/>
-          <w:b/>
-          <w:bCs/>
-          <w:color w:val="D86DCB" w:themeColor="accent5" w:themeTint="99"/>
-          <w:sz w:val="36"/>
-          <w:szCs w:val="36"/>
-        </w:rPr>
-      </w:pPr>
-      <w:r>
-        <w:rPr>
-          <w:rFonts w:ascii="Carlito" w:hAnsi="Carlito" w:cs="Carlito"/>
+          <w:rFonts w:ascii="Calibri" w:hAnsi="Calibri" w:cs="Calibri"/>
+          <w:b/>
+          <w:bCs/>
+          <w:color w:val="D86DCB" w:themeColor="accent5" w:themeTint="99"/>
+          <w:sz w:val="36"/>
+          <w:szCs w:val="36"/>
+        </w:rPr>
+      </w:pPr>
+      <w:r>
+        <w:rPr>
+          <w:rFonts w:ascii="Calibri" w:hAnsi="Calibri" w:cs="Calibri"/>
           <w:b/>
           <w:bCs/>
           <w:color w:val="D86DCB" w:themeColor="accent5" w:themeTint="99"/>
@@ -776,17 +776,17 @@
       <w:pPr>
         <w:jc w:val="both"/>
         <w:rPr>
-          <w:rFonts w:ascii="Carlito" w:hAnsi="Carlito" w:cs="Carlito"/>
-          <w:b/>
-          <w:bCs/>
-          <w:color w:val="D86DCB" w:themeColor="accent5" w:themeTint="99"/>
-          <w:sz w:val="36"/>
-          <w:szCs w:val="36"/>
-        </w:rPr>
-      </w:pPr>
-      <w:r>
-        <w:rPr>
-          <w:rFonts w:ascii="Carlito" w:hAnsi="Carlito" w:cs="Carlito"/>
+          <w:rFonts w:ascii="Calibri" w:hAnsi="Calibri" w:cs="Calibri"/>
+          <w:b/>
+          <w:bCs/>
+          <w:color w:val="D86DCB" w:themeColor="accent5" w:themeTint="99"/>
+          <w:sz w:val="36"/>
+          <w:szCs w:val="36"/>
+        </w:rPr>
+      </w:pPr>
+      <w:r>
+        <w:rPr>
+          <w:rFonts w:ascii="Calibri" w:hAnsi="Calibri" w:cs="Calibri"/>
           <w:b/>
           <w:bCs/>
           <w:color w:val="D86DCB" w:themeColor="accent5" w:themeTint="99"/>
@@ -800,17 +800,17 @@
       <w:pPr>
         <w:jc w:val="both"/>
         <w:rPr>
-          <w:rFonts w:ascii="Carlito" w:hAnsi="Carlito" w:cs="Carlito"/>
-          <w:b/>
-          <w:bCs/>
-          <w:color w:val="D86DCB" w:themeColor="accent5" w:themeTint="99"/>
-          <w:sz w:val="36"/>
-          <w:szCs w:val="36"/>
-        </w:rPr>
-      </w:pPr>
-      <w:r>
-        <w:rPr>
-          <w:rFonts w:ascii="Carlito" w:hAnsi="Carlito" w:cs="Carlito"/>
+          <w:rFonts w:ascii="Calibri" w:hAnsi="Calibri" w:cs="Calibri"/>
+          <w:b/>
+          <w:bCs/>
+          <w:color w:val="D86DCB" w:themeColor="accent5" w:themeTint="99"/>
+          <w:sz w:val="36"/>
+          <w:szCs w:val="36"/>
+        </w:rPr>
+      </w:pPr>
+      <w:r>
+        <w:rPr>
+          <w:rFonts w:ascii="Calibri" w:hAnsi="Calibri" w:cs="Calibri"/>
           <w:b/>
           <w:bCs/>
           <w:color w:val="D86DCB" w:themeColor="accent5" w:themeTint="99"/>
@@ -824,17 +824,17 @@
       <w:pPr>
         <w:jc w:val="both"/>
         <w:rPr>
-          <w:rFonts w:ascii="Carlito" w:hAnsi="Carlito" w:cs="Carlito"/>
-          <w:b/>
-          <w:bCs/>
-          <w:color w:val="D86DCB" w:themeColor="accent5" w:themeTint="99"/>
-          <w:sz w:val="36"/>
-          <w:szCs w:val="36"/>
-        </w:rPr>
-      </w:pPr>
-      <w:r>
-        <w:rPr>
-          <w:rFonts w:ascii="Carlito" w:hAnsi="Carlito" w:cs="Carlito"/>
+          <w:rFonts w:ascii="Calibri" w:hAnsi="Calibri" w:cs="Calibri"/>
+          <w:b/>
+          <w:bCs/>
+          <w:color w:val="D86DCB" w:themeColor="accent5" w:themeTint="99"/>
+          <w:sz w:val="36"/>
+          <w:szCs w:val="36"/>
+        </w:rPr>
+      </w:pPr>
+      <w:r>
+        <w:rPr>
+          <w:rFonts w:ascii="Calibri" w:hAnsi="Calibri" w:cs="Calibri"/>
           <w:b/>
           <w:bCs/>
           <w:color w:val="D86DCB" w:themeColor="accent5" w:themeTint="99"/>
@@ -848,17 +848,17 @@
       <w:pPr>
         <w:jc w:val="both"/>
         <w:rPr>
-          <w:rFonts w:ascii="Carlito" w:hAnsi="Carlito" w:cs="Carlito"/>
-          <w:b/>
-          <w:bCs/>
-          <w:color w:val="D86DCB" w:themeColor="accent5" w:themeTint="99"/>
-          <w:sz w:val="36"/>
-          <w:szCs w:val="36"/>
-        </w:rPr>
-      </w:pPr>
-      <w:r>
-        <w:rPr>
-          <w:rFonts w:ascii="Carlito" w:hAnsi="Carlito" w:cs="Carlito"/>
+          <w:rFonts w:ascii="Calibri" w:hAnsi="Calibri" w:cs="Calibri"/>
+          <w:b/>
+          <w:bCs/>
+          <w:color w:val="D86DCB" w:themeColor="accent5" w:themeTint="99"/>
+          <w:sz w:val="36"/>
+          <w:szCs w:val="36"/>
+        </w:rPr>
+      </w:pPr>
+      <w:r>
+        <w:rPr>
+          <w:rFonts w:ascii="Calibri" w:hAnsi="Calibri" w:cs="Calibri"/>
           <w:b/>
           <w:bCs/>
           <w:color w:val="D86DCB" w:themeColor="accent5" w:themeTint="99"/>
@@ -872,17 +872,17 @@
       <w:pPr>
         <w:jc w:val="both"/>
         <w:rPr>
-          <w:rFonts w:ascii="Carlito" w:hAnsi="Carlito" w:cs="Carlito"/>
-          <w:b/>
-          <w:bCs/>
-          <w:color w:val="D86DCB" w:themeColor="accent5" w:themeTint="99"/>
-          <w:sz w:val="36"/>
-          <w:szCs w:val="36"/>
-        </w:rPr>
-      </w:pPr>
-      <w:r>
-        <w:rPr>
-          <w:rFonts w:ascii="Carlito" w:hAnsi="Carlito" w:cs="Carlito"/>
+          <w:rFonts w:ascii="Calibri" w:hAnsi="Calibri" w:cs="Calibri"/>
+          <w:b/>
+          <w:bCs/>
+          <w:color w:val="D86DCB" w:themeColor="accent5" w:themeTint="99"/>
+          <w:sz w:val="36"/>
+          <w:szCs w:val="36"/>
+        </w:rPr>
+      </w:pPr>
+      <w:r>
+        <w:rPr>
+          <w:rFonts w:ascii="Calibri" w:hAnsi="Calibri" w:cs="Calibri"/>
           <w:b/>
           <w:bCs/>
           <w:color w:val="D86DCB" w:themeColor="accent5" w:themeTint="99"/>
@@ -896,17 +896,17 @@
       <w:pPr>
         <w:jc w:val="both"/>
         <w:rPr>
-          <w:rFonts w:ascii="Carlito" w:hAnsi="Carlito" w:cs="Carlito"/>
-          <w:b/>
-          <w:bCs/>
-          <w:color w:val="D86DCB" w:themeColor="accent5" w:themeTint="99"/>
-          <w:sz w:val="36"/>
-          <w:szCs w:val="36"/>
-        </w:rPr>
-      </w:pPr>
-      <w:r>
-        <w:rPr>
-          <w:rFonts w:ascii="Carlito" w:hAnsi="Carlito" w:cs="Carlito"/>
+          <w:rFonts w:ascii="Calibri" w:hAnsi="Calibri" w:cs="Calibri"/>
+          <w:b/>
+          <w:bCs/>
+          <w:color w:val="D86DCB" w:themeColor="accent5" w:themeTint="99"/>
+          <w:sz w:val="36"/>
+          <w:szCs w:val="36"/>
+        </w:rPr>
+      </w:pPr>
+      <w:r>
+        <w:rPr>
+          <w:rFonts w:ascii="Calibri" w:hAnsi="Calibri" w:cs="Calibri"/>
           <w:b/>
           <w:bCs/>
           <w:color w:val="D86DCB" w:themeColor="accent5" w:themeTint="99"/>
@@ -920,17 +920,17 @@
       <w:pPr>
         <w:jc w:val="both"/>
         <w:rPr>
-          <w:rFonts w:ascii="Carlito" w:hAnsi="Carlito" w:cs="Carlito"/>
-          <w:b/>
-          <w:bCs/>
-          <w:color w:val="D86DCB" w:themeColor="accent5" w:themeTint="99"/>
-          <w:sz w:val="36"/>
-          <w:szCs w:val="36"/>
-        </w:rPr>
-      </w:pPr>
-      <w:r>
-        <w:rPr>
-          <w:rFonts w:ascii="Carlito" w:hAnsi="Carlito" w:cs="Carlito"/>
+          <w:rFonts w:ascii="Calibri" w:hAnsi="Calibri" w:cs="Calibri"/>
+          <w:b/>
+          <w:bCs/>
+          <w:color w:val="D86DCB" w:themeColor="accent5" w:themeTint="99"/>
+          <w:sz w:val="36"/>
+          <w:szCs w:val="36"/>
+        </w:rPr>
+      </w:pPr>
+      <w:r>
+        <w:rPr>
+          <w:rFonts w:ascii="Calibri" w:hAnsi="Calibri" w:cs="Calibri"/>
           <w:b/>
           <w:bCs/>
           <w:color w:val="D86DCB" w:themeColor="accent5" w:themeTint="99"/>
@@ -944,26 +944,26 @@
       <w:pPr>
         <w:jc w:val="both"/>
         <w:rPr>
-          <w:rFonts w:ascii="Carlito" w:hAnsi="Carlito" w:cs="Carlito"/>
-          <w:sz w:val="36"/>
-          <w:szCs w:val="36"/>
-        </w:rPr>
-      </w:pPr>
-    </w:p>
-    <w:p>
-      <w:pPr>
-        <w:jc w:val="both"/>
-        <w:rPr>
-          <w:rFonts w:ascii="Carlito" w:hAnsi="Carlito" w:cs="Carlito"/>
-          <w:b/>
-          <w:bCs/>
-          <w:sz w:val="36"/>
-          <w:szCs w:val="36"/>
-        </w:rPr>
-      </w:pPr>
-      <w:r>
-        <w:rPr>
-          <w:rFonts w:ascii="Carlito" w:hAnsi="Carlito" w:cs="Carlito"/>
+          <w:rFonts w:ascii="Calibri" w:hAnsi="Calibri" w:cs="Calibri"/>
+          <w:sz w:val="36"/>
+          <w:szCs w:val="36"/>
+        </w:rPr>
+      </w:pPr>
+    </w:p>
+    <w:p>
+      <w:pPr>
+        <w:jc w:val="both"/>
+        <w:rPr>
+          <w:rFonts w:ascii="Calibri" w:hAnsi="Calibri" w:cs="Calibri"/>
+          <w:b/>
+          <w:bCs/>
+          <w:sz w:val="36"/>
+          <w:szCs w:val="36"/>
+        </w:rPr>
+      </w:pPr>
+      <w:r>
+        <w:rPr>
+          <w:rFonts w:ascii="Calibri" w:hAnsi="Calibri" w:cs="Calibri"/>
           <w:b/>
           <w:bCs/>
           <w:sz w:val="36"/>
@@ -976,14 +976,14 @@
       <w:pPr>
         <w:jc w:val="both"/>
         <w:rPr>
-          <w:rFonts w:ascii="Carlito" w:hAnsi="Carlito" w:cs="Carlito"/>
-          <w:sz w:val="36"/>
-          <w:szCs w:val="36"/>
-        </w:rPr>
-      </w:pPr>
-      <w:r>
-        <w:rPr>
-          <w:rFonts w:ascii="Carlito" w:hAnsi="Carlito" w:cs="Carlito"/>
+          <w:rFonts w:ascii="Calibri" w:hAnsi="Calibri" w:cs="Calibri"/>
+          <w:sz w:val="36"/>
+          <w:szCs w:val="36"/>
+        </w:rPr>
+      </w:pPr>
+      <w:r>
+        <w:rPr>
+          <w:rFonts w:ascii="Calibri" w:hAnsi="Calibri" w:cs="Calibri"/>
           <w:sz w:val="36"/>
           <w:szCs w:val="36"/>
         </w:rPr>
@@ -991,7 +991,7 @@
       </w:r>
       <w:r>
         <w:rPr>
-          <w:rFonts w:ascii="Carlito" w:hAnsi="Carlito" w:cs="Carlito"/>
+          <w:rFonts w:ascii="Calibri" w:hAnsi="Calibri" w:cs="Calibri"/>
           <w:sz w:val="36"/>
           <w:szCs w:val="36"/>
         </w:rPr>
@@ -1007,14 +1007,14 @@
         </w:numPr>
         <w:jc w:val="both"/>
         <w:rPr>
-          <w:rFonts w:ascii="Carlito" w:hAnsi="Carlito" w:cs="Carlito"/>
-          <w:sz w:val="36"/>
-          <w:szCs w:val="36"/>
-        </w:rPr>
-      </w:pPr>
-      <w:r>
-        <w:rPr>
-          <w:rFonts w:ascii="Carlito" w:hAnsi="Carlito" w:cs="Carlito"/>
+          <w:rFonts w:ascii="Calibri" w:hAnsi="Calibri" w:cs="Calibri"/>
+          <w:sz w:val="36"/>
+          <w:szCs w:val="36"/>
+        </w:rPr>
+      </w:pPr>
+      <w:r>
+        <w:rPr>
+          <w:rFonts w:ascii="Calibri" w:hAnsi="Calibri" w:cs="Calibri"/>
           <w:sz w:val="36"/>
           <w:szCs w:val="36"/>
         </w:rPr>
@@ -1030,14 +1030,14 @@
         </w:numPr>
         <w:jc w:val="both"/>
         <w:rPr>
-          <w:rFonts w:ascii="Carlito" w:hAnsi="Carlito" w:cs="Carlito"/>
-          <w:sz w:val="36"/>
-          <w:szCs w:val="36"/>
-        </w:rPr>
-      </w:pPr>
-      <w:r>
-        <w:rPr>
-          <w:rFonts w:ascii="Carlito" w:hAnsi="Carlito" w:cs="Carlito"/>
+          <w:rFonts w:ascii="Calibri" w:hAnsi="Calibri" w:cs="Calibri"/>
+          <w:sz w:val="36"/>
+          <w:szCs w:val="36"/>
+        </w:rPr>
+      </w:pPr>
+      <w:r>
+        <w:rPr>
+          <w:rFonts w:ascii="Calibri" w:hAnsi="Calibri" w:cs="Calibri"/>
           <w:sz w:val="36"/>
           <w:szCs w:val="36"/>
         </w:rPr>
@@ -1053,14 +1053,14 @@
         </w:numPr>
         <w:jc w:val="both"/>
         <w:rPr>
-          <w:rFonts w:ascii="Carlito" w:hAnsi="Carlito" w:cs="Carlito"/>
-          <w:sz w:val="36"/>
-          <w:szCs w:val="36"/>
-        </w:rPr>
-      </w:pPr>
-      <w:r>
-        <w:rPr>
-          <w:rFonts w:ascii="Carlito" w:hAnsi="Carlito" w:cs="Carlito"/>
+          <w:rFonts w:ascii="Calibri" w:hAnsi="Calibri" w:cs="Calibri"/>
+          <w:sz w:val="36"/>
+          <w:szCs w:val="36"/>
+        </w:rPr>
+      </w:pPr>
+      <w:r>
+        <w:rPr>
+          <w:rFonts w:ascii="Calibri" w:hAnsi="Calibri" w:cs="Calibri"/>
           <w:sz w:val="36"/>
           <w:szCs w:val="36"/>
         </w:rPr>
@@ -1071,14 +1071,14 @@
       <w:pPr>
         <w:jc w:val="both"/>
         <w:rPr>
-          <w:rFonts w:ascii="Carlito" w:hAnsi="Carlito" w:cs="Carlito"/>
-          <w:sz w:val="36"/>
-          <w:szCs w:val="36"/>
-        </w:rPr>
-      </w:pPr>
-      <w:r>
-        <w:rPr>
-          <w:rFonts w:ascii="Carlito" w:hAnsi="Carlito" w:cs="Carlito"/>
+          <w:rFonts w:ascii="Calibri" w:hAnsi="Calibri" w:cs="Calibri"/>
+          <w:sz w:val="36"/>
+          <w:szCs w:val="36"/>
+        </w:rPr>
+      </w:pPr>
+      <w:r>
+        <w:rPr>
+          <w:rFonts w:ascii="Calibri" w:hAnsi="Calibri" w:cs="Calibri"/>
           <w:sz w:val="36"/>
           <w:szCs w:val="36"/>
         </w:rPr>
@@ -1086,7 +1086,7 @@
       </w:r>
       <w:r>
         <w:rPr>
-          <w:rFonts w:ascii="Carlito" w:hAnsi="Carlito" w:cs="Carlito"/>
+          <w:rFonts w:ascii="Calibri" w:hAnsi="Calibri" w:cs="Calibri"/>
           <w:sz w:val="36"/>
           <w:szCs w:val="36"/>
         </w:rPr>
@@ -1094,7 +1094,7 @@
       </w:r>
       <w:r>
         <w:rPr>
-          <w:rFonts w:ascii="Carlito" w:hAnsi="Carlito" w:cs="Carlito"/>
+          <w:rFonts w:ascii="Calibri" w:hAnsi="Calibri" w:cs="Calibri"/>
           <w:b/>
           <w:bCs/>
           <w:sz w:val="36"/>
@@ -1104,7 +1104,7 @@
       </w:r>
       <w:r>
         <w:rPr>
-          <w:rFonts w:ascii="Carlito" w:hAnsi="Carlito" w:cs="Carlito"/>
+          <w:rFonts w:ascii="Calibri" w:hAnsi="Calibri" w:cs="Calibri"/>
           <w:sz w:val="36"/>
           <w:szCs w:val="36"/>
         </w:rPr>
@@ -1112,7 +1112,7 @@
       </w:r>
       <w:r>
         <w:rPr>
-          <w:rFonts w:ascii="Carlito" w:hAnsi="Carlito" w:cs="Carlito"/>
+          <w:rFonts w:ascii="Calibri" w:hAnsi="Calibri" w:cs="Calibri"/>
           <w:sz w:val="36"/>
           <w:szCs w:val="36"/>
         </w:rPr>
@@ -1120,7 +1120,7 @@
       </w:r>
       <w:r>
         <w:rPr>
-          <w:rFonts w:ascii="Carlito" w:hAnsi="Carlito" w:cs="Carlito"/>
+          <w:rFonts w:ascii="Calibri" w:hAnsi="Calibri" w:cs="Calibri"/>
           <w:b/>
           <w:bCs/>
           <w:sz w:val="36"/>
@@ -1130,7 +1130,7 @@
       </w:r>
       <w:r>
         <w:rPr>
-          <w:rFonts w:ascii="Carlito" w:hAnsi="Carlito" w:cs="Carlito"/>
+          <w:rFonts w:ascii="Calibri" w:hAnsi="Calibri" w:cs="Calibri"/>
           <w:sz w:val="36"/>
           <w:szCs w:val="36"/>
         </w:rPr>
@@ -1138,7 +1138,7 @@
       </w:r>
       <w:r>
         <w:rPr>
-          <w:rFonts w:ascii="Carlito" w:hAnsi="Carlito" w:cs="Carlito"/>
+          <w:rFonts w:ascii="Calibri" w:hAnsi="Calibri" w:cs="Calibri"/>
           <w:sz w:val="36"/>
           <w:szCs w:val="36"/>
         </w:rPr>
@@ -1150,14 +1150,14 @@
       <w:pPr>
         <w:jc w:val="both"/>
         <w:rPr>
-          <w:rFonts w:ascii="Carlito" w:hAnsi="Carlito" w:cs="Carlito"/>
-          <w:sz w:val="36"/>
-          <w:szCs w:val="36"/>
-        </w:rPr>
-      </w:pPr>
-      <w:r>
-        <w:rPr>
-          <w:rFonts w:ascii="Carlito" w:hAnsi="Carlito" w:cs="Carlito"/>
+          <w:rFonts w:ascii="Calibri" w:hAnsi="Calibri" w:cs="Calibri"/>
+          <w:sz w:val="36"/>
+          <w:szCs w:val="36"/>
+        </w:rPr>
+      </w:pPr>
+      <w:r>
+        <w:rPr>
+          <w:rFonts w:ascii="Calibri" w:hAnsi="Calibri" w:cs="Calibri"/>
           <w:sz w:val="36"/>
           <w:szCs w:val="36"/>
         </w:rPr>
@@ -1165,7 +1165,7 @@
       </w:r>
       <w:r>
         <w:rPr>
-          <w:rFonts w:ascii="Carlito" w:hAnsi="Carlito" w:cs="Carlito"/>
+          <w:rFonts w:ascii="Calibri" w:hAnsi="Calibri" w:cs="Calibri"/>
           <w:b/>
           <w:bCs/>
           <w:sz w:val="36"/>
@@ -1175,7 +1175,7 @@
       </w:r>
       <w:r>
         <w:rPr>
-          <w:rFonts w:ascii="Carlito" w:hAnsi="Carlito" w:cs="Carlito"/>
+          <w:rFonts w:ascii="Calibri" w:hAnsi="Calibri" w:cs="Calibri"/>
           <w:sz w:val="36"/>
           <w:szCs w:val="36"/>
         </w:rPr>
@@ -1183,7 +1183,7 @@
       </w:r>
       <w:r>
         <w:rPr>
-          <w:rFonts w:ascii="Carlito" w:hAnsi="Carlito" w:cs="Carlito"/>
+          <w:rFonts w:ascii="Calibri" w:hAnsi="Calibri" w:cs="Calibri"/>
           <w:b/>
           <w:bCs/>
           <w:sz w:val="36"/>
@@ -1193,7 +1193,7 @@
       </w:r>
       <w:r>
         <w:rPr>
-          <w:rFonts w:ascii="Carlito" w:hAnsi="Carlito" w:cs="Carlito"/>
+          <w:rFonts w:ascii="Calibri" w:hAnsi="Calibri" w:cs="Calibri"/>
           <w:sz w:val="36"/>
           <w:szCs w:val="36"/>
         </w:rPr>
@@ -1201,7 +1201,7 @@
       </w:r>
       <w:r>
         <w:rPr>
-          <w:rFonts w:ascii="Carlito" w:hAnsi="Carlito" w:cs="Carlito"/>
+          <w:rFonts w:ascii="Calibri" w:hAnsi="Calibri" w:cs="Calibri"/>
           <w:b/>
           <w:bCs/>
           <w:sz w:val="36"/>
@@ -1211,7 +1211,7 @@
       </w:r>
       <w:r>
         <w:rPr>
-          <w:rFonts w:ascii="Carlito" w:hAnsi="Carlito" w:cs="Carlito"/>
+          <w:rFonts w:ascii="Calibri" w:hAnsi="Calibri" w:cs="Calibri"/>
           <w:sz w:val="36"/>
           <w:szCs w:val="36"/>
         </w:rPr>
@@ -1219,7 +1219,7 @@
       </w:r>
       <w:r>
         <w:rPr>
-          <w:rFonts w:ascii="Carlito" w:hAnsi="Carlito" w:cs="Carlito"/>
+          <w:rFonts w:ascii="Calibri" w:hAnsi="Calibri" w:cs="Calibri"/>
           <w:b/>
           <w:bCs/>
           <w:sz w:val="36"/>
@@ -1229,7 +1229,7 @@
       </w:r>
       <w:r>
         <w:rPr>
-          <w:rFonts w:ascii="Carlito" w:hAnsi="Carlito" w:cs="Carlito"/>
+          <w:rFonts w:ascii="Calibri" w:hAnsi="Calibri" w:cs="Calibri"/>
           <w:sz w:val="36"/>
           <w:szCs w:val="36"/>
         </w:rPr>
@@ -1240,14 +1240,14 @@
       <w:pPr>
         <w:jc w:val="both"/>
         <w:rPr>
-          <w:rFonts w:ascii="Carlito" w:hAnsi="Carlito" w:cs="Carlito"/>
-          <w:sz w:val="36"/>
-          <w:szCs w:val="36"/>
-        </w:rPr>
-      </w:pPr>
-      <w:r>
-        <w:rPr>
-          <w:rFonts w:ascii="Carlito" w:hAnsi="Carlito" w:cs="Carlito"/>
+          <w:rFonts w:ascii="Calibri" w:hAnsi="Calibri" w:cs="Calibri"/>
+          <w:sz w:val="36"/>
+          <w:szCs w:val="36"/>
+        </w:rPr>
+      </w:pPr>
+      <w:r>
+        <w:rPr>
+          <w:rFonts w:ascii="Calibri" w:hAnsi="Calibri" w:cs="Calibri"/>
           <w:sz w:val="36"/>
           <w:szCs w:val="36"/>
         </w:rPr>
@@ -1255,7 +1255,7 @@
       </w:r>
       <w:r>
         <w:rPr>
-          <w:rFonts w:ascii="Carlito" w:hAnsi="Carlito" w:cs="Carlito"/>
+          <w:rFonts w:ascii="Calibri" w:hAnsi="Calibri" w:cs="Calibri"/>
           <w:b/>
           <w:bCs/>
           <w:sz w:val="36"/>
@@ -1265,7 +1265,7 @@
       </w:r>
       <w:r>
         <w:rPr>
-          <w:rFonts w:ascii="Carlito" w:hAnsi="Carlito" w:cs="Carlito"/>
+          <w:rFonts w:ascii="Calibri" w:hAnsi="Calibri" w:cs="Calibri"/>
           <w:sz w:val="36"/>
           <w:szCs w:val="36"/>
         </w:rPr>
@@ -1273,7 +1273,7 @@
       </w:r>
       <w:r>
         <w:rPr>
-          <w:rFonts w:ascii="Carlito" w:hAnsi="Carlito" w:cs="Carlito"/>
+          <w:rFonts w:ascii="Calibri" w:hAnsi="Calibri" w:cs="Calibri"/>
           <w:sz w:val="36"/>
           <w:szCs w:val="36"/>
         </w:rPr>
@@ -1281,7 +1281,7 @@
       </w:r>
       <w:r>
         <w:rPr>
-          <w:rFonts w:ascii="Carlito" w:hAnsi="Carlito" w:cs="Carlito"/>
+          <w:rFonts w:ascii="Calibri" w:hAnsi="Calibri" w:cs="Calibri"/>
           <w:sz w:val="36"/>
           <w:szCs w:val="36"/>
         </w:rPr>
@@ -1297,14 +1297,14 @@
         </w:numPr>
         <w:jc w:val="both"/>
         <w:rPr>
-          <w:rFonts w:ascii="Carlito" w:hAnsi="Carlito" w:cs="Carlito"/>
-          <w:sz w:val="36"/>
-          <w:szCs w:val="36"/>
-        </w:rPr>
-      </w:pPr>
-      <w:r>
-        <w:rPr>
-          <w:rFonts w:ascii="Carlito" w:hAnsi="Carlito" w:cs="Carlito"/>
+          <w:rFonts w:ascii="Calibri" w:hAnsi="Calibri" w:cs="Calibri"/>
+          <w:sz w:val="36"/>
+          <w:szCs w:val="36"/>
+        </w:rPr>
+      </w:pPr>
+      <w:r>
+        <w:rPr>
+          <w:rFonts w:ascii="Calibri" w:hAnsi="Calibri" w:cs="Calibri"/>
           <w:b/>
           <w:bCs/>
           <w:sz w:val="36"/>
@@ -1314,7 +1314,7 @@
       </w:r>
       <w:r>
         <w:rPr>
-          <w:rFonts w:ascii="Carlito" w:hAnsi="Carlito" w:cs="Carlito"/>
+          <w:rFonts w:ascii="Calibri" w:hAnsi="Calibri" w:cs="Calibri"/>
           <w:sz w:val="36"/>
           <w:szCs w:val="36"/>
         </w:rPr>
@@ -1322,7 +1322,7 @@
       </w:r>
       <w:r>
         <w:rPr>
-          <w:rFonts w:ascii="Carlito" w:hAnsi="Carlito" w:cs="Carlito"/>
+          <w:rFonts w:ascii="Calibri" w:hAnsi="Calibri" w:cs="Calibri"/>
           <w:sz w:val="36"/>
           <w:szCs w:val="36"/>
         </w:rPr>
@@ -1338,14 +1338,14 @@
         </w:numPr>
         <w:jc w:val="both"/>
         <w:rPr>
-          <w:rFonts w:ascii="Carlito" w:hAnsi="Carlito" w:cs="Carlito"/>
-          <w:sz w:val="36"/>
-          <w:szCs w:val="36"/>
-        </w:rPr>
-      </w:pPr>
-      <w:r>
-        <w:rPr>
-          <w:rFonts w:ascii="Carlito" w:hAnsi="Carlito" w:cs="Carlito"/>
+          <w:rFonts w:ascii="Calibri" w:hAnsi="Calibri" w:cs="Calibri"/>
+          <w:sz w:val="36"/>
+          <w:szCs w:val="36"/>
+        </w:rPr>
+      </w:pPr>
+      <w:r>
+        <w:rPr>
+          <w:rFonts w:ascii="Calibri" w:hAnsi="Calibri" w:cs="Calibri"/>
           <w:b/>
           <w:bCs/>
           <w:sz w:val="36"/>
@@ -1355,7 +1355,7 @@
       </w:r>
       <w:r>
         <w:rPr>
-          <w:rFonts w:ascii="Carlito" w:hAnsi="Carlito" w:cs="Carlito"/>
+          <w:rFonts w:ascii="Calibri" w:hAnsi="Calibri" w:cs="Calibri"/>
           <w:sz w:val="36"/>
           <w:szCs w:val="36"/>
         </w:rPr>
@@ -1371,14 +1371,14 @@
         </w:numPr>
         <w:jc w:val="both"/>
         <w:rPr>
-          <w:rFonts w:ascii="Carlito" w:hAnsi="Carlito" w:cs="Carlito"/>
-          <w:sz w:val="36"/>
-          <w:szCs w:val="36"/>
-        </w:rPr>
-      </w:pPr>
-      <w:r>
-        <w:rPr>
-          <w:rFonts w:ascii="Carlito" w:hAnsi="Carlito" w:cs="Carlito"/>
+          <w:rFonts w:ascii="Calibri" w:hAnsi="Calibri" w:cs="Calibri"/>
+          <w:sz w:val="36"/>
+          <w:szCs w:val="36"/>
+        </w:rPr>
+      </w:pPr>
+      <w:r>
+        <w:rPr>
+          <w:rFonts w:ascii="Calibri" w:hAnsi="Calibri" w:cs="Calibri"/>
           <w:b/>
           <w:bCs/>
           <w:sz w:val="36"/>
@@ -1388,7 +1388,7 @@
       </w:r>
       <w:r>
         <w:rPr>
-          <w:rFonts w:ascii="Carlito" w:hAnsi="Carlito" w:cs="Carlito"/>
+          <w:rFonts w:ascii="Calibri" w:hAnsi="Calibri" w:cs="Calibri"/>
           <w:sz w:val="36"/>
           <w:szCs w:val="36"/>
         </w:rPr>
@@ -1396,7 +1396,7 @@
       </w:r>
       <w:r>
         <w:rPr>
-          <w:rFonts w:ascii="Carlito" w:hAnsi="Carlito" w:cs="Carlito"/>
+          <w:rFonts w:ascii="Calibri" w:hAnsi="Calibri" w:cs="Calibri"/>
           <w:sz w:val="36"/>
           <w:szCs w:val="36"/>
         </w:rPr>
@@ -1404,7 +1404,7 @@
       </w:r>
       <w:r>
         <w:rPr>
-          <w:rFonts w:ascii="Carlito" w:hAnsi="Carlito" w:cs="Carlito"/>
+          <w:rFonts w:ascii="Calibri" w:hAnsi="Calibri" w:cs="Calibri"/>
           <w:b/>
           <w:bCs/>
           <w:sz w:val="36"/>
@@ -1414,7 +1414,7 @@
       </w:r>
       <w:r>
         <w:rPr>
-          <w:rFonts w:ascii="Carlito" w:hAnsi="Carlito" w:cs="Carlito"/>
+          <w:rFonts w:ascii="Calibri" w:hAnsi="Calibri" w:cs="Calibri"/>
           <w:sz w:val="36"/>
           <w:szCs w:val="36"/>
         </w:rPr>
@@ -1430,14 +1430,14 @@
         </w:numPr>
         <w:jc w:val="both"/>
         <w:rPr>
-          <w:rFonts w:ascii="Carlito" w:hAnsi="Carlito" w:cs="Carlito"/>
-          <w:sz w:val="36"/>
-          <w:szCs w:val="36"/>
-        </w:rPr>
-      </w:pPr>
-      <w:r>
-        <w:rPr>
-          <w:rFonts w:ascii="Carlito" w:hAnsi="Carlito" w:cs="Carlito"/>
+          <w:rFonts w:ascii="Calibri" w:hAnsi="Calibri" w:cs="Calibri"/>
+          <w:sz w:val="36"/>
+          <w:szCs w:val="36"/>
+        </w:rPr>
+      </w:pPr>
+      <w:r>
+        <w:rPr>
+          <w:rFonts w:ascii="Calibri" w:hAnsi="Calibri" w:cs="Calibri"/>
           <w:b/>
           <w:bCs/>
           <w:sz w:val="36"/>
@@ -1447,7 +1447,7 @@
       </w:r>
       <w:r>
         <w:rPr>
-          <w:rFonts w:ascii="Carlito" w:hAnsi="Carlito" w:cs="Carlito"/>
+          <w:rFonts w:ascii="Calibri" w:hAnsi="Calibri" w:cs="Calibri"/>
           <w:sz w:val="36"/>
           <w:szCs w:val="36"/>
         </w:rPr>
@@ -1455,7 +1455,7 @@
       </w:r>
       <w:r>
         <w:rPr>
-          <w:rFonts w:ascii="Carlito" w:hAnsi="Carlito" w:cs="Carlito"/>
+          <w:rFonts w:ascii="Calibri" w:hAnsi="Calibri" w:cs="Calibri"/>
           <w:b/>
           <w:bCs/>
           <w:sz w:val="36"/>
@@ -1465,7 +1465,7 @@
       </w:r>
       <w:r>
         <w:rPr>
-          <w:rFonts w:ascii="Carlito" w:hAnsi="Carlito" w:cs="Carlito"/>
+          <w:rFonts w:ascii="Calibri" w:hAnsi="Calibri" w:cs="Calibri"/>
           <w:b/>
           <w:bCs/>
           <w:sz w:val="36"/>
@@ -1475,7 +1475,7 @@
       </w:r>
       <w:r>
         <w:rPr>
-          <w:rFonts w:ascii="Carlito" w:hAnsi="Carlito" w:cs="Carlito"/>
+          <w:rFonts w:ascii="Calibri" w:hAnsi="Calibri" w:cs="Calibri"/>
           <w:sz w:val="36"/>
           <w:szCs w:val="36"/>
         </w:rPr>
@@ -1491,14 +1491,14 @@
         </w:numPr>
         <w:jc w:val="both"/>
         <w:rPr>
-          <w:rFonts w:ascii="Carlito" w:hAnsi="Carlito" w:cs="Carlito"/>
-          <w:sz w:val="36"/>
-          <w:szCs w:val="36"/>
-        </w:rPr>
-      </w:pPr>
-      <w:r>
-        <w:rPr>
-          <w:rFonts w:ascii="Carlito" w:hAnsi="Carlito" w:cs="Carlito"/>
+          <w:rFonts w:ascii="Calibri" w:hAnsi="Calibri" w:cs="Calibri"/>
+          <w:sz w:val="36"/>
+          <w:szCs w:val="36"/>
+        </w:rPr>
+      </w:pPr>
+      <w:r>
+        <w:rPr>
+          <w:rFonts w:ascii="Calibri" w:hAnsi="Calibri" w:cs="Calibri"/>
           <w:b/>
           <w:bCs/>
           <w:sz w:val="36"/>
@@ -1508,7 +1508,7 @@
       </w:r>
       <w:r>
         <w:rPr>
-          <w:rFonts w:ascii="Carlito" w:hAnsi="Carlito" w:cs="Carlito"/>
+          <w:rFonts w:ascii="Calibri" w:hAnsi="Calibri" w:cs="Calibri"/>
           <w:sz w:val="36"/>
           <w:szCs w:val="36"/>
         </w:rPr>
@@ -1516,7 +1516,7 @@
       </w:r>
       <w:r>
         <w:rPr>
-          <w:rFonts w:ascii="Carlito" w:hAnsi="Carlito" w:cs="Carlito"/>
+          <w:rFonts w:ascii="Calibri" w:hAnsi="Calibri" w:cs="Calibri"/>
           <w:sz w:val="36"/>
           <w:szCs w:val="36"/>
         </w:rPr>
@@ -1532,14 +1532,14 @@
         </w:numPr>
         <w:jc w:val="both"/>
         <w:rPr>
-          <w:rFonts w:ascii="Carlito" w:hAnsi="Carlito" w:cs="Carlito"/>
-          <w:sz w:val="36"/>
-          <w:szCs w:val="36"/>
-        </w:rPr>
-      </w:pPr>
-      <w:r>
-        <w:rPr>
-          <w:rFonts w:ascii="Carlito" w:hAnsi="Carlito" w:cs="Carlito"/>
+          <w:rFonts w:ascii="Calibri" w:hAnsi="Calibri" w:cs="Calibri"/>
+          <w:sz w:val="36"/>
+          <w:szCs w:val="36"/>
+        </w:rPr>
+      </w:pPr>
+      <w:r>
+        <w:rPr>
+          <w:rFonts w:ascii="Calibri" w:hAnsi="Calibri" w:cs="Calibri"/>
           <w:sz w:val="36"/>
           <w:szCs w:val="36"/>
         </w:rPr>
@@ -1547,7 +1547,7 @@
       </w:r>
       <w:r>
         <w:rPr>
-          <w:rFonts w:ascii="Carlito" w:hAnsi="Carlito" w:cs="Carlito"/>
+          <w:rFonts w:ascii="Calibri" w:hAnsi="Calibri" w:cs="Calibri"/>
           <w:sz w:val="36"/>
           <w:szCs w:val="36"/>
         </w:rPr>
@@ -1555,7 +1555,7 @@
       </w:r>
       <w:r>
         <w:rPr>
-          <w:rFonts w:ascii="Carlito" w:hAnsi="Carlito" w:cs="Carlito"/>
+          <w:rFonts w:ascii="Calibri" w:hAnsi="Calibri" w:cs="Calibri"/>
           <w:b/>
           <w:bCs/>
           <w:sz w:val="36"/>
@@ -1565,7 +1565,7 @@
       </w:r>
       <w:r>
         <w:rPr>
-          <w:rFonts w:ascii="Carlito" w:hAnsi="Carlito" w:cs="Carlito"/>
+          <w:rFonts w:ascii="Calibri" w:hAnsi="Calibri" w:cs="Calibri"/>
           <w:b/>
           <w:bCs/>
           <w:sz w:val="36"/>
@@ -1575,7 +1575,7 @@
       </w:r>
       <w:r>
         <w:rPr>
-          <w:rFonts w:ascii="Carlito" w:hAnsi="Carlito" w:cs="Carlito"/>
+          <w:rFonts w:ascii="Calibri" w:hAnsi="Calibri" w:cs="Calibri"/>
           <w:sz w:val="36"/>
           <w:szCs w:val="36"/>
         </w:rPr>
@@ -1583,7 +1583,7 @@
       </w:r>
       <w:r>
         <w:rPr>
-          <w:rFonts w:ascii="Carlito" w:hAnsi="Carlito" w:cs="Carlito"/>
+          <w:rFonts w:ascii="Calibri" w:hAnsi="Calibri" w:cs="Calibri"/>
           <w:sz w:val="36"/>
           <w:szCs w:val="36"/>
         </w:rPr>
@@ -1594,14 +1594,14 @@
       <w:pPr>
         <w:jc w:val="both"/>
         <w:rPr>
-          <w:rFonts w:ascii="Carlito" w:hAnsi="Carlito" w:cs="Carlito"/>
-          <w:sz w:val="36"/>
-          <w:szCs w:val="36"/>
-        </w:rPr>
-      </w:pPr>
-      <w:r>
-        <w:rPr>
-          <w:rFonts w:ascii="Carlito" w:hAnsi="Carlito" w:cs="Carlito"/>
+          <w:rFonts w:ascii="Calibri" w:hAnsi="Calibri" w:cs="Calibri"/>
+          <w:sz w:val="36"/>
+          <w:szCs w:val="36"/>
+        </w:rPr>
+      </w:pPr>
+      <w:r>
+        <w:rPr>
+          <w:rFonts w:ascii="Calibri" w:hAnsi="Calibri" w:cs="Calibri"/>
           <w:sz w:val="36"/>
           <w:szCs w:val="36"/>
         </w:rPr>
@@ -1609,7 +1609,7 @@
       </w:r>
       <w:r>
         <w:rPr>
-          <w:rFonts w:ascii="Carlito" w:hAnsi="Carlito" w:cs="Carlito"/>
+          <w:rFonts w:ascii="Calibri" w:hAnsi="Calibri" w:cs="Calibri"/>
           <w:b/>
           <w:bCs/>
           <w:sz w:val="36"/>
@@ -1619,7 +1619,7 @@
       </w:r>
       <w:r>
         <w:rPr>
-          <w:rFonts w:ascii="Carlito" w:hAnsi="Carlito" w:cs="Carlito"/>
+          <w:rFonts w:ascii="Calibri" w:hAnsi="Calibri" w:cs="Calibri"/>
           <w:sz w:val="36"/>
           <w:szCs w:val="36"/>
         </w:rPr>
@@ -1627,7 +1627,7 @@
       </w:r>
       <w:r>
         <w:rPr>
-          <w:rFonts w:ascii="Carlito" w:hAnsi="Carlito" w:cs="Carlito"/>
+          <w:rFonts w:ascii="Calibri" w:hAnsi="Calibri" w:cs="Calibri"/>
           <w:b/>
           <w:bCs/>
           <w:sz w:val="36"/>
@@ -1637,7 +1637,7 @@
       </w:r>
       <w:r>
         <w:rPr>
-          <w:rFonts w:ascii="Carlito" w:hAnsi="Carlito" w:cs="Carlito"/>
+          <w:rFonts w:ascii="Calibri" w:hAnsi="Calibri" w:cs="Calibri"/>
           <w:sz w:val="36"/>
           <w:szCs w:val="36"/>
         </w:rPr>
@@ -1648,14 +1648,14 @@
       <w:pPr>
         <w:jc w:val="both"/>
         <w:rPr>
-          <w:rFonts w:ascii="Carlito" w:hAnsi="Carlito" w:cs="Carlito"/>
-          <w:sz w:val="36"/>
-          <w:szCs w:val="36"/>
-        </w:rPr>
-      </w:pPr>
-      <w:r>
-        <w:rPr>
-          <w:rFonts w:ascii="Carlito" w:hAnsi="Carlito" w:cs="Carlito"/>
+          <w:rFonts w:ascii="Calibri" w:hAnsi="Calibri" w:cs="Calibri"/>
+          <w:sz w:val="36"/>
+          <w:szCs w:val="36"/>
+        </w:rPr>
+      </w:pPr>
+      <w:r>
+        <w:rPr>
+          <w:rFonts w:ascii="Calibri" w:hAnsi="Calibri" w:cs="Calibri"/>
           <w:sz w:val="36"/>
           <w:szCs w:val="36"/>
         </w:rPr>
@@ -1663,7 +1663,7 @@
       </w:r>
       <w:r>
         <w:rPr>
-          <w:rFonts w:ascii="Carlito" w:hAnsi="Carlito" w:cs="Carlito"/>
+          <w:rFonts w:ascii="Calibri" w:hAnsi="Calibri" w:cs="Calibri"/>
           <w:b/>
           <w:bCs/>
           <w:sz w:val="36"/>
@@ -1673,7 +1673,7 @@
       </w:r>
       <w:r>
         <w:rPr>
-          <w:rFonts w:ascii="Carlito" w:hAnsi="Carlito" w:cs="Carlito"/>
+          <w:rFonts w:ascii="Calibri" w:hAnsi="Calibri" w:cs="Calibri"/>
           <w:sz w:val="36"/>
           <w:szCs w:val="36"/>
         </w:rPr>
@@ -1681,7 +1681,7 @@
       </w:r>
       <w:r>
         <w:rPr>
-          <w:rFonts w:ascii="Carlito" w:hAnsi="Carlito" w:cs="Carlito"/>
+          <w:rFonts w:ascii="Calibri" w:hAnsi="Calibri" w:cs="Calibri"/>
           <w:sz w:val="36"/>
           <w:szCs w:val="36"/>
         </w:rPr>
@@ -1689,7 +1689,7 @@
       </w:r>
       <w:r>
         <w:rPr>
-          <w:rFonts w:ascii="Carlito" w:hAnsi="Carlito" w:cs="Carlito"/>
+          <w:rFonts w:ascii="Calibri" w:hAnsi="Calibri" w:cs="Calibri"/>
           <w:b/>
           <w:bCs/>
           <w:sz w:val="36"/>
@@ -1699,7 +1699,7 @@
       </w:r>
       <w:r>
         <w:rPr>
-          <w:rFonts w:ascii="Carlito" w:hAnsi="Carlito" w:cs="Carlito"/>
+          <w:rFonts w:ascii="Calibri" w:hAnsi="Calibri" w:cs="Calibri"/>
           <w:sz w:val="36"/>
           <w:szCs w:val="36"/>
         </w:rPr>
@@ -1710,14 +1710,14 @@
       <w:pPr>
         <w:jc w:val="both"/>
         <w:rPr>
-          <w:rFonts w:ascii="Carlito" w:hAnsi="Carlito" w:cs="Carlito"/>
-          <w:sz w:val="36"/>
-          <w:szCs w:val="36"/>
-        </w:rPr>
-      </w:pPr>
-      <w:r>
-        <w:rPr>
-          <w:rFonts w:ascii="Carlito" w:hAnsi="Carlito" w:cs="Carlito"/>
+          <w:rFonts w:ascii="Calibri" w:hAnsi="Calibri" w:cs="Calibri"/>
+          <w:sz w:val="36"/>
+          <w:szCs w:val="36"/>
+        </w:rPr>
+      </w:pPr>
+      <w:r>
+        <w:rPr>
+          <w:rFonts w:ascii="Calibri" w:hAnsi="Calibri" w:cs="Calibri"/>
           <w:sz w:val="36"/>
           <w:szCs w:val="36"/>
         </w:rPr>
@@ -1725,7 +1725,7 @@
       </w:r>
       <w:r>
         <w:rPr>
-          <w:rFonts w:ascii="Carlito" w:hAnsi="Carlito" w:cs="Carlito"/>
+          <w:rFonts w:ascii="Calibri" w:hAnsi="Calibri" w:cs="Calibri"/>
           <w:b/>
           <w:bCs/>
           <w:sz w:val="36"/>
@@ -1735,7 +1735,7 @@
       </w:r>
       <w:r>
         <w:rPr>
-          <w:rFonts w:ascii="Carlito" w:hAnsi="Carlito" w:cs="Carlito"/>
+          <w:rFonts w:ascii="Calibri" w:hAnsi="Calibri" w:cs="Calibri"/>
           <w:sz w:val="36"/>
           <w:szCs w:val="36"/>
         </w:rPr>
@@ -1743,7 +1743,7 @@
       </w:r>
       <w:r>
         <w:rPr>
-          <w:rFonts w:ascii="Carlito" w:hAnsi="Carlito" w:cs="Carlito"/>
+          <w:rFonts w:ascii="Calibri" w:hAnsi="Calibri" w:cs="Calibri"/>
           <w:b/>
           <w:bCs/>
           <w:sz w:val="36"/>
@@ -1753,7 +1753,7 @@
       </w:r>
       <w:r>
         <w:rPr>
-          <w:rFonts w:ascii="Carlito" w:hAnsi="Carlito" w:cs="Carlito"/>
+          <w:rFonts w:ascii="Calibri" w:hAnsi="Calibri" w:cs="Calibri"/>
           <w:sz w:val="36"/>
           <w:szCs w:val="36"/>
         </w:rPr>
@@ -1761,7 +1761,7 @@
       </w:r>
       <w:r>
         <w:rPr>
-          <w:rFonts w:ascii="Carlito" w:hAnsi="Carlito" w:cs="Carlito"/>
+          <w:rFonts w:ascii="Calibri" w:hAnsi="Calibri" w:cs="Calibri"/>
           <w:b/>
           <w:bCs/>
           <w:sz w:val="36"/>
@@ -1771,7 +1771,7 @@
       </w:r>
       <w:r>
         <w:rPr>
-          <w:rFonts w:ascii="Carlito" w:hAnsi="Carlito" w:cs="Carlito"/>
+          <w:rFonts w:ascii="Calibri" w:hAnsi="Calibri" w:cs="Calibri"/>
           <w:sz w:val="36"/>
           <w:szCs w:val="36"/>
         </w:rPr>
@@ -1782,14 +1782,14 @@
       <w:pPr>
         <w:jc w:val="both"/>
         <w:rPr>
-          <w:rFonts w:ascii="Carlito" w:hAnsi="Carlito" w:cs="Carlito"/>
-          <w:sz w:val="36"/>
-          <w:szCs w:val="36"/>
-        </w:rPr>
-      </w:pPr>
-      <w:r>
-        <w:rPr>
-          <w:rFonts w:ascii="Carlito" w:hAnsi="Carlito" w:cs="Carlito"/>
+          <w:rFonts w:ascii="Calibri" w:hAnsi="Calibri" w:cs="Calibri"/>
+          <w:sz w:val="36"/>
+          <w:szCs w:val="36"/>
+        </w:rPr>
+      </w:pPr>
+      <w:r>
+        <w:rPr>
+          <w:rFonts w:ascii="Calibri" w:hAnsi="Calibri" w:cs="Calibri"/>
           <w:sz w:val="36"/>
           <w:szCs w:val="36"/>
         </w:rPr>
@@ -1797,7 +1797,7 @@
       </w:r>
       <w:r>
         <w:rPr>
-          <w:rFonts w:ascii="Carlito" w:hAnsi="Carlito" w:cs="Carlito"/>
+          <w:rFonts w:ascii="Calibri" w:hAnsi="Calibri" w:cs="Calibri"/>
           <w:b/>
           <w:bCs/>
           <w:sz w:val="36"/>
@@ -1807,7 +1807,7 @@
       </w:r>
       <w:r>
         <w:rPr>
-          <w:rFonts w:ascii="Carlito" w:hAnsi="Carlito" w:cs="Carlito"/>
+          <w:rFonts w:ascii="Calibri" w:hAnsi="Calibri" w:cs="Calibri"/>
           <w:sz w:val="36"/>
           <w:szCs w:val="36"/>
         </w:rPr>
@@ -1818,14 +1818,14 @@
       <w:pPr>
         <w:jc w:val="both"/>
         <w:rPr>
-          <w:rFonts w:ascii="Carlito" w:hAnsi="Carlito" w:cs="Carlito"/>
-          <w:sz w:val="36"/>
-          <w:szCs w:val="36"/>
-        </w:rPr>
-      </w:pPr>
-      <w:r>
-        <w:rPr>
-          <w:rFonts w:ascii="Carlito" w:hAnsi="Carlito" w:cs="Carlito"/>
+          <w:rFonts w:ascii="Calibri" w:hAnsi="Calibri" w:cs="Calibri"/>
+          <w:sz w:val="36"/>
+          <w:szCs w:val="36"/>
+        </w:rPr>
+      </w:pPr>
+      <w:r>
+        <w:rPr>
+          <w:rFonts w:ascii="Calibri" w:hAnsi="Calibri" w:cs="Calibri"/>
           <w:sz w:val="36"/>
           <w:szCs w:val="36"/>
         </w:rPr>
@@ -1834,7 +1834,7 @@
       </w:r>
       <w:r>
         <w:rPr>
-          <w:rFonts w:ascii="Carlito" w:hAnsi="Carlito" w:cs="Carlito"/>
+          <w:rFonts w:ascii="Calibri" w:hAnsi="Calibri" w:cs="Calibri"/>
           <w:b/>
           <w:bCs/>
           <w:sz w:val="36"/>
@@ -1844,7 +1844,7 @@
       </w:r>
       <w:r>
         <w:rPr>
-          <w:rFonts w:ascii="Carlito" w:hAnsi="Carlito" w:cs="Carlito"/>
+          <w:rFonts w:ascii="Calibri" w:hAnsi="Calibri" w:cs="Calibri"/>
           <w:sz w:val="36"/>
           <w:szCs w:val="36"/>
         </w:rPr>
@@ -1855,14 +1855,14 @@
       <w:pPr>
         <w:jc w:val="both"/>
         <w:rPr>
-          <w:rFonts w:ascii="Carlito" w:hAnsi="Carlito" w:cs="Carlito"/>
-          <w:sz w:val="36"/>
-          <w:szCs w:val="36"/>
-        </w:rPr>
-      </w:pPr>
-      <w:r>
-        <w:rPr>
-          <w:rFonts w:ascii="Carlito" w:hAnsi="Carlito" w:cs="Carlito"/>
+          <w:rFonts w:ascii="Calibri" w:hAnsi="Calibri" w:cs="Calibri"/>
+          <w:sz w:val="36"/>
+          <w:szCs w:val="36"/>
+        </w:rPr>
+      </w:pPr>
+      <w:r>
+        <w:rPr>
+          <w:rFonts w:ascii="Calibri" w:hAnsi="Calibri" w:cs="Calibri"/>
           <w:sz w:val="36"/>
           <w:szCs w:val="36"/>
         </w:rPr>
@@ -1873,17 +1873,17 @@
       <w:pPr>
         <w:jc w:val="both"/>
         <w:rPr>
-          <w:rFonts w:ascii="Carlito" w:hAnsi="Carlito" w:cs="Carlito"/>
-          <w:b/>
-          <w:bCs/>
-          <w:color w:val="D86DCB" w:themeColor="accent5" w:themeTint="99"/>
-          <w:sz w:val="36"/>
-          <w:szCs w:val="36"/>
-        </w:rPr>
-      </w:pPr>
-      <w:r>
-        <w:rPr>
-          <w:rFonts w:ascii="Carlito" w:hAnsi="Carlito" w:cs="Carlito"/>
+          <w:rFonts w:ascii="Calibri" w:hAnsi="Calibri" w:cs="Calibri"/>
+          <w:b/>
+          <w:bCs/>
+          <w:color w:val="D86DCB" w:themeColor="accent5" w:themeTint="99"/>
+          <w:sz w:val="36"/>
+          <w:szCs w:val="36"/>
+        </w:rPr>
+      </w:pPr>
+      <w:r>
+        <w:rPr>
+          <w:rFonts w:ascii="Calibri" w:hAnsi="Calibri" w:cs="Calibri"/>
           <w:b/>
           <w:bCs/>
           <w:color w:val="D86DCB" w:themeColor="accent5" w:themeTint="99"/>
@@ -1897,17 +1897,17 @@
       <w:pPr>
         <w:jc w:val="both"/>
         <w:rPr>
-          <w:rFonts w:ascii="Carlito" w:hAnsi="Carlito" w:cs="Carlito"/>
-          <w:b/>
-          <w:bCs/>
-          <w:color w:val="D86DCB" w:themeColor="accent5" w:themeTint="99"/>
-          <w:sz w:val="36"/>
-          <w:szCs w:val="36"/>
-        </w:rPr>
-      </w:pPr>
-      <w:r>
-        <w:rPr>
-          <w:rFonts w:ascii="Carlito" w:hAnsi="Carlito" w:cs="Carlito"/>
+          <w:rFonts w:ascii="Calibri" w:hAnsi="Calibri" w:cs="Calibri"/>
+          <w:b/>
+          <w:bCs/>
+          <w:color w:val="D86DCB" w:themeColor="accent5" w:themeTint="99"/>
+          <w:sz w:val="36"/>
+          <w:szCs w:val="36"/>
+        </w:rPr>
+      </w:pPr>
+      <w:r>
+        <w:rPr>
+          <w:rFonts w:ascii="Calibri" w:hAnsi="Calibri" w:cs="Calibri"/>
           <w:b/>
           <w:bCs/>
           <w:color w:val="D86DCB" w:themeColor="accent5" w:themeTint="99"/>
@@ -1921,17 +1921,17 @@
       <w:pPr>
         <w:jc w:val="both"/>
         <w:rPr>
-          <w:rFonts w:ascii="Carlito" w:hAnsi="Carlito" w:cs="Carlito"/>
-          <w:b/>
-          <w:bCs/>
-          <w:color w:val="D86DCB" w:themeColor="accent5" w:themeTint="99"/>
-          <w:sz w:val="36"/>
-          <w:szCs w:val="36"/>
-        </w:rPr>
-      </w:pPr>
-      <w:r>
-        <w:rPr>
-          <w:rFonts w:ascii="Carlito" w:hAnsi="Carlito" w:cs="Carlito"/>
+          <w:rFonts w:ascii="Calibri" w:hAnsi="Calibri" w:cs="Calibri"/>
+          <w:b/>
+          <w:bCs/>
+          <w:color w:val="D86DCB" w:themeColor="accent5" w:themeTint="99"/>
+          <w:sz w:val="36"/>
+          <w:szCs w:val="36"/>
+        </w:rPr>
+      </w:pPr>
+      <w:r>
+        <w:rPr>
+          <w:rFonts w:ascii="Calibri" w:hAnsi="Calibri" w:cs="Calibri"/>
           <w:b/>
           <w:bCs/>
           <w:color w:val="D86DCB" w:themeColor="accent5" w:themeTint="99"/>
@@ -1945,17 +1945,17 @@
       <w:pPr>
         <w:jc w:val="both"/>
         <w:rPr>
-          <w:rFonts w:ascii="Carlito" w:hAnsi="Carlito" w:cs="Carlito"/>
-          <w:b/>
-          <w:bCs/>
-          <w:color w:val="D86DCB" w:themeColor="accent5" w:themeTint="99"/>
-          <w:sz w:val="36"/>
-          <w:szCs w:val="36"/>
-        </w:rPr>
-      </w:pPr>
-      <w:r>
-        <w:rPr>
-          <w:rFonts w:ascii="Carlito" w:hAnsi="Carlito" w:cs="Carlito"/>
+          <w:rFonts w:ascii="Calibri" w:hAnsi="Calibri" w:cs="Calibri"/>
+          <w:b/>
+          <w:bCs/>
+          <w:color w:val="D86DCB" w:themeColor="accent5" w:themeTint="99"/>
+          <w:sz w:val="36"/>
+          <w:szCs w:val="36"/>
+        </w:rPr>
+      </w:pPr>
+      <w:r>
+        <w:rPr>
+          <w:rFonts w:ascii="Calibri" w:hAnsi="Calibri" w:cs="Calibri"/>
           <w:b/>
           <w:bCs/>
           <w:color w:val="D86DCB" w:themeColor="accent5" w:themeTint="99"/>
@@ -1969,17 +1969,17 @@
       <w:pPr>
         <w:jc w:val="both"/>
         <w:rPr>
-          <w:rFonts w:ascii="Carlito" w:hAnsi="Carlito" w:cs="Carlito"/>
-          <w:b/>
-          <w:bCs/>
-          <w:color w:val="D86DCB" w:themeColor="accent5" w:themeTint="99"/>
-          <w:sz w:val="36"/>
-          <w:szCs w:val="36"/>
-        </w:rPr>
-      </w:pPr>
-      <w:r>
-        <w:rPr>
-          <w:rFonts w:ascii="Carlito" w:hAnsi="Carlito" w:cs="Carlito"/>
+          <w:rFonts w:ascii="Calibri" w:hAnsi="Calibri" w:cs="Calibri"/>
+          <w:b/>
+          <w:bCs/>
+          <w:color w:val="D86DCB" w:themeColor="accent5" w:themeTint="99"/>
+          <w:sz w:val="36"/>
+          <w:szCs w:val="36"/>
+        </w:rPr>
+      </w:pPr>
+      <w:r>
+        <w:rPr>
+          <w:rFonts w:ascii="Calibri" w:hAnsi="Calibri" w:cs="Calibri"/>
           <w:b/>
           <w:bCs/>
           <w:color w:val="D86DCB" w:themeColor="accent5" w:themeTint="99"/>
@@ -1993,17 +1993,17 @@
       <w:pPr>
         <w:jc w:val="both"/>
         <w:rPr>
-          <w:rFonts w:ascii="Carlito" w:hAnsi="Carlito" w:cs="Carlito"/>
-          <w:b/>
-          <w:bCs/>
-          <w:color w:val="D86DCB" w:themeColor="accent5" w:themeTint="99"/>
-          <w:sz w:val="36"/>
-          <w:szCs w:val="36"/>
-        </w:rPr>
-      </w:pPr>
-      <w:r>
-        <w:rPr>
-          <w:rFonts w:ascii="Carlito" w:hAnsi="Carlito" w:cs="Carlito"/>
+          <w:rFonts w:ascii="Calibri" w:hAnsi="Calibri" w:cs="Calibri"/>
+          <w:b/>
+          <w:bCs/>
+          <w:color w:val="D86DCB" w:themeColor="accent5" w:themeTint="99"/>
+          <w:sz w:val="36"/>
+          <w:szCs w:val="36"/>
+        </w:rPr>
+      </w:pPr>
+      <w:r>
+        <w:rPr>
+          <w:rFonts w:ascii="Calibri" w:hAnsi="Calibri" w:cs="Calibri"/>
           <w:b/>
           <w:bCs/>
           <w:color w:val="D86DCB" w:themeColor="accent5" w:themeTint="99"/>
@@ -2017,17 +2017,17 @@
       <w:pPr>
         <w:jc w:val="both"/>
         <w:rPr>
-          <w:rFonts w:ascii="Carlito" w:hAnsi="Carlito" w:cs="Carlito"/>
-          <w:b/>
-          <w:bCs/>
-          <w:color w:val="D86DCB" w:themeColor="accent5" w:themeTint="99"/>
-          <w:sz w:val="36"/>
-          <w:szCs w:val="36"/>
-        </w:rPr>
-      </w:pPr>
-      <w:r>
-        <w:rPr>
-          <w:rFonts w:ascii="Carlito" w:hAnsi="Carlito" w:cs="Carlito"/>
+          <w:rFonts w:ascii="Calibri" w:hAnsi="Calibri" w:cs="Calibri"/>
+          <w:b/>
+          <w:bCs/>
+          <w:color w:val="D86DCB" w:themeColor="accent5" w:themeTint="99"/>
+          <w:sz w:val="36"/>
+          <w:szCs w:val="36"/>
+        </w:rPr>
+      </w:pPr>
+      <w:r>
+        <w:rPr>
+          <w:rFonts w:ascii="Calibri" w:hAnsi="Calibri" w:cs="Calibri"/>
           <w:b/>
           <w:bCs/>
           <w:color w:val="D86DCB" w:themeColor="accent5" w:themeTint="99"/>
@@ -2041,17 +2041,17 @@
       <w:pPr>
         <w:jc w:val="both"/>
         <w:rPr>
-          <w:rFonts w:ascii="Carlito" w:hAnsi="Carlito" w:cs="Carlito"/>
-          <w:b/>
-          <w:bCs/>
-          <w:color w:val="D86DCB" w:themeColor="accent5" w:themeTint="99"/>
-          <w:sz w:val="36"/>
-          <w:szCs w:val="36"/>
-        </w:rPr>
-      </w:pPr>
-      <w:r>
-        <w:rPr>
-          <w:rFonts w:ascii="Carlito" w:hAnsi="Carlito" w:cs="Carlito"/>
+          <w:rFonts w:ascii="Calibri" w:hAnsi="Calibri" w:cs="Calibri"/>
+          <w:b/>
+          <w:bCs/>
+          <w:color w:val="D86DCB" w:themeColor="accent5" w:themeTint="99"/>
+          <w:sz w:val="36"/>
+          <w:szCs w:val="36"/>
+        </w:rPr>
+      </w:pPr>
+      <w:r>
+        <w:rPr>
+          <w:rFonts w:ascii="Calibri" w:hAnsi="Calibri" w:cs="Calibri"/>
           <w:b/>
           <w:bCs/>
           <w:color w:val="D86DCB" w:themeColor="accent5" w:themeTint="99"/>
@@ -2065,17 +2065,17 @@
       <w:pPr>
         <w:jc w:val="both"/>
         <w:rPr>
-          <w:rFonts w:ascii="Carlito" w:hAnsi="Carlito" w:cs="Carlito"/>
-          <w:b/>
-          <w:bCs/>
-          <w:color w:val="D86DCB" w:themeColor="accent5" w:themeTint="99"/>
-          <w:sz w:val="36"/>
-          <w:szCs w:val="36"/>
-        </w:rPr>
-      </w:pPr>
-      <w:r>
-        <w:rPr>
-          <w:rFonts w:ascii="Carlito" w:hAnsi="Carlito" w:cs="Carlito"/>
+          <w:rFonts w:ascii="Calibri" w:hAnsi="Calibri" w:cs="Calibri"/>
+          <w:b/>
+          <w:bCs/>
+          <w:color w:val="D86DCB" w:themeColor="accent5" w:themeTint="99"/>
+          <w:sz w:val="36"/>
+          <w:szCs w:val="36"/>
+        </w:rPr>
+      </w:pPr>
+      <w:r>
+        <w:rPr>
+          <w:rFonts w:ascii="Calibri" w:hAnsi="Calibri" w:cs="Calibri"/>
           <w:b/>
           <w:bCs/>
           <w:color w:val="D86DCB" w:themeColor="accent5" w:themeTint="99"/>
@@ -2089,17 +2089,17 @@
       <w:pPr>
         <w:jc w:val="both"/>
         <w:rPr>
-          <w:rFonts w:ascii="Carlito" w:hAnsi="Carlito" w:cs="Carlito"/>
-          <w:b/>
-          <w:bCs/>
-          <w:color w:val="D86DCB" w:themeColor="accent5" w:themeTint="99"/>
-          <w:sz w:val="36"/>
-          <w:szCs w:val="36"/>
-        </w:rPr>
-      </w:pPr>
-      <w:r>
-        <w:rPr>
-          <w:rFonts w:ascii="Carlito" w:hAnsi="Carlito" w:cs="Carlito"/>
+          <w:rFonts w:ascii="Calibri" w:hAnsi="Calibri" w:cs="Calibri"/>
+          <w:b/>
+          <w:bCs/>
+          <w:color w:val="D86DCB" w:themeColor="accent5" w:themeTint="99"/>
+          <w:sz w:val="36"/>
+          <w:szCs w:val="36"/>
+        </w:rPr>
+      </w:pPr>
+      <w:r>
+        <w:rPr>
+          <w:rFonts w:ascii="Calibri" w:hAnsi="Calibri" w:cs="Calibri"/>
           <w:b/>
           <w:bCs/>
           <w:color w:val="D86DCB" w:themeColor="accent5" w:themeTint="99"/>
@@ -2113,17 +2113,17 @@
       <w:pPr>
         <w:jc w:val="both"/>
         <w:rPr>
-          <w:rFonts w:ascii="Carlito" w:hAnsi="Carlito" w:cs="Carlito"/>
-          <w:b/>
-          <w:bCs/>
-          <w:color w:val="D86DCB" w:themeColor="accent5" w:themeTint="99"/>
-          <w:sz w:val="36"/>
-          <w:szCs w:val="36"/>
-        </w:rPr>
-      </w:pPr>
-      <w:r>
-        <w:rPr>
-          <w:rFonts w:ascii="Carlito" w:hAnsi="Carlito" w:cs="Carlito"/>
+          <w:rFonts w:ascii="Calibri" w:hAnsi="Calibri" w:cs="Calibri"/>
+          <w:b/>
+          <w:bCs/>
+          <w:color w:val="D86DCB" w:themeColor="accent5" w:themeTint="99"/>
+          <w:sz w:val="36"/>
+          <w:szCs w:val="36"/>
+        </w:rPr>
+      </w:pPr>
+      <w:r>
+        <w:rPr>
+          <w:rFonts w:ascii="Calibri" w:hAnsi="Calibri" w:cs="Calibri"/>
           <w:b/>
           <w:bCs/>
           <w:color w:val="D86DCB" w:themeColor="accent5" w:themeTint="99"/>
@@ -2137,16 +2137,16 @@
       <w:pPr>
         <w:jc w:val="both"/>
         <w:rPr>
-          <w:rFonts w:ascii="Carlito" w:hAnsi="Carlito" w:cs="Carlito"/>
-          <w:b/>
-          <w:bCs/>
-          <w:sz w:val="36"/>
-          <w:szCs w:val="36"/>
-        </w:rPr>
-      </w:pPr>
-      <w:r>
-        <w:rPr>
-          <w:rFonts w:ascii="Carlito" w:hAnsi="Carlito" w:cs="Carlito"/>
+          <w:rFonts w:ascii="Calibri" w:hAnsi="Calibri" w:cs="Calibri"/>
+          <w:b/>
+          <w:bCs/>
+          <w:sz w:val="36"/>
+          <w:szCs w:val="36"/>
+        </w:rPr>
+      </w:pPr>
+      <w:r>
+        <w:rPr>
+          <w:rFonts w:ascii="Calibri" w:hAnsi="Calibri" w:cs="Calibri"/>
           <w:b/>
           <w:bCs/>
           <w:sz w:val="36"/>
@@ -2159,14 +2159,14 @@
       <w:pPr>
         <w:jc w:val="both"/>
         <w:rPr>
-          <w:rFonts w:ascii="Carlito" w:hAnsi="Carlito" w:cs="Carlito"/>
-          <w:sz w:val="36"/>
-          <w:szCs w:val="36"/>
-        </w:rPr>
-      </w:pPr>
-      <w:r>
-        <w:rPr>
-          <w:rFonts w:ascii="Carlito" w:hAnsi="Carlito" w:cs="Carlito"/>
+          <w:rFonts w:ascii="Calibri" w:hAnsi="Calibri" w:cs="Calibri"/>
+          <w:sz w:val="36"/>
+          <w:szCs w:val="36"/>
+        </w:rPr>
+      </w:pPr>
+      <w:r>
+        <w:rPr>
+          <w:rFonts w:ascii="Calibri" w:hAnsi="Calibri" w:cs="Calibri"/>
           <w:sz w:val="36"/>
           <w:szCs w:val="36"/>
         </w:rPr>
@@ -2174,7 +2174,7 @@
       </w:r>
       <w:r>
         <w:rPr>
-          <w:rFonts w:ascii="Carlito" w:hAnsi="Carlito" w:cs="Carlito"/>
+          <w:rFonts w:ascii="Calibri" w:hAnsi="Calibri" w:cs="Calibri"/>
           <w:sz w:val="36"/>
           <w:szCs w:val="36"/>
         </w:rPr>
@@ -2190,14 +2190,14 @@
         </w:numPr>
         <w:jc w:val="both"/>
         <w:rPr>
-          <w:rFonts w:ascii="Carlito" w:hAnsi="Carlito" w:cs="Carlito"/>
-          <w:sz w:val="36"/>
-          <w:szCs w:val="36"/>
-        </w:rPr>
-      </w:pPr>
-      <w:r>
-        <w:rPr>
-          <w:rFonts w:ascii="Carlito" w:hAnsi="Carlito" w:cs="Carlito"/>
+          <w:rFonts w:ascii="Calibri" w:hAnsi="Calibri" w:cs="Calibri"/>
+          <w:sz w:val="36"/>
+          <w:szCs w:val="36"/>
+        </w:rPr>
+      </w:pPr>
+      <w:r>
+        <w:rPr>
+          <w:rFonts w:ascii="Calibri" w:hAnsi="Calibri" w:cs="Calibri"/>
           <w:sz w:val="36"/>
           <w:szCs w:val="36"/>
         </w:rPr>
@@ -2213,14 +2213,14 @@
         </w:numPr>
         <w:jc w:val="both"/>
         <w:rPr>
-          <w:rFonts w:ascii="Carlito" w:hAnsi="Carlito" w:cs="Carlito"/>
-          <w:sz w:val="36"/>
-          <w:szCs w:val="36"/>
-        </w:rPr>
-      </w:pPr>
-      <w:r>
-        <w:rPr>
-          <w:rFonts w:ascii="Carlito" w:hAnsi="Carlito" w:cs="Carlito"/>
+          <w:rFonts w:ascii="Calibri" w:hAnsi="Calibri" w:cs="Calibri"/>
+          <w:sz w:val="36"/>
+          <w:szCs w:val="36"/>
+        </w:rPr>
+      </w:pPr>
+      <w:r>
+        <w:rPr>
+          <w:rFonts w:ascii="Calibri" w:hAnsi="Calibri" w:cs="Calibri"/>
           <w:sz w:val="36"/>
           <w:szCs w:val="36"/>
         </w:rPr>
@@ -2232,14 +2232,14 @@
       <w:pPr>
         <w:jc w:val="both"/>
         <w:rPr>
-          <w:rFonts w:ascii="Carlito" w:hAnsi="Carlito" w:cs="Carlito"/>
-          <w:sz w:val="36"/>
-          <w:szCs w:val="36"/>
-        </w:rPr>
-      </w:pPr>
-      <w:r>
-        <w:rPr>
-          <w:rFonts w:ascii="Carlito" w:hAnsi="Carlito" w:cs="Carlito"/>
+          <w:rFonts w:ascii="Calibri" w:hAnsi="Calibri" w:cs="Calibri"/>
+          <w:sz w:val="36"/>
+          <w:szCs w:val="36"/>
+        </w:rPr>
+      </w:pPr>
+      <w:r>
+        <w:rPr>
+          <w:rFonts w:ascii="Calibri" w:hAnsi="Calibri" w:cs="Calibri"/>
           <w:sz w:val="36"/>
           <w:szCs w:val="36"/>
         </w:rPr>
@@ -2247,7 +2247,7 @@
       </w:r>
       <w:r>
         <w:rPr>
-          <w:rFonts w:ascii="Carlito" w:hAnsi="Carlito" w:cs="Carlito"/>
+          <w:rFonts w:ascii="Calibri" w:hAnsi="Calibri" w:cs="Calibri"/>
           <w:b/>
           <w:bCs/>
           <w:sz w:val="36"/>
@@ -2257,7 +2257,7 @@
       </w:r>
       <w:r>
         <w:rPr>
-          <w:rFonts w:ascii="Carlito" w:hAnsi="Carlito" w:cs="Carlito"/>
+          <w:rFonts w:ascii="Calibri" w:hAnsi="Calibri" w:cs="Calibri"/>
           <w:sz w:val="36"/>
           <w:szCs w:val="36"/>
         </w:rPr>
@@ -2265,7 +2265,7 @@
       </w:r>
       <w:r>
         <w:rPr>
-          <w:rFonts w:ascii="Carlito" w:hAnsi="Carlito" w:cs="Carlito"/>
+          <w:rFonts w:ascii="Calibri" w:hAnsi="Calibri" w:cs="Calibri"/>
           <w:b/>
           <w:bCs/>
           <w:sz w:val="36"/>
@@ -2275,7 +2275,7 @@
       </w:r>
       <w:r>
         <w:rPr>
-          <w:rFonts w:ascii="Carlito" w:hAnsi="Carlito" w:cs="Carlito"/>
+          <w:rFonts w:ascii="Calibri" w:hAnsi="Calibri" w:cs="Calibri"/>
           <w:sz w:val="36"/>
           <w:szCs w:val="36"/>
         </w:rPr>
@@ -2286,14 +2286,14 @@
       <w:pPr>
         <w:jc w:val="both"/>
         <w:rPr>
-          <w:rFonts w:ascii="Carlito" w:hAnsi="Carlito" w:cs="Carlito"/>
-          <w:sz w:val="36"/>
-          <w:szCs w:val="36"/>
-        </w:rPr>
-      </w:pPr>
-      <w:r>
-        <w:rPr>
-          <w:rFonts w:ascii="Carlito" w:hAnsi="Carlito" w:cs="Carlito"/>
+          <w:rFonts w:ascii="Calibri" w:hAnsi="Calibri" w:cs="Calibri"/>
+          <w:sz w:val="36"/>
+          <w:szCs w:val="36"/>
+        </w:rPr>
+      </w:pPr>
+      <w:r>
+        <w:rPr>
+          <w:rFonts w:ascii="Calibri" w:hAnsi="Calibri" w:cs="Calibri"/>
           <w:sz w:val="36"/>
           <w:szCs w:val="36"/>
         </w:rPr>
@@ -2301,7 +2301,7 @@
       </w:r>
       <w:r>
         <w:rPr>
-          <w:rFonts w:ascii="Carlito" w:hAnsi="Carlito" w:cs="Carlito"/>
+          <w:rFonts w:ascii="Calibri" w:hAnsi="Calibri" w:cs="Calibri"/>
           <w:b/>
           <w:bCs/>
           <w:sz w:val="36"/>
@@ -2311,7 +2311,7 @@
       </w:r>
       <w:r>
         <w:rPr>
-          <w:rFonts w:ascii="Carlito" w:hAnsi="Carlito" w:cs="Carlito"/>
+          <w:rFonts w:ascii="Calibri" w:hAnsi="Calibri" w:cs="Calibri"/>
           <w:sz w:val="36"/>
           <w:szCs w:val="36"/>
         </w:rPr>
@@ -2319,7 +2319,7 @@
       </w:r>
       <w:r>
         <w:rPr>
-          <w:rFonts w:ascii="Carlito" w:hAnsi="Carlito" w:cs="Carlito"/>
+          <w:rFonts w:ascii="Calibri" w:hAnsi="Calibri" w:cs="Calibri"/>
           <w:sz w:val="36"/>
           <w:szCs w:val="36"/>
         </w:rPr>
@@ -2327,7 +2327,7 @@
       </w:r>
       <w:r>
         <w:rPr>
-          <w:rFonts w:ascii="Carlito" w:hAnsi="Carlito" w:cs="Carlito"/>
+          <w:rFonts w:ascii="Calibri" w:hAnsi="Calibri" w:cs="Calibri"/>
           <w:b/>
           <w:bCs/>
           <w:sz w:val="36"/>
@@ -2337,7 +2337,7 @@
       </w:r>
       <w:r>
         <w:rPr>
-          <w:rFonts w:ascii="Carlito" w:hAnsi="Carlito" w:cs="Carlito"/>
+          <w:rFonts w:ascii="Calibri" w:hAnsi="Calibri" w:cs="Calibri"/>
           <w:sz w:val="36"/>
           <w:szCs w:val="36"/>
         </w:rPr>
@@ -2345,7 +2345,7 @@
       </w:r>
       <w:r>
         <w:rPr>
-          <w:rFonts w:ascii="Carlito" w:hAnsi="Carlito" w:cs="Carlito"/>
+          <w:rFonts w:ascii="Calibri" w:hAnsi="Calibri" w:cs="Calibri"/>
           <w:b/>
           <w:bCs/>
           <w:sz w:val="36"/>
@@ -2355,7 +2355,7 @@
       </w:r>
       <w:r>
         <w:rPr>
-          <w:rFonts w:ascii="Carlito" w:hAnsi="Carlito" w:cs="Carlito"/>
+          <w:rFonts w:ascii="Calibri" w:hAnsi="Calibri" w:cs="Calibri"/>
           <w:sz w:val="36"/>
           <w:szCs w:val="36"/>
         </w:rPr>
@@ -2363,7 +2363,7 @@
       </w:r>
       <w:r>
         <w:rPr>
-          <w:rFonts w:ascii="Carlito" w:hAnsi="Carlito" w:cs="Carlito"/>
+          <w:rFonts w:ascii="Calibri" w:hAnsi="Calibri" w:cs="Calibri"/>
           <w:sz w:val="36"/>
           <w:szCs w:val="36"/>
         </w:rPr>
@@ -2371,7 +2371,7 @@
       </w:r>
       <w:r>
         <w:rPr>
-          <w:rFonts w:ascii="Carlito" w:hAnsi="Carlito" w:cs="Carlito"/>
+          <w:rFonts w:ascii="Calibri" w:hAnsi="Calibri" w:cs="Calibri"/>
           <w:sz w:val="36"/>
           <w:szCs w:val="36"/>
         </w:rPr>
@@ -2379,7 +2379,7 @@
       </w:r>
       <w:r>
         <w:rPr>
-          <w:rFonts w:ascii="Carlito" w:hAnsi="Carlito" w:cs="Carlito"/>
+          <w:rFonts w:ascii="Calibri" w:hAnsi="Calibri" w:cs="Calibri"/>
           <w:sz w:val="36"/>
           <w:szCs w:val="36"/>
         </w:rPr>
@@ -2387,7 +2387,7 @@
       </w:r>
       <w:r>
         <w:rPr>
-          <w:rFonts w:ascii="Carlito" w:hAnsi="Carlito" w:cs="Carlito"/>
+          <w:rFonts w:ascii="Calibri" w:hAnsi="Calibri" w:cs="Calibri"/>
           <w:b/>
           <w:bCs/>
           <w:sz w:val="36"/>
@@ -2397,7 +2397,7 @@
       </w:r>
       <w:r>
         <w:rPr>
-          <w:rFonts w:ascii="Carlito" w:hAnsi="Carlito" w:cs="Carlito"/>
+          <w:rFonts w:ascii="Calibri" w:hAnsi="Calibri" w:cs="Calibri"/>
           <w:b/>
           <w:bCs/>
           <w:sz w:val="36"/>
@@ -2407,7 +2407,7 @@
       </w:r>
       <w:r>
         <w:rPr>
-          <w:rFonts w:ascii="Carlito" w:hAnsi="Carlito" w:cs="Carlito"/>
+          <w:rFonts w:ascii="Calibri" w:hAnsi="Calibri" w:cs="Calibri"/>
           <w:sz w:val="36"/>
           <w:szCs w:val="36"/>
         </w:rPr>
@@ -2415,7 +2415,7 @@
       </w:r>
       <w:r>
         <w:rPr>
-          <w:rFonts w:ascii="Carlito" w:hAnsi="Carlito" w:cs="Carlito"/>
+          <w:rFonts w:ascii="Calibri" w:hAnsi="Calibri" w:cs="Calibri"/>
           <w:sz w:val="36"/>
           <w:szCs w:val="36"/>
         </w:rPr>
@@ -2426,14 +2426,14 @@
       <w:pPr>
         <w:jc w:val="both"/>
         <w:rPr>
-          <w:rFonts w:ascii="Carlito" w:hAnsi="Carlito" w:cs="Carlito"/>
-          <w:sz w:val="36"/>
-          <w:szCs w:val="36"/>
-        </w:rPr>
-      </w:pPr>
-      <w:r>
-        <w:rPr>
-          <w:rFonts w:ascii="Carlito" w:hAnsi="Carlito" w:cs="Carlito"/>
+          <w:rFonts w:ascii="Calibri" w:hAnsi="Calibri" w:cs="Calibri"/>
+          <w:sz w:val="36"/>
+          <w:szCs w:val="36"/>
+        </w:rPr>
+      </w:pPr>
+      <w:r>
+        <w:rPr>
+          <w:rFonts w:ascii="Calibri" w:hAnsi="Calibri" w:cs="Calibri"/>
           <w:sz w:val="36"/>
           <w:szCs w:val="36"/>
         </w:rPr>
@@ -2441,7 +2441,7 @@
       </w:r>
       <w:r>
         <w:rPr>
-          <w:rFonts w:ascii="Carlito" w:hAnsi="Carlito" w:cs="Carlito"/>
+          <w:rFonts w:ascii="Calibri" w:hAnsi="Calibri" w:cs="Calibri"/>
           <w:b/>
           <w:bCs/>
           <w:sz w:val="36"/>
@@ -2451,7 +2451,7 @@
       </w:r>
       <w:r>
         <w:rPr>
-          <w:rFonts w:ascii="Carlito" w:hAnsi="Carlito" w:cs="Carlito"/>
+          <w:rFonts w:ascii="Calibri" w:hAnsi="Calibri" w:cs="Calibri"/>
           <w:sz w:val="36"/>
           <w:szCs w:val="36"/>
         </w:rPr>
@@ -2459,7 +2459,7 @@
       </w:r>
       <w:r>
         <w:rPr>
-          <w:rFonts w:ascii="Carlito" w:hAnsi="Carlito" w:cs="Carlito"/>
+          <w:rFonts w:ascii="Calibri" w:hAnsi="Calibri" w:cs="Calibri"/>
           <w:b/>
           <w:bCs/>
           <w:sz w:val="36"/>
@@ -2469,7 +2469,7 @@
       </w:r>
       <w:r>
         <w:rPr>
-          <w:rFonts w:ascii="Carlito" w:hAnsi="Carlito" w:cs="Carlito"/>
+          <w:rFonts w:ascii="Calibri" w:hAnsi="Calibri" w:cs="Calibri"/>
           <w:sz w:val="36"/>
           <w:szCs w:val="36"/>
         </w:rPr>
@@ -2477,7 +2477,7 @@
       </w:r>
       <w:r>
         <w:rPr>
-          <w:rFonts w:ascii="Carlito" w:hAnsi="Carlito" w:cs="Carlito"/>
+          <w:rFonts w:ascii="Calibri" w:hAnsi="Calibri" w:cs="Calibri"/>
           <w:sz w:val="36"/>
           <w:szCs w:val="36"/>
         </w:rPr>
@@ -2488,14 +2488,14 @@
       <w:pPr>
         <w:jc w:val="both"/>
         <w:rPr>
-          <w:rFonts w:ascii="Carlito" w:hAnsi="Carlito" w:cs="Carlito"/>
-          <w:sz w:val="36"/>
-          <w:szCs w:val="36"/>
-        </w:rPr>
-      </w:pPr>
-      <w:r>
-        <w:rPr>
-          <w:rFonts w:ascii="Carlito" w:hAnsi="Carlito" w:cs="Carlito"/>
+          <w:rFonts w:ascii="Calibri" w:hAnsi="Calibri" w:cs="Calibri"/>
+          <w:sz w:val="36"/>
+          <w:szCs w:val="36"/>
+        </w:rPr>
+      </w:pPr>
+      <w:r>
+        <w:rPr>
+          <w:rFonts w:ascii="Calibri" w:hAnsi="Calibri" w:cs="Calibri"/>
           <w:sz w:val="36"/>
           <w:szCs w:val="36"/>
         </w:rPr>
@@ -2503,7 +2503,7 @@
       </w:r>
       <w:r>
         <w:rPr>
-          <w:rFonts w:ascii="Carlito" w:hAnsi="Carlito" w:cs="Carlito"/>
+          <w:rFonts w:ascii="Calibri" w:hAnsi="Calibri" w:cs="Calibri"/>
           <w:b/>
           <w:bCs/>
           <w:sz w:val="36"/>
@@ -2513,7 +2513,7 @@
       </w:r>
       <w:r>
         <w:rPr>
-          <w:rFonts w:ascii="Carlito" w:hAnsi="Carlito" w:cs="Carlito"/>
+          <w:rFonts w:ascii="Calibri" w:hAnsi="Calibri" w:cs="Calibri"/>
           <w:sz w:val="36"/>
           <w:szCs w:val="36"/>
         </w:rPr>
@@ -2521,7 +2521,7 @@
       </w:r>
       <w:r>
         <w:rPr>
-          <w:rFonts w:ascii="Carlito" w:hAnsi="Carlito" w:cs="Carlito"/>
+          <w:rFonts w:ascii="Calibri" w:hAnsi="Calibri" w:cs="Calibri"/>
           <w:b/>
           <w:bCs/>
           <w:sz w:val="36"/>
@@ -2531,7 +2531,7 @@
       </w:r>
       <w:r>
         <w:rPr>
-          <w:rFonts w:ascii="Carlito" w:hAnsi="Carlito" w:cs="Carlito"/>
+          <w:rFonts w:ascii="Calibri" w:hAnsi="Calibri" w:cs="Calibri"/>
           <w:sz w:val="36"/>
           <w:szCs w:val="36"/>
         </w:rPr>
@@ -2539,7 +2539,7 @@
       </w:r>
       <w:r>
         <w:rPr>
-          <w:rFonts w:ascii="Carlito" w:hAnsi="Carlito" w:cs="Carlito"/>
+          <w:rFonts w:ascii="Calibri" w:hAnsi="Calibri" w:cs="Calibri"/>
           <w:b/>
           <w:bCs/>
           <w:sz w:val="36"/>
@@ -2549,7 +2549,7 @@
       </w:r>
       <w:r>
         <w:rPr>
-          <w:rFonts w:ascii="Carlito" w:hAnsi="Carlito" w:cs="Carlito"/>
+          <w:rFonts w:ascii="Calibri" w:hAnsi="Calibri" w:cs="Calibri"/>
           <w:sz w:val="36"/>
           <w:szCs w:val="36"/>
         </w:rPr>
@@ -2560,14 +2560,14 @@
       <w:pPr>
         <w:jc w:val="both"/>
         <w:rPr>
-          <w:rFonts w:ascii="Carlito" w:hAnsi="Carlito" w:cs="Carlito"/>
-          <w:sz w:val="36"/>
-          <w:szCs w:val="36"/>
-        </w:rPr>
-      </w:pPr>
-      <w:r>
-        <w:rPr>
-          <w:rFonts w:ascii="Carlito" w:hAnsi="Carlito" w:cs="Carlito"/>
+          <w:rFonts w:ascii="Calibri" w:hAnsi="Calibri" w:cs="Calibri"/>
+          <w:sz w:val="36"/>
+          <w:szCs w:val="36"/>
+        </w:rPr>
+      </w:pPr>
+      <w:r>
+        <w:rPr>
+          <w:rFonts w:ascii="Calibri" w:hAnsi="Calibri" w:cs="Calibri"/>
           <w:sz w:val="36"/>
           <w:szCs w:val="36"/>
         </w:rPr>
@@ -2575,7 +2575,7 @@
       </w:r>
       <w:r>
         <w:rPr>
-          <w:rFonts w:ascii="Carlito" w:hAnsi="Carlito" w:cs="Carlito"/>
+          <w:rFonts w:ascii="Calibri" w:hAnsi="Calibri" w:cs="Calibri"/>
           <w:b/>
           <w:bCs/>
           <w:sz w:val="36"/>
@@ -2585,7 +2585,7 @@
       </w:r>
       <w:r>
         <w:rPr>
-          <w:rFonts w:ascii="Carlito" w:hAnsi="Carlito" w:cs="Carlito"/>
+          <w:rFonts w:ascii="Calibri" w:hAnsi="Calibri" w:cs="Calibri"/>
           <w:sz w:val="36"/>
           <w:szCs w:val="36"/>
         </w:rPr>
@@ -2593,7 +2593,7 @@
       </w:r>
       <w:r>
         <w:rPr>
-          <w:rFonts w:ascii="Carlito" w:hAnsi="Carlito" w:cs="Carlito"/>
+          <w:rFonts w:ascii="Calibri" w:hAnsi="Calibri" w:cs="Calibri"/>
           <w:b/>
           <w:bCs/>
           <w:sz w:val="36"/>
@@ -2603,7 +2603,7 @@
       </w:r>
       <w:r>
         <w:rPr>
-          <w:rFonts w:ascii="Carlito" w:hAnsi="Carlito" w:cs="Carlito"/>
+          <w:rFonts w:ascii="Calibri" w:hAnsi="Calibri" w:cs="Calibri"/>
           <w:sz w:val="36"/>
           <w:szCs w:val="36"/>
         </w:rPr>
@@ -2614,14 +2614,14 @@
       <w:pPr>
         <w:jc w:val="both"/>
         <w:rPr>
-          <w:rFonts w:ascii="Carlito" w:hAnsi="Carlito" w:cs="Carlito"/>
-          <w:sz w:val="36"/>
-          <w:szCs w:val="36"/>
-        </w:rPr>
-      </w:pPr>
-      <w:r>
-        <w:rPr>
-          <w:rFonts w:ascii="Carlito" w:hAnsi="Carlito" w:cs="Carlito"/>
+          <w:rFonts w:ascii="Calibri" w:hAnsi="Calibri" w:cs="Calibri"/>
+          <w:sz w:val="36"/>
+          <w:szCs w:val="36"/>
+        </w:rPr>
+      </w:pPr>
+      <w:r>
+        <w:rPr>
+          <w:rFonts w:ascii="Calibri" w:hAnsi="Calibri" w:cs="Calibri"/>
           <w:sz w:val="36"/>
           <w:szCs w:val="36"/>
         </w:rPr>
@@ -2629,7 +2629,7 @@
       </w:r>
       <w:r>
         <w:rPr>
-          <w:rFonts w:ascii="Carlito" w:hAnsi="Carlito" w:cs="Carlito"/>
+          <w:rFonts w:ascii="Calibri" w:hAnsi="Calibri" w:cs="Calibri"/>
           <w:b/>
           <w:bCs/>
           <w:sz w:val="36"/>
@@ -2639,7 +2639,7 @@
       </w:r>
       <w:r>
         <w:rPr>
-          <w:rFonts w:ascii="Carlito" w:hAnsi="Carlito" w:cs="Carlito"/>
+          <w:rFonts w:ascii="Calibri" w:hAnsi="Calibri" w:cs="Calibri"/>
           <w:sz w:val="36"/>
           <w:szCs w:val="36"/>
         </w:rPr>
@@ -2647,7 +2647,7 @@
       </w:r>
       <w:r>
         <w:rPr>
-          <w:rFonts w:ascii="Carlito" w:hAnsi="Carlito" w:cs="Carlito"/>
+          <w:rFonts w:ascii="Calibri" w:hAnsi="Calibri" w:cs="Calibri"/>
           <w:b/>
           <w:bCs/>
           <w:sz w:val="36"/>
@@ -2657,7 +2657,7 @@
       </w:r>
       <w:r>
         <w:rPr>
-          <w:rFonts w:ascii="Carlito" w:hAnsi="Carlito" w:cs="Carlito"/>
+          <w:rFonts w:ascii="Calibri" w:hAnsi="Calibri" w:cs="Calibri"/>
           <w:sz w:val="36"/>
           <w:szCs w:val="36"/>
         </w:rPr>
@@ -2665,7 +2665,7 @@
       </w:r>
       <w:r>
         <w:rPr>
-          <w:rFonts w:ascii="Carlito" w:hAnsi="Carlito" w:cs="Carlito"/>
+          <w:rFonts w:ascii="Calibri" w:hAnsi="Calibri" w:cs="Calibri"/>
           <w:b/>
           <w:bCs/>
           <w:sz w:val="36"/>
@@ -2675,7 +2675,7 @@
       </w:r>
       <w:r>
         <w:rPr>
-          <w:rFonts w:ascii="Carlito" w:hAnsi="Carlito" w:cs="Carlito"/>
+          <w:rFonts w:ascii="Calibri" w:hAnsi="Calibri" w:cs="Calibri"/>
           <w:sz w:val="36"/>
           <w:szCs w:val="36"/>
         </w:rPr>
@@ -2686,14 +2686,14 @@
       <w:pPr>
         <w:jc w:val="both"/>
         <w:rPr>
-          <w:rFonts w:ascii="Carlito" w:hAnsi="Carlito" w:cs="Carlito"/>
-          <w:sz w:val="36"/>
-          <w:szCs w:val="36"/>
-        </w:rPr>
-      </w:pPr>
-      <w:r>
-        <w:rPr>
-          <w:rFonts w:ascii="Carlito" w:hAnsi="Carlito" w:cs="Carlito"/>
+          <w:rFonts w:ascii="Calibri" w:hAnsi="Calibri" w:cs="Calibri"/>
+          <w:sz w:val="36"/>
+          <w:szCs w:val="36"/>
+        </w:rPr>
+      </w:pPr>
+      <w:r>
+        <w:rPr>
+          <w:rFonts w:ascii="Calibri" w:hAnsi="Calibri" w:cs="Calibri"/>
           <w:sz w:val="36"/>
           <w:szCs w:val="36"/>
         </w:rPr>
@@ -2701,7 +2701,7 @@
       </w:r>
       <w:r>
         <w:rPr>
-          <w:rFonts w:ascii="Carlito" w:hAnsi="Carlito" w:cs="Carlito"/>
+          <w:rFonts w:ascii="Calibri" w:hAnsi="Calibri" w:cs="Calibri"/>
           <w:b/>
           <w:bCs/>
           <w:sz w:val="36"/>
@@ -2711,7 +2711,7 @@
       </w:r>
       <w:r>
         <w:rPr>
-          <w:rFonts w:ascii="Carlito" w:hAnsi="Carlito" w:cs="Carlito"/>
+          <w:rFonts w:ascii="Calibri" w:hAnsi="Calibri" w:cs="Calibri"/>
           <w:sz w:val="36"/>
           <w:szCs w:val="36"/>
         </w:rPr>
@@ -2719,7 +2719,7 @@
       </w:r>
       <w:r>
         <w:rPr>
-          <w:rFonts w:ascii="Carlito" w:hAnsi="Carlito" w:cs="Carlito"/>
+          <w:rFonts w:ascii="Calibri" w:hAnsi="Calibri" w:cs="Calibri"/>
           <w:b/>
           <w:bCs/>
           <w:sz w:val="36"/>
@@ -2729,7 +2729,7 @@
       </w:r>
       <w:r>
         <w:rPr>
-          <w:rFonts w:ascii="Carlito" w:hAnsi="Carlito" w:cs="Carlito"/>
+          <w:rFonts w:ascii="Calibri" w:hAnsi="Calibri" w:cs="Calibri"/>
           <w:sz w:val="36"/>
           <w:szCs w:val="36"/>
         </w:rPr>
@@ -2740,17 +2740,17 @@
       <w:pPr>
         <w:jc w:val="both"/>
         <w:rPr>
-          <w:rFonts w:ascii="Carlito" w:hAnsi="Carlito" w:cs="Carlito"/>
-          <w:b/>
-          <w:bCs/>
-          <w:color w:val="D86DCB" w:themeColor="accent5" w:themeTint="99"/>
-          <w:sz w:val="36"/>
-          <w:szCs w:val="36"/>
-        </w:rPr>
-      </w:pPr>
-      <w:r>
-        <w:rPr>
-          <w:rFonts w:ascii="Carlito" w:hAnsi="Carlito" w:cs="Carlito"/>
+          <w:rFonts w:ascii="Calibri" w:hAnsi="Calibri" w:cs="Calibri"/>
+          <w:b/>
+          <w:bCs/>
+          <w:color w:val="D86DCB" w:themeColor="accent5" w:themeTint="99"/>
+          <w:sz w:val="36"/>
+          <w:szCs w:val="36"/>
+        </w:rPr>
+      </w:pPr>
+      <w:r>
+        <w:rPr>
+          <w:rFonts w:ascii="Calibri" w:hAnsi="Calibri" w:cs="Calibri"/>
           <w:b/>
           <w:bCs/>
           <w:color w:val="D86DCB" w:themeColor="accent5" w:themeTint="99"/>
@@ -2764,17 +2764,17 @@
       <w:pPr>
         <w:jc w:val="both"/>
         <w:rPr>
-          <w:rFonts w:ascii="Carlito" w:hAnsi="Carlito" w:cs="Carlito"/>
-          <w:b/>
-          <w:bCs/>
-          <w:color w:val="D86DCB" w:themeColor="accent5" w:themeTint="99"/>
-          <w:sz w:val="36"/>
-          <w:szCs w:val="36"/>
-        </w:rPr>
-      </w:pPr>
-      <w:r>
-        <w:rPr>
-          <w:rFonts w:ascii="Carlito" w:hAnsi="Carlito" w:cs="Carlito"/>
+          <w:rFonts w:ascii="Calibri" w:hAnsi="Calibri" w:cs="Calibri"/>
+          <w:b/>
+          <w:bCs/>
+          <w:color w:val="D86DCB" w:themeColor="accent5" w:themeTint="99"/>
+          <w:sz w:val="36"/>
+          <w:szCs w:val="36"/>
+        </w:rPr>
+      </w:pPr>
+      <w:r>
+        <w:rPr>
+          <w:rFonts w:ascii="Calibri" w:hAnsi="Calibri" w:cs="Calibri"/>
           <w:b/>
           <w:bCs/>
           <w:color w:val="D86DCB" w:themeColor="accent5" w:themeTint="99"/>
@@ -2789,17 +2789,17 @@
       <w:pPr>
         <w:jc w:val="both"/>
         <w:rPr>
-          <w:rFonts w:ascii="Carlito" w:hAnsi="Carlito" w:cs="Carlito"/>
-          <w:b/>
-          <w:bCs/>
-          <w:color w:val="D86DCB" w:themeColor="accent5" w:themeTint="99"/>
-          <w:sz w:val="36"/>
-          <w:szCs w:val="36"/>
-        </w:rPr>
-      </w:pPr>
-      <w:r>
-        <w:rPr>
-          <w:rFonts w:ascii="Carlito" w:hAnsi="Carlito" w:cs="Carlito"/>
+          <w:rFonts w:ascii="Calibri" w:hAnsi="Calibri" w:cs="Calibri"/>
+          <w:b/>
+          <w:bCs/>
+          <w:color w:val="D86DCB" w:themeColor="accent5" w:themeTint="99"/>
+          <w:sz w:val="36"/>
+          <w:szCs w:val="36"/>
+        </w:rPr>
+      </w:pPr>
+      <w:r>
+        <w:rPr>
+          <w:rFonts w:ascii="Calibri" w:hAnsi="Calibri" w:cs="Calibri"/>
           <w:b/>
           <w:bCs/>
           <w:color w:val="D86DCB" w:themeColor="accent5" w:themeTint="99"/>
@@ -2813,17 +2813,17 @@
       <w:pPr>
         <w:jc w:val="both"/>
         <w:rPr>
-          <w:rFonts w:ascii="Carlito" w:hAnsi="Carlito" w:cs="Carlito"/>
-          <w:b/>
-          <w:bCs/>
-          <w:color w:val="D86DCB" w:themeColor="accent5" w:themeTint="99"/>
-          <w:sz w:val="36"/>
-          <w:szCs w:val="36"/>
-        </w:rPr>
-      </w:pPr>
-      <w:r>
-        <w:rPr>
-          <w:rFonts w:ascii="Carlito" w:hAnsi="Carlito" w:cs="Carlito"/>
+          <w:rFonts w:ascii="Calibri" w:hAnsi="Calibri" w:cs="Calibri"/>
+          <w:b/>
+          <w:bCs/>
+          <w:color w:val="D86DCB" w:themeColor="accent5" w:themeTint="99"/>
+          <w:sz w:val="36"/>
+          <w:szCs w:val="36"/>
+        </w:rPr>
+      </w:pPr>
+      <w:r>
+        <w:rPr>
+          <w:rFonts w:ascii="Calibri" w:hAnsi="Calibri" w:cs="Calibri"/>
           <w:b/>
           <w:bCs/>
           <w:color w:val="D86DCB" w:themeColor="accent5" w:themeTint="99"/>
@@ -2837,17 +2837,17 @@
       <w:pPr>
         <w:jc w:val="both"/>
         <w:rPr>
-          <w:rFonts w:ascii="Carlito" w:hAnsi="Carlito" w:cs="Carlito"/>
-          <w:b/>
-          <w:bCs/>
-          <w:color w:val="D86DCB" w:themeColor="accent5" w:themeTint="99"/>
-          <w:sz w:val="36"/>
-          <w:szCs w:val="36"/>
-        </w:rPr>
-      </w:pPr>
-      <w:r>
-        <w:rPr>
-          <w:rFonts w:ascii="Carlito" w:hAnsi="Carlito" w:cs="Carlito"/>
+          <w:rFonts w:ascii="Calibri" w:hAnsi="Calibri" w:cs="Calibri"/>
+          <w:b/>
+          <w:bCs/>
+          <w:color w:val="D86DCB" w:themeColor="accent5" w:themeTint="99"/>
+          <w:sz w:val="36"/>
+          <w:szCs w:val="36"/>
+        </w:rPr>
+      </w:pPr>
+      <w:r>
+        <w:rPr>
+          <w:rFonts w:ascii="Calibri" w:hAnsi="Calibri" w:cs="Calibri"/>
           <w:b/>
           <w:bCs/>
           <w:color w:val="D86DCB" w:themeColor="accent5" w:themeTint="99"/>
@@ -2861,17 +2861,17 @@
       <w:pPr>
         <w:jc w:val="both"/>
         <w:rPr>
-          <w:rFonts w:ascii="Carlito" w:hAnsi="Carlito" w:cs="Carlito"/>
-          <w:b/>
-          <w:bCs/>
-          <w:color w:val="D86DCB" w:themeColor="accent5" w:themeTint="99"/>
-          <w:sz w:val="36"/>
-          <w:szCs w:val="36"/>
-        </w:rPr>
-      </w:pPr>
-      <w:r>
-        <w:rPr>
-          <w:rFonts w:ascii="Carlito" w:hAnsi="Carlito" w:cs="Carlito"/>
+          <w:rFonts w:ascii="Calibri" w:hAnsi="Calibri" w:cs="Calibri"/>
+          <w:b/>
+          <w:bCs/>
+          <w:color w:val="D86DCB" w:themeColor="accent5" w:themeTint="99"/>
+          <w:sz w:val="36"/>
+          <w:szCs w:val="36"/>
+        </w:rPr>
+      </w:pPr>
+      <w:r>
+        <w:rPr>
+          <w:rFonts w:ascii="Calibri" w:hAnsi="Calibri" w:cs="Calibri"/>
           <w:b/>
           <w:bCs/>
           <w:color w:val="D86DCB" w:themeColor="accent5" w:themeTint="99"/>
@@ -2885,17 +2885,17 @@
       <w:pPr>
         <w:jc w:val="both"/>
         <w:rPr>
-          <w:rFonts w:ascii="Carlito" w:hAnsi="Carlito" w:cs="Carlito"/>
-          <w:b/>
-          <w:bCs/>
-          <w:color w:val="D86DCB" w:themeColor="accent5" w:themeTint="99"/>
-          <w:sz w:val="36"/>
-          <w:szCs w:val="36"/>
-        </w:rPr>
-      </w:pPr>
-      <w:r>
-        <w:rPr>
-          <w:rFonts w:ascii="Carlito" w:hAnsi="Carlito" w:cs="Carlito"/>
+          <w:rFonts w:ascii="Calibri" w:hAnsi="Calibri" w:cs="Calibri"/>
+          <w:b/>
+          <w:bCs/>
+          <w:color w:val="D86DCB" w:themeColor="accent5" w:themeTint="99"/>
+          <w:sz w:val="36"/>
+          <w:szCs w:val="36"/>
+        </w:rPr>
+      </w:pPr>
+      <w:r>
+        <w:rPr>
+          <w:rFonts w:ascii="Calibri" w:hAnsi="Calibri" w:cs="Calibri"/>
           <w:b/>
           <w:bCs/>
           <w:color w:val="D86DCB" w:themeColor="accent5" w:themeTint="99"/>
@@ -2909,17 +2909,17 @@
       <w:pPr>
         <w:jc w:val="both"/>
         <w:rPr>
-          <w:rFonts w:ascii="Carlito" w:hAnsi="Carlito" w:cs="Carlito"/>
-          <w:b/>
-          <w:bCs/>
-          <w:color w:val="D86DCB" w:themeColor="accent5" w:themeTint="99"/>
-          <w:sz w:val="36"/>
-          <w:szCs w:val="36"/>
-        </w:rPr>
-      </w:pPr>
-      <w:r>
-        <w:rPr>
-          <w:rFonts w:ascii="Carlito" w:hAnsi="Carlito" w:cs="Carlito"/>
+          <w:rFonts w:ascii="Calibri" w:hAnsi="Calibri" w:cs="Calibri"/>
+          <w:b/>
+          <w:bCs/>
+          <w:color w:val="D86DCB" w:themeColor="accent5" w:themeTint="99"/>
+          <w:sz w:val="36"/>
+          <w:szCs w:val="36"/>
+        </w:rPr>
+      </w:pPr>
+      <w:r>
+        <w:rPr>
+          <w:rFonts w:ascii="Calibri" w:hAnsi="Calibri" w:cs="Calibri"/>
           <w:b/>
           <w:bCs/>
           <w:color w:val="D86DCB" w:themeColor="accent5" w:themeTint="99"/>
@@ -2933,17 +2933,17 @@
       <w:pPr>
         <w:jc w:val="both"/>
         <w:rPr>
-          <w:rFonts w:ascii="Carlito" w:hAnsi="Carlito" w:cs="Carlito"/>
-          <w:b/>
-          <w:bCs/>
-          <w:color w:val="D86DCB" w:themeColor="accent5" w:themeTint="99"/>
-          <w:sz w:val="36"/>
-          <w:szCs w:val="36"/>
-        </w:rPr>
-      </w:pPr>
-      <w:r>
-        <w:rPr>
-          <w:rFonts w:ascii="Carlito" w:hAnsi="Carlito" w:cs="Carlito"/>
+          <w:rFonts w:ascii="Calibri" w:hAnsi="Calibri" w:cs="Calibri"/>
+          <w:b/>
+          <w:bCs/>
+          <w:color w:val="D86DCB" w:themeColor="accent5" w:themeTint="99"/>
+          <w:sz w:val="36"/>
+          <w:szCs w:val="36"/>
+        </w:rPr>
+      </w:pPr>
+      <w:r>
+        <w:rPr>
+          <w:rFonts w:ascii="Calibri" w:hAnsi="Calibri" w:cs="Calibri"/>
           <w:b/>
           <w:bCs/>
           <w:color w:val="D86DCB" w:themeColor="accent5" w:themeTint="99"/>
@@ -2957,17 +2957,17 @@
       <w:pPr>
         <w:jc w:val="both"/>
         <w:rPr>
-          <w:rFonts w:ascii="Carlito" w:hAnsi="Carlito" w:cs="Carlito"/>
-          <w:b/>
-          <w:bCs/>
-          <w:color w:val="D86DCB" w:themeColor="accent5" w:themeTint="99"/>
-          <w:sz w:val="36"/>
-          <w:szCs w:val="36"/>
-        </w:rPr>
-      </w:pPr>
-      <w:r>
-        <w:rPr>
-          <w:rFonts w:ascii="Carlito" w:hAnsi="Carlito" w:cs="Carlito"/>
+          <w:rFonts w:ascii="Calibri" w:hAnsi="Calibri" w:cs="Calibri"/>
+          <w:b/>
+          <w:bCs/>
+          <w:color w:val="D86DCB" w:themeColor="accent5" w:themeTint="99"/>
+          <w:sz w:val="36"/>
+          <w:szCs w:val="36"/>
+        </w:rPr>
+      </w:pPr>
+      <w:r>
+        <w:rPr>
+          <w:rFonts w:ascii="Calibri" w:hAnsi="Calibri" w:cs="Calibri"/>
           <w:b/>
           <w:bCs/>
           <w:color w:val="D86DCB" w:themeColor="accent5" w:themeTint="99"/>
@@ -2981,17 +2981,17 @@
       <w:pPr>
         <w:jc w:val="both"/>
         <w:rPr>
-          <w:rFonts w:ascii="Carlito" w:hAnsi="Carlito" w:cs="Carlito"/>
-          <w:b/>
-          <w:bCs/>
-          <w:color w:val="D86DCB" w:themeColor="accent5" w:themeTint="99"/>
-          <w:sz w:val="36"/>
-          <w:szCs w:val="36"/>
-        </w:rPr>
-      </w:pPr>
-      <w:r>
-        <w:rPr>
-          <w:rFonts w:ascii="Carlito" w:hAnsi="Carlito" w:cs="Carlito"/>
+          <w:rFonts w:ascii="Calibri" w:hAnsi="Calibri" w:cs="Calibri"/>
+          <w:b/>
+          <w:bCs/>
+          <w:color w:val="D86DCB" w:themeColor="accent5" w:themeTint="99"/>
+          <w:sz w:val="36"/>
+          <w:szCs w:val="36"/>
+        </w:rPr>
+      </w:pPr>
+      <w:r>
+        <w:rPr>
+          <w:rFonts w:ascii="Calibri" w:hAnsi="Calibri" w:cs="Calibri"/>
           <w:b/>
           <w:bCs/>
           <w:color w:val="D86DCB" w:themeColor="accent5" w:themeTint="99"/>
@@ -3005,17 +3005,17 @@
       <w:pPr>
         <w:jc w:val="both"/>
         <w:rPr>
-          <w:rFonts w:ascii="Carlito" w:hAnsi="Carlito" w:cs="Carlito"/>
-          <w:b/>
-          <w:bCs/>
-          <w:color w:val="D86DCB" w:themeColor="accent5" w:themeTint="99"/>
-          <w:sz w:val="36"/>
-          <w:szCs w:val="36"/>
-        </w:rPr>
-      </w:pPr>
-      <w:r>
-        <w:rPr>
-          <w:rFonts w:ascii="Carlito" w:hAnsi="Carlito" w:cs="Carlito"/>
+          <w:rFonts w:ascii="Calibri" w:hAnsi="Calibri" w:cs="Calibri"/>
+          <w:b/>
+          <w:bCs/>
+          <w:color w:val="D86DCB" w:themeColor="accent5" w:themeTint="99"/>
+          <w:sz w:val="36"/>
+          <w:szCs w:val="36"/>
+        </w:rPr>
+      </w:pPr>
+      <w:r>
+        <w:rPr>
+          <w:rFonts w:ascii="Calibri" w:hAnsi="Calibri" w:cs="Calibri"/>
           <w:b/>
           <w:bCs/>
           <w:color w:val="D86DCB" w:themeColor="accent5" w:themeTint="99"/>
@@ -3029,17 +3029,17 @@
       <w:pPr>
         <w:jc w:val="both"/>
         <w:rPr>
-          <w:rFonts w:ascii="Carlito" w:hAnsi="Carlito" w:cs="Carlito"/>
-          <w:b/>
-          <w:bCs/>
-          <w:color w:val="D86DCB" w:themeColor="accent5" w:themeTint="99"/>
-          <w:sz w:val="36"/>
-          <w:szCs w:val="36"/>
-        </w:rPr>
-      </w:pPr>
-      <w:r>
-        <w:rPr>
-          <w:rFonts w:ascii="Carlito" w:hAnsi="Carlito" w:cs="Carlito"/>
+          <w:rFonts w:ascii="Calibri" w:hAnsi="Calibri" w:cs="Calibri"/>
+          <w:b/>
+          <w:bCs/>
+          <w:color w:val="D86DCB" w:themeColor="accent5" w:themeTint="99"/>
+          <w:sz w:val="36"/>
+          <w:szCs w:val="36"/>
+        </w:rPr>
+      </w:pPr>
+      <w:r>
+        <w:rPr>
+          <w:rFonts w:ascii="Calibri" w:hAnsi="Calibri" w:cs="Calibri"/>
           <w:b/>
           <w:bCs/>
           <w:color w:val="D86DCB" w:themeColor="accent5" w:themeTint="99"/>
@@ -3053,29 +3053,29 @@
       <w:pPr>
         <w:jc w:val="both"/>
         <w:rPr>
-          <w:rFonts w:ascii="Carlito" w:hAnsi="Carlito" w:cs="Carlito"/>
-          <w:b/>
-          <w:bCs/>
-          <w:color w:val="D86DCB" w:themeColor="accent5" w:themeTint="99"/>
-          <w:sz w:val="36"/>
-          <w:szCs w:val="36"/>
-        </w:rPr>
-      </w:pPr>
-    </w:p>
-    <w:p>
-      <w:pPr>
-        <w:jc w:val="both"/>
-        <w:rPr>
-          <w:rFonts w:ascii="Carlito" w:hAnsi="Carlito" w:cs="Carlito"/>
-          <w:b/>
-          <w:bCs/>
-          <w:sz w:val="36"/>
-          <w:szCs w:val="36"/>
-        </w:rPr>
-      </w:pPr>
-      <w:r>
-        <w:rPr>
-          <w:rFonts w:ascii="Carlito" w:hAnsi="Carlito" w:cs="Carlito"/>
+          <w:rFonts w:ascii="Calibri" w:hAnsi="Calibri" w:cs="Calibri"/>
+          <w:b/>
+          <w:bCs/>
+          <w:color w:val="D86DCB" w:themeColor="accent5" w:themeTint="99"/>
+          <w:sz w:val="36"/>
+          <w:szCs w:val="36"/>
+        </w:rPr>
+      </w:pPr>
+    </w:p>
+    <w:p>
+      <w:pPr>
+        <w:jc w:val="both"/>
+        <w:rPr>
+          <w:rFonts w:ascii="Calibri" w:hAnsi="Calibri" w:cs="Calibri"/>
+          <w:b/>
+          <w:bCs/>
+          <w:sz w:val="36"/>
+          <w:szCs w:val="36"/>
+        </w:rPr>
+      </w:pPr>
+      <w:r>
+        <w:rPr>
+          <w:rFonts w:ascii="Calibri" w:hAnsi="Calibri" w:cs="Calibri"/>
           <w:b/>
           <w:bCs/>
           <w:sz w:val="36"/>
@@ -3091,14 +3091,14 @@
         </w:tabs>
         <w:jc w:val="both"/>
         <w:rPr>
-          <w:rFonts w:ascii="Carlito" w:hAnsi="Carlito" w:cs="Carlito"/>
-          <w:sz w:val="36"/>
-          <w:szCs w:val="36"/>
-        </w:rPr>
-      </w:pPr>
-      <w:r>
-        <w:rPr>
-          <w:rFonts w:ascii="Carlito" w:hAnsi="Carlito" w:cs="Carlito"/>
+          <w:rFonts w:ascii="Calibri" w:hAnsi="Calibri" w:cs="Calibri"/>
+          <w:sz w:val="36"/>
+          <w:szCs w:val="36"/>
+        </w:rPr>
+      </w:pPr>
+      <w:r>
+        <w:rPr>
+          <w:rFonts w:ascii="Calibri" w:hAnsi="Calibri" w:cs="Calibri"/>
           <w:sz w:val="36"/>
           <w:szCs w:val="36"/>
         </w:rPr>
@@ -3106,7 +3106,7 @@
       </w:r>
       <w:r>
         <w:rPr>
-          <w:rFonts w:ascii="Carlito" w:hAnsi="Carlito" w:cs="Carlito"/>
+          <w:rFonts w:ascii="Calibri" w:hAnsi="Calibri" w:cs="Calibri"/>
           <w:sz w:val="36"/>
           <w:szCs w:val="36"/>
         </w:rPr>
@@ -3120,16 +3120,16 @@
         </w:tabs>
         <w:jc w:val="both"/>
         <w:rPr>
-          <w:rFonts w:ascii="Carlito" w:hAnsi="Carlito" w:cs="Carlito"/>
-          <w:b/>
-          <w:bCs/>
-          <w:sz w:val="36"/>
-          <w:szCs w:val="36"/>
-        </w:rPr>
-      </w:pPr>
-      <w:r>
-        <w:rPr>
-          <w:rFonts w:ascii="Carlito" w:hAnsi="Carlito" w:cs="Carlito"/>
+          <w:rFonts w:ascii="Calibri" w:hAnsi="Calibri" w:cs="Calibri"/>
+          <w:b/>
+          <w:bCs/>
+          <w:sz w:val="36"/>
+          <w:szCs w:val="36"/>
+        </w:rPr>
+      </w:pPr>
+      <w:r>
+        <w:rPr>
+          <w:rFonts w:ascii="Calibri" w:hAnsi="Calibri" w:cs="Calibri"/>
           <w:b/>
           <w:bCs/>
           <w:sz w:val="36"/>
@@ -3145,14 +3145,14 @@
         </w:tabs>
         <w:jc w:val="both"/>
         <w:rPr>
-          <w:rFonts w:ascii="Carlito" w:hAnsi="Carlito" w:cs="Carlito"/>
-          <w:sz w:val="36"/>
-          <w:szCs w:val="36"/>
-        </w:rPr>
-      </w:pPr>
-      <w:r>
-        <w:rPr>
-          <w:rFonts w:ascii="Carlito" w:hAnsi="Carlito" w:cs="Carlito"/>
+          <w:rFonts w:ascii="Calibri" w:hAnsi="Calibri" w:cs="Calibri"/>
+          <w:sz w:val="36"/>
+          <w:szCs w:val="36"/>
+        </w:rPr>
+      </w:pPr>
+      <w:r>
+        <w:rPr>
+          <w:rFonts w:ascii="Calibri" w:hAnsi="Calibri" w:cs="Calibri"/>
           <w:sz w:val="36"/>
           <w:szCs w:val="36"/>
         </w:rPr>
@@ -3171,14 +3171,14 @@
         </w:tabs>
         <w:jc w:val="both"/>
         <w:rPr>
-          <w:rFonts w:ascii="Carlito" w:hAnsi="Carlito" w:cs="Carlito"/>
-          <w:sz w:val="36"/>
-          <w:szCs w:val="36"/>
-        </w:rPr>
-      </w:pPr>
-      <w:r>
-        <w:rPr>
-          <w:rFonts w:ascii="Carlito" w:hAnsi="Carlito" w:cs="Carlito"/>
+          <w:rFonts w:ascii="Calibri" w:hAnsi="Calibri" w:cs="Calibri"/>
+          <w:sz w:val="36"/>
+          <w:szCs w:val="36"/>
+        </w:rPr>
+      </w:pPr>
+      <w:r>
+        <w:rPr>
+          <w:rFonts w:ascii="Calibri" w:hAnsi="Calibri" w:cs="Calibri"/>
           <w:sz w:val="36"/>
           <w:szCs w:val="36"/>
         </w:rPr>
@@ -3197,14 +3197,14 @@
         </w:tabs>
         <w:jc w:val="both"/>
         <w:rPr>
-          <w:rFonts w:ascii="Carlito" w:hAnsi="Carlito" w:cs="Carlito"/>
-          <w:sz w:val="36"/>
-          <w:szCs w:val="36"/>
-        </w:rPr>
-      </w:pPr>
-      <w:r>
-        <w:rPr>
-          <w:rFonts w:ascii="Carlito" w:hAnsi="Carlito" w:cs="Carlito"/>
+          <w:rFonts w:ascii="Calibri" w:hAnsi="Calibri" w:cs="Calibri"/>
+          <w:sz w:val="36"/>
+          <w:szCs w:val="36"/>
+        </w:rPr>
+      </w:pPr>
+      <w:r>
+        <w:rPr>
+          <w:rFonts w:ascii="Calibri" w:hAnsi="Calibri" w:cs="Calibri"/>
           <w:sz w:val="36"/>
           <w:szCs w:val="36"/>
         </w:rPr>
@@ -3223,14 +3223,14 @@
         </w:tabs>
         <w:jc w:val="both"/>
         <w:rPr>
-          <w:rFonts w:ascii="Carlito" w:hAnsi="Carlito" w:cs="Carlito"/>
-          <w:sz w:val="36"/>
-          <w:szCs w:val="36"/>
-        </w:rPr>
-      </w:pPr>
-      <w:r>
-        <w:rPr>
-          <w:rFonts w:ascii="Carlito" w:hAnsi="Carlito" w:cs="Carlito"/>
+          <w:rFonts w:ascii="Calibri" w:hAnsi="Calibri" w:cs="Calibri"/>
+          <w:sz w:val="36"/>
+          <w:szCs w:val="36"/>
+        </w:rPr>
+      </w:pPr>
+      <w:r>
+        <w:rPr>
+          <w:rFonts w:ascii="Calibri" w:hAnsi="Calibri" w:cs="Calibri"/>
           <w:sz w:val="36"/>
           <w:szCs w:val="36"/>
         </w:rPr>
@@ -3249,14 +3249,14 @@
         </w:tabs>
         <w:jc w:val="both"/>
         <w:rPr>
-          <w:rFonts w:ascii="Carlito" w:hAnsi="Carlito" w:cs="Carlito"/>
-          <w:sz w:val="36"/>
-          <w:szCs w:val="36"/>
-        </w:rPr>
-      </w:pPr>
-      <w:r>
-        <w:rPr>
-          <w:rFonts w:ascii="Carlito" w:hAnsi="Carlito" w:cs="Carlito"/>
+          <w:rFonts w:ascii="Calibri" w:hAnsi="Calibri" w:cs="Calibri"/>
+          <w:sz w:val="36"/>
+          <w:szCs w:val="36"/>
+        </w:rPr>
+      </w:pPr>
+      <w:r>
+        <w:rPr>
+          <w:rFonts w:ascii="Calibri" w:hAnsi="Calibri" w:cs="Calibri"/>
           <w:sz w:val="36"/>
           <w:szCs w:val="36"/>
         </w:rPr>
@@ -3270,14 +3270,14 @@
         </w:tabs>
         <w:jc w:val="both"/>
         <w:rPr>
-          <w:rFonts w:ascii="Carlito" w:hAnsi="Carlito" w:cs="Carlito"/>
-          <w:sz w:val="36"/>
-          <w:szCs w:val="36"/>
-        </w:rPr>
-      </w:pPr>
-      <w:r>
-        <w:rPr>
-          <w:rFonts w:ascii="Carlito" w:hAnsi="Carlito" w:cs="Carlito"/>
+          <w:rFonts w:ascii="Calibri" w:hAnsi="Calibri" w:cs="Calibri"/>
+          <w:sz w:val="36"/>
+          <w:szCs w:val="36"/>
+        </w:rPr>
+      </w:pPr>
+      <w:r>
+        <w:rPr>
+          <w:rFonts w:ascii="Calibri" w:hAnsi="Calibri" w:cs="Calibri"/>
           <w:sz w:val="36"/>
           <w:szCs w:val="36"/>
         </w:rPr>
@@ -3289,14 +3289,14 @@
       <w:pPr>
         <w:jc w:val="both"/>
         <w:rPr>
-          <w:rFonts w:ascii="Carlito" w:hAnsi="Carlito" w:cs="Carlito"/>
-          <w:sz w:val="36"/>
-          <w:szCs w:val="36"/>
-        </w:rPr>
-      </w:pPr>
-      <w:r>
-        <w:rPr>
-          <w:rFonts w:ascii="Carlito" w:hAnsi="Carlito" w:cs="Carlito"/>
+          <w:rFonts w:ascii="Calibri" w:hAnsi="Calibri" w:cs="Calibri"/>
+          <w:sz w:val="36"/>
+          <w:szCs w:val="36"/>
+        </w:rPr>
+      </w:pPr>
+      <w:r>
+        <w:rPr>
+          <w:rFonts w:ascii="Calibri" w:hAnsi="Calibri" w:cs="Calibri"/>
           <w:sz w:val="36"/>
           <w:szCs w:val="36"/>
         </w:rPr>
@@ -3304,7 +3304,7 @@
       </w:r>
       <w:r>
         <w:rPr>
-          <w:rFonts w:ascii="Carlito" w:hAnsi="Carlito" w:cs="Carlito"/>
+          <w:rFonts w:ascii="Calibri" w:hAnsi="Calibri" w:cs="Calibri"/>
           <w:b/>
           <w:bCs/>
           <w:sz w:val="36"/>
@@ -3314,7 +3314,7 @@
       </w:r>
       <w:r>
         <w:rPr>
-          <w:rFonts w:ascii="Carlito" w:hAnsi="Carlito" w:cs="Carlito"/>
+          <w:rFonts w:ascii="Calibri" w:hAnsi="Calibri" w:cs="Calibri"/>
           <w:sz w:val="36"/>
           <w:szCs w:val="36"/>
         </w:rPr>
@@ -3322,7 +3322,7 @@
       </w:r>
       <w:r>
         <w:rPr>
-          <w:rFonts w:ascii="Carlito" w:hAnsi="Carlito" w:cs="Carlito"/>
+          <w:rFonts w:ascii="Calibri" w:hAnsi="Calibri" w:cs="Calibri"/>
           <w:b/>
           <w:bCs/>
           <w:sz w:val="36"/>
@@ -3332,7 +3332,7 @@
       </w:r>
       <w:r>
         <w:rPr>
-          <w:rFonts w:ascii="Carlito" w:hAnsi="Carlito" w:cs="Carlito"/>
+          <w:rFonts w:ascii="Calibri" w:hAnsi="Calibri" w:cs="Calibri"/>
           <w:sz w:val="36"/>
           <w:szCs w:val="36"/>
         </w:rPr>
@@ -3340,7 +3340,7 @@
       </w:r>
       <w:r>
         <w:rPr>
-          <w:rFonts w:ascii="Carlito" w:hAnsi="Carlito" w:cs="Carlito"/>
+          <w:rFonts w:ascii="Calibri" w:hAnsi="Calibri" w:cs="Calibri"/>
           <w:sz w:val="36"/>
           <w:szCs w:val="36"/>
         </w:rPr>
@@ -3348,7 +3348,7 @@
       </w:r>
       <w:r>
         <w:rPr>
-          <w:rFonts w:ascii="Carlito" w:hAnsi="Carlito" w:cs="Carlito"/>
+          <w:rFonts w:ascii="Calibri" w:hAnsi="Calibri" w:cs="Calibri"/>
           <w:sz w:val="36"/>
           <w:szCs w:val="36"/>
         </w:rPr>
@@ -3356,7 +3356,7 @@
       </w:r>
       <w:r>
         <w:rPr>
-          <w:rFonts w:ascii="Carlito" w:hAnsi="Carlito" w:cs="Carlito"/>
+          <w:rFonts w:ascii="Calibri" w:hAnsi="Calibri" w:cs="Calibri"/>
           <w:sz w:val="36"/>
           <w:szCs w:val="36"/>
         </w:rPr>
@@ -3364,7 +3364,7 @@
       </w:r>
       <w:r>
         <w:rPr>
-          <w:rFonts w:ascii="Carlito" w:hAnsi="Carlito" w:cs="Carlito"/>
+          <w:rFonts w:ascii="Calibri" w:hAnsi="Calibri" w:cs="Calibri"/>
           <w:sz w:val="36"/>
           <w:szCs w:val="36"/>
         </w:rPr>
@@ -3372,7 +3372,7 @@
       </w:r>
       <w:r>
         <w:rPr>
-          <w:rFonts w:ascii="Carlito" w:hAnsi="Carlito" w:cs="Carlito"/>
+          <w:rFonts w:ascii="Calibri" w:hAnsi="Calibri" w:cs="Calibri"/>
           <w:sz w:val="36"/>
           <w:szCs w:val="36"/>
         </w:rPr>
@@ -3383,17 +3383,17 @@
       <w:pPr>
         <w:jc w:val="both"/>
         <w:rPr>
-          <w:rFonts w:ascii="Carlito" w:hAnsi="Carlito" w:cs="Carlito"/>
-          <w:b/>
-          <w:bCs/>
-          <w:color w:val="D86DCB" w:themeColor="accent5" w:themeTint="99"/>
-          <w:sz w:val="36"/>
-          <w:szCs w:val="36"/>
-        </w:rPr>
-      </w:pPr>
-      <w:r>
-        <w:rPr>
-          <w:rFonts w:ascii="Carlito" w:hAnsi="Carlito" w:cs="Carlito"/>
+          <w:rFonts w:ascii="Calibri" w:hAnsi="Calibri" w:cs="Calibri"/>
+          <w:b/>
+          <w:bCs/>
+          <w:color w:val="D86DCB" w:themeColor="accent5" w:themeTint="99"/>
+          <w:sz w:val="36"/>
+          <w:szCs w:val="36"/>
+        </w:rPr>
+      </w:pPr>
+      <w:r>
+        <w:rPr>
+          <w:rFonts w:ascii="Calibri" w:hAnsi="Calibri" w:cs="Calibri"/>
           <w:b/>
           <w:bCs/>
           <w:color w:val="D86DCB" w:themeColor="accent5" w:themeTint="99"/>
@@ -3407,14 +3407,14 @@
       <w:pPr>
         <w:jc w:val="both"/>
         <w:rPr>
-          <w:rFonts w:ascii="Carlito" w:hAnsi="Carlito" w:cs="Carlito"/>
-          <w:sz w:val="36"/>
-          <w:szCs w:val="36"/>
-        </w:rPr>
-      </w:pPr>
-      <w:r>
-        <w:rPr>
-          <w:rFonts w:ascii="Carlito" w:hAnsi="Carlito" w:cs="Carlito"/>
+          <w:rFonts w:ascii="Calibri" w:hAnsi="Calibri" w:cs="Calibri"/>
+          <w:sz w:val="36"/>
+          <w:szCs w:val="36"/>
+        </w:rPr>
+      </w:pPr>
+      <w:r>
+        <w:rPr>
+          <w:rFonts w:ascii="Calibri" w:hAnsi="Calibri" w:cs="Calibri"/>
           <w:sz w:val="36"/>
           <w:szCs w:val="36"/>
         </w:rPr>
@@ -3422,7 +3422,7 @@
       </w:r>
       <w:r>
         <w:rPr>
-          <w:rFonts w:ascii="Carlito" w:hAnsi="Carlito" w:cs="Carlito"/>
+          <w:rFonts w:ascii="Calibri" w:hAnsi="Calibri" w:cs="Calibri"/>
           <w:sz w:val="36"/>
           <w:szCs w:val="36"/>
         </w:rPr>
@@ -3430,7 +3430,7 @@
       </w:r>
       <w:r>
         <w:rPr>
-          <w:rFonts w:ascii="Carlito" w:hAnsi="Carlito" w:cs="Carlito"/>
+          <w:rFonts w:ascii="Calibri" w:hAnsi="Calibri" w:cs="Calibri"/>
           <w:sz w:val="36"/>
           <w:szCs w:val="36"/>
         </w:rPr>
@@ -3438,7 +3438,7 @@
       </w:r>
       <w:r>
         <w:rPr>
-          <w:rFonts w:ascii="Carlito" w:hAnsi="Carlito" w:cs="Carlito"/>
+          <w:rFonts w:ascii="Calibri" w:hAnsi="Calibri" w:cs="Calibri"/>
           <w:sz w:val="36"/>
           <w:szCs w:val="36"/>
         </w:rPr>
@@ -3446,7 +3446,7 @@
       </w:r>
       <w:r>
         <w:rPr>
-          <w:rFonts w:ascii="Carlito" w:hAnsi="Carlito" w:cs="Carlito"/>
+          <w:rFonts w:ascii="Calibri" w:hAnsi="Calibri" w:cs="Calibri"/>
           <w:sz w:val="36"/>
           <w:szCs w:val="36"/>
         </w:rPr>
@@ -3454,7 +3454,7 @@
       </w:r>
       <w:r>
         <w:rPr>
-          <w:rFonts w:ascii="Carlito" w:hAnsi="Carlito" w:cs="Carlito"/>
+          <w:rFonts w:ascii="Calibri" w:hAnsi="Calibri" w:cs="Calibri"/>
           <w:sz w:val="36"/>
           <w:szCs w:val="36"/>
         </w:rPr>
@@ -3462,7 +3462,7 @@
       </w:r>
       <w:r>
         <w:rPr>
-          <w:rFonts w:ascii="Carlito" w:hAnsi="Carlito" w:cs="Carlito"/>
+          <w:rFonts w:ascii="Calibri" w:hAnsi="Calibri" w:cs="Calibri"/>
           <w:sz w:val="36"/>
           <w:szCs w:val="36"/>
         </w:rPr>
@@ -3470,7 +3470,7 @@
       </w:r>
       <w:r>
         <w:rPr>
-          <w:rFonts w:ascii="Carlito" w:hAnsi="Carlito" w:cs="Carlito"/>
+          <w:rFonts w:ascii="Calibri" w:hAnsi="Calibri" w:cs="Calibri"/>
           <w:sz w:val="36"/>
           <w:szCs w:val="36"/>
         </w:rPr>
@@ -3478,7 +3478,7 @@
       </w:r>
       <w:r>
         <w:rPr>
-          <w:rFonts w:ascii="Carlito" w:hAnsi="Carlito" w:cs="Carlito"/>
+          <w:rFonts w:ascii="Calibri" w:hAnsi="Calibri" w:cs="Calibri"/>
           <w:sz w:val="36"/>
           <w:szCs w:val="36"/>
         </w:rPr>
@@ -3486,7 +3486,7 @@
       </w:r>
       <w:r>
         <w:rPr>
-          <w:rFonts w:ascii="Carlito" w:hAnsi="Carlito" w:cs="Carlito"/>
+          <w:rFonts w:ascii="Calibri" w:hAnsi="Calibri" w:cs="Calibri"/>
           <w:sz w:val="36"/>
           <w:szCs w:val="36"/>
         </w:rPr>
@@ -3494,7 +3494,7 @@
       </w:r>
       <w:r>
         <w:rPr>
-          <w:rFonts w:ascii="Carlito" w:hAnsi="Carlito" w:cs="Carlito"/>
+          <w:rFonts w:ascii="Calibri" w:hAnsi="Calibri" w:cs="Calibri"/>
           <w:sz w:val="36"/>
           <w:szCs w:val="36"/>
         </w:rPr>
@@ -3502,7 +3502,7 @@
       </w:r>
       <w:r>
         <w:rPr>
-          <w:rFonts w:ascii="Carlito" w:hAnsi="Carlito" w:cs="Carlito"/>
+          <w:rFonts w:ascii="Calibri" w:hAnsi="Calibri" w:cs="Calibri"/>
           <w:sz w:val="36"/>
           <w:szCs w:val="36"/>
         </w:rPr>
@@ -3510,7 +3510,7 @@
       </w:r>
       <w:r>
         <w:rPr>
-          <w:rFonts w:ascii="Carlito" w:hAnsi="Carlito" w:cs="Carlito"/>
+          <w:rFonts w:ascii="Calibri" w:hAnsi="Calibri" w:cs="Calibri"/>
           <w:b/>
           <w:bCs/>
           <w:sz w:val="36"/>
@@ -3520,7 +3520,7 @@
       </w:r>
       <w:r>
         <w:rPr>
-          <w:rFonts w:ascii="Carlito" w:hAnsi="Carlito" w:cs="Carlito"/>
+          <w:rFonts w:ascii="Calibri" w:hAnsi="Calibri" w:cs="Calibri"/>
           <w:b/>
           <w:bCs/>
           <w:sz w:val="36"/>
@@ -3530,7 +3530,7 @@
       </w:r>
       <w:r>
         <w:rPr>
-          <w:rFonts w:ascii="Carlito" w:hAnsi="Carlito" w:cs="Carlito"/>
+          <w:rFonts w:ascii="Calibri" w:hAnsi="Calibri" w:cs="Calibri"/>
           <w:sz w:val="36"/>
           <w:szCs w:val="36"/>
         </w:rPr>
@@ -3546,14 +3546,14 @@
         </w:numPr>
         <w:jc w:val="both"/>
         <w:rPr>
-          <w:rFonts w:ascii="Carlito" w:hAnsi="Carlito" w:cs="Carlito"/>
-          <w:sz w:val="36"/>
-          <w:szCs w:val="36"/>
-        </w:rPr>
-      </w:pPr>
-      <w:r>
-        <w:rPr>
-          <w:rFonts w:ascii="Carlito" w:hAnsi="Carlito" w:cs="Carlito"/>
+          <w:rFonts w:ascii="Calibri" w:hAnsi="Calibri" w:cs="Calibri"/>
+          <w:sz w:val="36"/>
+          <w:szCs w:val="36"/>
+        </w:rPr>
+      </w:pPr>
+      <w:r>
+        <w:rPr>
+          <w:rFonts w:ascii="Calibri" w:hAnsi="Calibri" w:cs="Calibri"/>
           <w:sz w:val="36"/>
           <w:szCs w:val="36"/>
         </w:rPr>
@@ -3569,14 +3569,14 @@
         </w:numPr>
         <w:jc w:val="both"/>
         <w:rPr>
-          <w:rFonts w:ascii="Carlito" w:hAnsi="Carlito" w:cs="Carlito"/>
-          <w:sz w:val="36"/>
-          <w:szCs w:val="36"/>
-        </w:rPr>
-      </w:pPr>
-      <w:r>
-        <w:rPr>
-          <w:rFonts w:ascii="Carlito" w:hAnsi="Carlito" w:cs="Carlito"/>
+          <w:rFonts w:ascii="Calibri" w:hAnsi="Calibri" w:cs="Calibri"/>
+          <w:sz w:val="36"/>
+          <w:szCs w:val="36"/>
+        </w:rPr>
+      </w:pPr>
+      <w:r>
+        <w:rPr>
+          <w:rFonts w:ascii="Calibri" w:hAnsi="Calibri" w:cs="Calibri"/>
           <w:sz w:val="36"/>
           <w:szCs w:val="36"/>
         </w:rPr>
@@ -3587,14 +3587,14 @@
       <w:pPr>
         <w:jc w:val="both"/>
         <w:rPr>
-          <w:rFonts w:ascii="Carlito" w:hAnsi="Carlito" w:cs="Carlito"/>
-          <w:sz w:val="36"/>
-          <w:szCs w:val="36"/>
-        </w:rPr>
-      </w:pPr>
-      <w:r>
-        <w:rPr>
-          <w:rFonts w:ascii="Carlito" w:hAnsi="Carlito" w:cs="Carlito"/>
+          <w:rFonts w:ascii="Calibri" w:hAnsi="Calibri" w:cs="Calibri"/>
+          <w:sz w:val="36"/>
+          <w:szCs w:val="36"/>
+        </w:rPr>
+      </w:pPr>
+      <w:r>
+        <w:rPr>
+          <w:rFonts w:ascii="Calibri" w:hAnsi="Calibri" w:cs="Calibri"/>
           <w:sz w:val="36"/>
           <w:szCs w:val="36"/>
         </w:rPr>
@@ -3602,7 +3602,7 @@
       </w:r>
       <w:r>
         <w:rPr>
-          <w:rFonts w:ascii="Carlito" w:hAnsi="Carlito" w:cs="Carlito"/>
+          <w:rFonts w:ascii="Calibri" w:hAnsi="Calibri" w:cs="Calibri"/>
           <w:b/>
           <w:bCs/>
           <w:sz w:val="36"/>
@@ -3612,7 +3612,7 @@
       </w:r>
       <w:r>
         <w:rPr>
-          <w:rFonts w:ascii="Carlito" w:hAnsi="Carlito" w:cs="Carlito"/>
+          <w:rFonts w:ascii="Calibri" w:hAnsi="Calibri" w:cs="Calibri"/>
           <w:sz w:val="36"/>
           <w:szCs w:val="36"/>
         </w:rPr>
@@ -3623,14 +3623,14 @@
       <w:pPr>
         <w:jc w:val="both"/>
         <w:rPr>
-          <w:rFonts w:ascii="Carlito" w:hAnsi="Carlito" w:cs="Carlito"/>
-          <w:sz w:val="36"/>
-          <w:szCs w:val="36"/>
-        </w:rPr>
-      </w:pPr>
-      <w:r>
-        <w:rPr>
-          <w:rFonts w:ascii="Carlito" w:hAnsi="Carlito" w:cs="Carlito"/>
+          <w:rFonts w:ascii="Calibri" w:hAnsi="Calibri" w:cs="Calibri"/>
+          <w:sz w:val="36"/>
+          <w:szCs w:val="36"/>
+        </w:rPr>
+      </w:pPr>
+      <w:r>
+        <w:rPr>
+          <w:rFonts w:ascii="Calibri" w:hAnsi="Calibri" w:cs="Calibri"/>
           <w:sz w:val="36"/>
           <w:szCs w:val="36"/>
         </w:rPr>
@@ -3638,7 +3638,7 @@
       </w:r>
       <w:r>
         <w:rPr>
-          <w:rFonts w:ascii="Carlito" w:hAnsi="Carlito" w:cs="Carlito"/>
+          <w:rFonts w:ascii="Calibri" w:hAnsi="Calibri" w:cs="Calibri"/>
           <w:b/>
           <w:bCs/>
           <w:sz w:val="36"/>
@@ -3648,7 +3648,7 @@
       </w:r>
       <w:r>
         <w:rPr>
-          <w:rFonts w:ascii="Carlito" w:hAnsi="Carlito" w:cs="Carlito"/>
+          <w:rFonts w:ascii="Calibri" w:hAnsi="Calibri" w:cs="Calibri"/>
           <w:sz w:val="36"/>
           <w:szCs w:val="36"/>
         </w:rPr>
@@ -3656,7 +3656,7 @@
       </w:r>
       <w:r>
         <w:rPr>
-          <w:rFonts w:ascii="Carlito" w:hAnsi="Carlito" w:cs="Carlito"/>
+          <w:rFonts w:ascii="Calibri" w:hAnsi="Calibri" w:cs="Calibri"/>
           <w:sz w:val="36"/>
           <w:szCs w:val="36"/>
         </w:rPr>
@@ -3667,14 +3667,14 @@
       <w:pPr>
         <w:jc w:val="both"/>
         <w:rPr>
-          <w:rFonts w:ascii="Carlito" w:hAnsi="Carlito" w:cs="Carlito"/>
-          <w:sz w:val="36"/>
-          <w:szCs w:val="36"/>
-        </w:rPr>
-      </w:pPr>
-      <w:r>
-        <w:rPr>
-          <w:rFonts w:ascii="Carlito" w:hAnsi="Carlito" w:cs="Carlito"/>
+          <w:rFonts w:ascii="Calibri" w:hAnsi="Calibri" w:cs="Calibri"/>
+          <w:sz w:val="36"/>
+          <w:szCs w:val="36"/>
+        </w:rPr>
+      </w:pPr>
+      <w:r>
+        <w:rPr>
+          <w:rFonts w:ascii="Calibri" w:hAnsi="Calibri" w:cs="Calibri"/>
           <w:sz w:val="36"/>
           <w:szCs w:val="36"/>
         </w:rPr>
@@ -3682,7 +3682,7 @@
       </w:r>
       <w:r>
         <w:rPr>
-          <w:rFonts w:ascii="Carlito" w:hAnsi="Carlito" w:cs="Carlito"/>
+          <w:rFonts w:ascii="Calibri" w:hAnsi="Calibri" w:cs="Calibri"/>
           <w:b/>
           <w:bCs/>
           <w:sz w:val="36"/>
@@ -3692,7 +3692,7 @@
       </w:r>
       <w:r>
         <w:rPr>
-          <w:rFonts w:ascii="Carlito" w:hAnsi="Carlito" w:cs="Carlito"/>
+          <w:rFonts w:ascii="Calibri" w:hAnsi="Calibri" w:cs="Calibri"/>
           <w:sz w:val="36"/>
           <w:szCs w:val="36"/>
         </w:rPr>
@@ -3703,14 +3703,14 @@
       <w:pPr>
         <w:jc w:val="both"/>
         <w:rPr>
-          <w:rFonts w:ascii="Carlito" w:hAnsi="Carlito" w:cs="Carlito"/>
-          <w:sz w:val="36"/>
-          <w:szCs w:val="36"/>
-        </w:rPr>
-      </w:pPr>
-      <w:r>
-        <w:rPr>
-          <w:rFonts w:ascii="Carlito" w:hAnsi="Carlito" w:cs="Carlito"/>
+          <w:rFonts w:ascii="Calibri" w:hAnsi="Calibri" w:cs="Calibri"/>
+          <w:sz w:val="36"/>
+          <w:szCs w:val="36"/>
+        </w:rPr>
+      </w:pPr>
+      <w:r>
+        <w:rPr>
+          <w:rFonts w:ascii="Calibri" w:hAnsi="Calibri" w:cs="Calibri"/>
           <w:sz w:val="36"/>
           <w:szCs w:val="36"/>
         </w:rPr>
@@ -3718,7 +3718,7 @@
       </w:r>
       <w:r>
         <w:rPr>
-          <w:rFonts w:ascii="Carlito" w:hAnsi="Carlito" w:cs="Carlito"/>
+          <w:rFonts w:ascii="Calibri" w:hAnsi="Calibri" w:cs="Calibri"/>
           <w:b/>
           <w:bCs/>
           <w:sz w:val="36"/>
@@ -3728,7 +3728,7 @@
       </w:r>
       <w:r>
         <w:rPr>
-          <w:rFonts w:ascii="Carlito" w:hAnsi="Carlito" w:cs="Carlito"/>
+          <w:rFonts w:ascii="Calibri" w:hAnsi="Calibri" w:cs="Calibri"/>
           <w:sz w:val="36"/>
           <w:szCs w:val="36"/>
         </w:rPr>
@@ -3736,7 +3736,7 @@
       </w:r>
       <w:r>
         <w:rPr>
-          <w:rFonts w:ascii="Carlito" w:hAnsi="Carlito" w:cs="Carlito"/>
+          <w:rFonts w:ascii="Calibri" w:hAnsi="Calibri" w:cs="Calibri"/>
           <w:sz w:val="36"/>
           <w:szCs w:val="36"/>
         </w:rPr>
@@ -3744,7 +3744,7 @@
       </w:r>
       <w:r>
         <w:rPr>
-          <w:rFonts w:ascii="Carlito" w:hAnsi="Carlito" w:cs="Carlito"/>
+          <w:rFonts w:ascii="Calibri" w:hAnsi="Calibri" w:cs="Calibri"/>
           <w:sz w:val="36"/>
           <w:szCs w:val="36"/>
         </w:rPr>
@@ -3752,7 +3752,7 @@
       </w:r>
       <w:r>
         <w:rPr>
-          <w:rFonts w:ascii="Carlito" w:hAnsi="Carlito" w:cs="Carlito"/>
+          <w:rFonts w:ascii="Calibri" w:hAnsi="Calibri" w:cs="Calibri"/>
           <w:sz w:val="36"/>
           <w:szCs w:val="36"/>
         </w:rPr>
@@ -3763,14 +3763,14 @@
       <w:pPr>
         <w:jc w:val="both"/>
         <w:rPr>
-          <w:rFonts w:ascii="Carlito" w:hAnsi="Carlito" w:cs="Carlito"/>
-          <w:sz w:val="36"/>
-          <w:szCs w:val="36"/>
-        </w:rPr>
-      </w:pPr>
-      <w:r>
-        <w:rPr>
-          <w:rFonts w:ascii="Carlito" w:hAnsi="Carlito" w:cs="Carlito"/>
+          <w:rFonts w:ascii="Calibri" w:hAnsi="Calibri" w:cs="Calibri"/>
+          <w:sz w:val="36"/>
+          <w:szCs w:val="36"/>
+        </w:rPr>
+      </w:pPr>
+      <w:r>
+        <w:rPr>
+          <w:rFonts w:ascii="Calibri" w:hAnsi="Calibri" w:cs="Calibri"/>
           <w:sz w:val="36"/>
           <w:szCs w:val="36"/>
         </w:rPr>
@@ -3778,7 +3778,7 @@
       </w:r>
       <w:r>
         <w:rPr>
-          <w:rFonts w:ascii="Carlito" w:hAnsi="Carlito" w:cs="Carlito"/>
+          <w:rFonts w:ascii="Calibri" w:hAnsi="Calibri" w:cs="Calibri"/>
           <w:b/>
           <w:bCs/>
           <w:sz w:val="36"/>
@@ -3788,7 +3788,7 @@
       </w:r>
       <w:r>
         <w:rPr>
-          <w:rFonts w:ascii="Carlito" w:hAnsi="Carlito" w:cs="Carlito"/>
+          <w:rFonts w:ascii="Calibri" w:hAnsi="Calibri" w:cs="Calibri"/>
           <w:b/>
           <w:bCs/>
           <w:sz w:val="36"/>
@@ -3798,7 +3798,7 @@
       </w:r>
       <w:r>
         <w:rPr>
-          <w:rFonts w:ascii="Carlito" w:hAnsi="Carlito" w:cs="Carlito"/>
+          <w:rFonts w:ascii="Calibri" w:hAnsi="Calibri" w:cs="Calibri"/>
           <w:sz w:val="36"/>
           <w:szCs w:val="36"/>
         </w:rPr>
@@ -3809,17 +3809,17 @@
       <w:pPr>
         <w:jc w:val="both"/>
         <w:rPr>
-          <w:rFonts w:ascii="Carlito" w:hAnsi="Carlito" w:cs="Carlito"/>
-          <w:b/>
-          <w:bCs/>
-          <w:color w:val="D86DCB" w:themeColor="accent5" w:themeTint="99"/>
-          <w:sz w:val="36"/>
-          <w:szCs w:val="36"/>
-        </w:rPr>
-      </w:pPr>
-      <w:r>
-        <w:rPr>
-          <w:rFonts w:ascii="Carlito" w:hAnsi="Carlito" w:cs="Carlito"/>
+          <w:rFonts w:ascii="Calibri" w:hAnsi="Calibri" w:cs="Calibri"/>
+          <w:b/>
+          <w:bCs/>
+          <w:color w:val="D86DCB" w:themeColor="accent5" w:themeTint="99"/>
+          <w:sz w:val="36"/>
+          <w:szCs w:val="36"/>
+        </w:rPr>
+      </w:pPr>
+      <w:r>
+        <w:rPr>
+          <w:rFonts w:ascii="Calibri" w:hAnsi="Calibri" w:cs="Calibri"/>
           <w:b/>
           <w:bCs/>
           <w:color w:val="D86DCB" w:themeColor="accent5" w:themeTint="99"/>
@@ -3833,17 +3833,17 @@
       <w:pPr>
         <w:jc w:val="both"/>
         <w:rPr>
-          <w:rFonts w:ascii="Carlito" w:hAnsi="Carlito" w:cs="Carlito"/>
-          <w:b/>
-          <w:bCs/>
-          <w:color w:val="D86DCB" w:themeColor="accent5" w:themeTint="99"/>
-          <w:sz w:val="36"/>
-          <w:szCs w:val="36"/>
-        </w:rPr>
-      </w:pPr>
-      <w:r>
-        <w:rPr>
-          <w:rFonts w:ascii="Carlito" w:hAnsi="Carlito" w:cs="Carlito"/>
+          <w:rFonts w:ascii="Calibri" w:hAnsi="Calibri" w:cs="Calibri"/>
+          <w:b/>
+          <w:bCs/>
+          <w:color w:val="D86DCB" w:themeColor="accent5" w:themeTint="99"/>
+          <w:sz w:val="36"/>
+          <w:szCs w:val="36"/>
+        </w:rPr>
+      </w:pPr>
+      <w:r>
+        <w:rPr>
+          <w:rFonts w:ascii="Calibri" w:hAnsi="Calibri" w:cs="Calibri"/>
           <w:b/>
           <w:bCs/>
           <w:color w:val="D86DCB" w:themeColor="accent5" w:themeTint="99"/>
@@ -3857,17 +3857,17 @@
       <w:pPr>
         <w:jc w:val="both"/>
         <w:rPr>
-          <w:rFonts w:ascii="Carlito" w:hAnsi="Carlito" w:cs="Carlito"/>
-          <w:b/>
-          <w:bCs/>
-          <w:color w:val="D86DCB" w:themeColor="accent5" w:themeTint="99"/>
-          <w:sz w:val="36"/>
-          <w:szCs w:val="36"/>
-        </w:rPr>
-      </w:pPr>
-      <w:r>
-        <w:rPr>
-          <w:rFonts w:ascii="Carlito" w:hAnsi="Carlito" w:cs="Carlito"/>
+          <w:rFonts w:ascii="Calibri" w:hAnsi="Calibri" w:cs="Calibri"/>
+          <w:b/>
+          <w:bCs/>
+          <w:color w:val="D86DCB" w:themeColor="accent5" w:themeTint="99"/>
+          <w:sz w:val="36"/>
+          <w:szCs w:val="36"/>
+        </w:rPr>
+      </w:pPr>
+      <w:r>
+        <w:rPr>
+          <w:rFonts w:ascii="Calibri" w:hAnsi="Calibri" w:cs="Calibri"/>
           <w:b/>
           <w:bCs/>
           <w:color w:val="D86DCB" w:themeColor="accent5" w:themeTint="99"/>
@@ -3881,17 +3881,17 @@
       <w:pPr>
         <w:jc w:val="both"/>
         <w:rPr>
-          <w:rFonts w:ascii="Carlito" w:hAnsi="Carlito" w:cs="Carlito"/>
-          <w:b/>
-          <w:bCs/>
-          <w:color w:val="D86DCB" w:themeColor="accent5" w:themeTint="99"/>
-          <w:sz w:val="36"/>
-          <w:szCs w:val="36"/>
-        </w:rPr>
-      </w:pPr>
-      <w:r>
-        <w:rPr>
-          <w:rFonts w:ascii="Carlito" w:hAnsi="Carlito" w:cs="Carlito"/>
+          <w:rFonts w:ascii="Calibri" w:hAnsi="Calibri" w:cs="Calibri"/>
+          <w:b/>
+          <w:bCs/>
+          <w:color w:val="D86DCB" w:themeColor="accent5" w:themeTint="99"/>
+          <w:sz w:val="36"/>
+          <w:szCs w:val="36"/>
+        </w:rPr>
+      </w:pPr>
+      <w:r>
+        <w:rPr>
+          <w:rFonts w:ascii="Calibri" w:hAnsi="Calibri" w:cs="Calibri"/>
           <w:b/>
           <w:bCs/>
           <w:color w:val="D86DCB" w:themeColor="accent5" w:themeTint="99"/>
@@ -3906,17 +3906,17 @@
       <w:pPr>
         <w:jc w:val="both"/>
         <w:rPr>
-          <w:rFonts w:ascii="Carlito" w:hAnsi="Carlito" w:cs="Carlito"/>
-          <w:b/>
-          <w:bCs/>
-          <w:color w:val="D86DCB" w:themeColor="accent5" w:themeTint="99"/>
-          <w:sz w:val="36"/>
-          <w:szCs w:val="36"/>
-        </w:rPr>
-      </w:pPr>
-      <w:r>
-        <w:rPr>
-          <w:rFonts w:ascii="Carlito" w:hAnsi="Carlito" w:cs="Carlito"/>
+          <w:rFonts w:ascii="Calibri" w:hAnsi="Calibri" w:cs="Calibri"/>
+          <w:b/>
+          <w:bCs/>
+          <w:color w:val="D86DCB" w:themeColor="accent5" w:themeTint="99"/>
+          <w:sz w:val="36"/>
+          <w:szCs w:val="36"/>
+        </w:rPr>
+      </w:pPr>
+      <w:r>
+        <w:rPr>
+          <w:rFonts w:ascii="Calibri" w:hAnsi="Calibri" w:cs="Calibri"/>
           <w:b/>
           <w:bCs/>
           <w:color w:val="D86DCB" w:themeColor="accent5" w:themeTint="99"/>
@@ -3930,17 +3930,17 @@
       <w:pPr>
         <w:jc w:val="both"/>
         <w:rPr>
-          <w:rFonts w:ascii="Carlito" w:hAnsi="Carlito" w:cs="Carlito"/>
-          <w:b/>
-          <w:bCs/>
-          <w:color w:val="D86DCB" w:themeColor="accent5" w:themeTint="99"/>
-          <w:sz w:val="36"/>
-          <w:szCs w:val="36"/>
-        </w:rPr>
-      </w:pPr>
-      <w:r>
-        <w:rPr>
-          <w:rFonts w:ascii="Carlito" w:hAnsi="Carlito" w:cs="Carlito"/>
+          <w:rFonts w:ascii="Calibri" w:hAnsi="Calibri" w:cs="Calibri"/>
+          <w:b/>
+          <w:bCs/>
+          <w:color w:val="D86DCB" w:themeColor="accent5" w:themeTint="99"/>
+          <w:sz w:val="36"/>
+          <w:szCs w:val="36"/>
+        </w:rPr>
+      </w:pPr>
+      <w:r>
+        <w:rPr>
+          <w:rFonts w:ascii="Calibri" w:hAnsi="Calibri" w:cs="Calibri"/>
           <w:b/>
           <w:bCs/>
           <w:color w:val="D86DCB" w:themeColor="accent5" w:themeTint="99"/>
@@ -3954,17 +3954,17 @@
       <w:pPr>
         <w:jc w:val="both"/>
         <w:rPr>
-          <w:rFonts w:ascii="Carlito" w:hAnsi="Carlito" w:cs="Carlito"/>
-          <w:b/>
-          <w:bCs/>
-          <w:color w:val="D86DCB" w:themeColor="accent5" w:themeTint="99"/>
-          <w:sz w:val="36"/>
-          <w:szCs w:val="36"/>
-        </w:rPr>
-      </w:pPr>
-      <w:r>
-        <w:rPr>
-          <w:rFonts w:ascii="Carlito" w:hAnsi="Carlito" w:cs="Carlito"/>
+          <w:rFonts w:ascii="Calibri" w:hAnsi="Calibri" w:cs="Calibri"/>
+          <w:b/>
+          <w:bCs/>
+          <w:color w:val="D86DCB" w:themeColor="accent5" w:themeTint="99"/>
+          <w:sz w:val="36"/>
+          <w:szCs w:val="36"/>
+        </w:rPr>
+      </w:pPr>
+      <w:r>
+        <w:rPr>
+          <w:rFonts w:ascii="Calibri" w:hAnsi="Calibri" w:cs="Calibri"/>
           <w:b/>
           <w:bCs/>
           <w:color w:val="D86DCB" w:themeColor="accent5" w:themeTint="99"/>
@@ -3978,17 +3978,17 @@
       <w:pPr>
         <w:jc w:val="both"/>
         <w:rPr>
-          <w:rFonts w:ascii="Carlito" w:hAnsi="Carlito" w:cs="Carlito"/>
-          <w:b/>
-          <w:bCs/>
-          <w:color w:val="D86DCB" w:themeColor="accent5" w:themeTint="99"/>
-          <w:sz w:val="36"/>
-          <w:szCs w:val="36"/>
-        </w:rPr>
-      </w:pPr>
-      <w:r>
-        <w:rPr>
-          <w:rFonts w:ascii="Carlito" w:hAnsi="Carlito" w:cs="Carlito"/>
+          <w:rFonts w:ascii="Calibri" w:hAnsi="Calibri" w:cs="Calibri"/>
+          <w:b/>
+          <w:bCs/>
+          <w:color w:val="D86DCB" w:themeColor="accent5" w:themeTint="99"/>
+          <w:sz w:val="36"/>
+          <w:szCs w:val="36"/>
+        </w:rPr>
+      </w:pPr>
+      <w:r>
+        <w:rPr>
+          <w:rFonts w:ascii="Calibri" w:hAnsi="Calibri" w:cs="Calibri"/>
           <w:b/>
           <w:bCs/>
           <w:color w:val="D86DCB" w:themeColor="accent5" w:themeTint="99"/>
@@ -4002,17 +4002,17 @@
       <w:pPr>
         <w:jc w:val="both"/>
         <w:rPr>
-          <w:rFonts w:ascii="Carlito" w:hAnsi="Carlito" w:cs="Carlito"/>
-          <w:b/>
-          <w:bCs/>
-          <w:color w:val="D86DCB" w:themeColor="accent5" w:themeTint="99"/>
-          <w:sz w:val="36"/>
-          <w:szCs w:val="36"/>
-        </w:rPr>
-      </w:pPr>
-      <w:r>
-        <w:rPr>
-          <w:rFonts w:ascii="Carlito" w:hAnsi="Carlito" w:cs="Carlito"/>
+          <w:rFonts w:ascii="Calibri" w:hAnsi="Calibri" w:cs="Calibri"/>
+          <w:b/>
+          <w:bCs/>
+          <w:color w:val="D86DCB" w:themeColor="accent5" w:themeTint="99"/>
+          <w:sz w:val="36"/>
+          <w:szCs w:val="36"/>
+        </w:rPr>
+      </w:pPr>
+      <w:r>
+        <w:rPr>
+          <w:rFonts w:ascii="Calibri" w:hAnsi="Calibri" w:cs="Calibri"/>
           <w:b/>
           <w:bCs/>
           <w:color w:val="D86DCB" w:themeColor="accent5" w:themeTint="99"/>
@@ -4026,17 +4026,17 @@
       <w:pPr>
         <w:jc w:val="both"/>
         <w:rPr>
-          <w:rFonts w:ascii="Carlito" w:hAnsi="Carlito" w:cs="Carlito"/>
-          <w:b/>
-          <w:bCs/>
-          <w:color w:val="D86DCB" w:themeColor="accent5" w:themeTint="99"/>
-          <w:sz w:val="36"/>
-          <w:szCs w:val="36"/>
-        </w:rPr>
-      </w:pPr>
-      <w:r>
-        <w:rPr>
-          <w:rFonts w:ascii="Carlito" w:hAnsi="Carlito" w:cs="Carlito"/>
+          <w:rFonts w:ascii="Calibri" w:hAnsi="Calibri" w:cs="Calibri"/>
+          <w:b/>
+          <w:bCs/>
+          <w:color w:val="D86DCB" w:themeColor="accent5" w:themeTint="99"/>
+          <w:sz w:val="36"/>
+          <w:szCs w:val="36"/>
+        </w:rPr>
+      </w:pPr>
+      <w:r>
+        <w:rPr>
+          <w:rFonts w:ascii="Calibri" w:hAnsi="Calibri" w:cs="Calibri"/>
           <w:b/>
           <w:bCs/>
           <w:color w:val="D86DCB" w:themeColor="accent5" w:themeTint="99"/>
@@ -4050,17 +4050,17 @@
       <w:pPr>
         <w:jc w:val="both"/>
         <w:rPr>
-          <w:rFonts w:ascii="Carlito" w:hAnsi="Carlito" w:cs="Carlito"/>
-          <w:b/>
-          <w:bCs/>
-          <w:color w:val="D86DCB" w:themeColor="accent5" w:themeTint="99"/>
-          <w:sz w:val="36"/>
-          <w:szCs w:val="36"/>
-        </w:rPr>
-      </w:pPr>
-      <w:r>
-        <w:rPr>
-          <w:rFonts w:ascii="Carlito" w:hAnsi="Carlito" w:cs="Carlito"/>
+          <w:rFonts w:ascii="Calibri" w:hAnsi="Calibri" w:cs="Calibri"/>
+          <w:b/>
+          <w:bCs/>
+          <w:color w:val="D86DCB" w:themeColor="accent5" w:themeTint="99"/>
+          <w:sz w:val="36"/>
+          <w:szCs w:val="36"/>
+        </w:rPr>
+      </w:pPr>
+      <w:r>
+        <w:rPr>
+          <w:rFonts w:ascii="Calibri" w:hAnsi="Calibri" w:cs="Calibri"/>
           <w:b/>
           <w:bCs/>
           <w:color w:val="D86DCB" w:themeColor="accent5" w:themeTint="99"/>
@@ -4074,17 +4074,17 @@
       <w:pPr>
         <w:jc w:val="both"/>
         <w:rPr>
-          <w:rFonts w:ascii="Carlito" w:hAnsi="Carlito" w:cs="Carlito"/>
-          <w:b/>
-          <w:bCs/>
-          <w:color w:val="D86DCB" w:themeColor="accent5" w:themeTint="99"/>
-          <w:sz w:val="36"/>
-          <w:szCs w:val="36"/>
-        </w:rPr>
-      </w:pPr>
-      <w:r>
-        <w:rPr>
-          <w:rFonts w:ascii="Carlito" w:hAnsi="Carlito" w:cs="Carlito"/>
+          <w:rFonts w:ascii="Calibri" w:hAnsi="Calibri" w:cs="Calibri"/>
+          <w:b/>
+          <w:bCs/>
+          <w:color w:val="D86DCB" w:themeColor="accent5" w:themeTint="99"/>
+          <w:sz w:val="36"/>
+          <w:szCs w:val="36"/>
+        </w:rPr>
+      </w:pPr>
+      <w:r>
+        <w:rPr>
+          <w:rFonts w:ascii="Calibri" w:hAnsi="Calibri" w:cs="Calibri"/>
           <w:b/>
           <w:bCs/>
           <w:color w:val="D86DCB" w:themeColor="accent5" w:themeTint="99"/>
@@ -4098,17 +4098,17 @@
       <w:pPr>
         <w:jc w:val="both"/>
         <w:rPr>
-          <w:rFonts w:ascii="Carlito" w:hAnsi="Carlito" w:cs="Carlito"/>
-          <w:b/>
-          <w:bCs/>
-          <w:color w:val="D86DCB" w:themeColor="accent5" w:themeTint="99"/>
-          <w:sz w:val="36"/>
-          <w:szCs w:val="36"/>
-        </w:rPr>
-      </w:pPr>
-      <w:r>
-        <w:rPr>
-          <w:rFonts w:ascii="Carlito" w:hAnsi="Carlito" w:cs="Carlito"/>
+          <w:rFonts w:ascii="Calibri" w:hAnsi="Calibri" w:cs="Calibri"/>
+          <w:b/>
+          <w:bCs/>
+          <w:color w:val="D86DCB" w:themeColor="accent5" w:themeTint="99"/>
+          <w:sz w:val="36"/>
+          <w:szCs w:val="36"/>
+        </w:rPr>
+      </w:pPr>
+      <w:r>
+        <w:rPr>
+          <w:rFonts w:ascii="Calibri" w:hAnsi="Calibri" w:cs="Calibri"/>
           <w:b/>
           <w:bCs/>
           <w:color w:val="D86DCB" w:themeColor="accent5" w:themeTint="99"/>
@@ -4122,17 +4122,17 @@
       <w:pPr>
         <w:jc w:val="both"/>
         <w:rPr>
-          <w:rFonts w:ascii="Carlito" w:hAnsi="Carlito" w:cs="Carlito"/>
-          <w:b/>
-          <w:bCs/>
-          <w:color w:val="D86DCB" w:themeColor="accent5" w:themeTint="99"/>
-          <w:sz w:val="36"/>
-          <w:szCs w:val="36"/>
-        </w:rPr>
-      </w:pPr>
-      <w:r>
-        <w:rPr>
-          <w:rFonts w:ascii="Carlito" w:hAnsi="Carlito" w:cs="Carlito"/>
+          <w:rFonts w:ascii="Calibri" w:hAnsi="Calibri" w:cs="Calibri"/>
+          <w:b/>
+          <w:bCs/>
+          <w:color w:val="D86DCB" w:themeColor="accent5" w:themeTint="99"/>
+          <w:sz w:val="36"/>
+          <w:szCs w:val="36"/>
+        </w:rPr>
+      </w:pPr>
+      <w:r>
+        <w:rPr>
+          <w:rFonts w:ascii="Calibri" w:hAnsi="Calibri" w:cs="Calibri"/>
           <w:b/>
           <w:bCs/>
           <w:color w:val="D86DCB" w:themeColor="accent5" w:themeTint="99"/>
@@ -4146,27 +4146,27 @@
       <w:pPr>
         <w:jc w:val="both"/>
         <w:rPr>
-          <w:rFonts w:ascii="Carlito" w:hAnsi="Carlito" w:cs="Carlito"/>
-          <w:b/>
-          <w:bCs/>
-          <w:color w:val="D86DCB" w:themeColor="accent5" w:themeTint="99"/>
-          <w:sz w:val="36"/>
-          <w:szCs w:val="36"/>
-        </w:rPr>
-      </w:pPr>
-    </w:p>
-    <w:p>
-      <w:pPr>
-        <w:jc w:val="both"/>
-        <w:rPr>
-          <w:rFonts w:ascii="Carlito" w:hAnsi="Carlito" w:cs="Carlito"/>
-          <w:sz w:val="36"/>
-          <w:szCs w:val="36"/>
-        </w:rPr>
-      </w:pPr>
-      <w:r>
-        <w:rPr>
-          <w:rFonts w:ascii="Carlito" w:hAnsi="Carlito" w:cs="Carlito"/>
+          <w:rFonts w:ascii="Calibri" w:hAnsi="Calibri" w:cs="Calibri"/>
+          <w:b/>
+          <w:bCs/>
+          <w:color w:val="D86DCB" w:themeColor="accent5" w:themeTint="99"/>
+          <w:sz w:val="36"/>
+          <w:szCs w:val="36"/>
+        </w:rPr>
+      </w:pPr>
+    </w:p>
+    <w:p>
+      <w:pPr>
+        <w:jc w:val="both"/>
+        <w:rPr>
+          <w:rFonts w:ascii="Calibri" w:hAnsi="Calibri" w:cs="Calibri"/>
+          <w:sz w:val="36"/>
+          <w:szCs w:val="36"/>
+        </w:rPr>
+      </w:pPr>
+      <w:r>
+        <w:rPr>
+          <w:rFonts w:ascii="Calibri" w:hAnsi="Calibri" w:cs="Calibri"/>
           <w:sz w:val="36"/>
           <w:szCs w:val="36"/>
         </w:rPr>
@@ -4177,14 +4177,14 @@
       <w:pPr>
         <w:jc w:val="both"/>
         <w:rPr>
-          <w:rFonts w:ascii="Carlito" w:hAnsi="Carlito" w:cs="Carlito"/>
-          <w:sz w:val="36"/>
-          <w:szCs w:val="36"/>
-        </w:rPr>
-      </w:pPr>
-      <w:r>
-        <w:rPr>
-          <w:rFonts w:ascii="Carlito" w:hAnsi="Carlito" w:cs="Carlito"/>
+          <w:rFonts w:ascii="Calibri" w:hAnsi="Calibri" w:cs="Calibri"/>
+          <w:sz w:val="36"/>
+          <w:szCs w:val="36"/>
+        </w:rPr>
+      </w:pPr>
+      <w:r>
+        <w:rPr>
+          <w:rFonts w:ascii="Calibri" w:hAnsi="Calibri" w:cs="Calibri"/>
           <w:sz w:val="36"/>
           <w:szCs w:val="36"/>
         </w:rPr>
@@ -4200,14 +4200,14 @@
         </w:numPr>
         <w:jc w:val="both"/>
         <w:rPr>
-          <w:rFonts w:ascii="Carlito" w:hAnsi="Carlito" w:cs="Carlito"/>
-          <w:sz w:val="36"/>
-          <w:szCs w:val="36"/>
-        </w:rPr>
-      </w:pPr>
-      <w:r>
-        <w:rPr>
-          <w:rFonts w:ascii="Carlito" w:hAnsi="Carlito" w:cs="Carlito"/>
+          <w:rFonts w:ascii="Calibri" w:hAnsi="Calibri" w:cs="Calibri"/>
+          <w:sz w:val="36"/>
+          <w:szCs w:val="36"/>
+        </w:rPr>
+      </w:pPr>
+      <w:r>
+        <w:rPr>
+          <w:rFonts w:ascii="Calibri" w:hAnsi="Calibri" w:cs="Calibri"/>
           <w:sz w:val="36"/>
           <w:szCs w:val="36"/>
         </w:rPr>
@@ -4215,13 +4215,13 @@
       </w:r>
       <w:r>
         <w:rPr>
-          <w:rFonts w:ascii="Carlito" w:hAnsi="Carlito" w:cs="Carlito"/>
+          <w:rFonts w:ascii="Calibri" w:hAnsi="Calibri" w:cs="Calibri"/>
         </w:rPr>
         <w:sym w:font="Wingdings" w:char="F0E0"/>
       </w:r>
       <w:r>
         <w:rPr>
-          <w:rFonts w:ascii="Carlito" w:hAnsi="Carlito" w:cs="Carlito"/>
+          <w:rFonts w:ascii="Calibri" w:hAnsi="Calibri" w:cs="Calibri"/>
           <w:sz w:val="36"/>
           <w:szCs w:val="36"/>
         </w:rPr>
@@ -4237,14 +4237,14 @@
         </w:numPr>
         <w:jc w:val="both"/>
         <w:rPr>
-          <w:rFonts w:ascii="Carlito" w:hAnsi="Carlito" w:cs="Carlito"/>
-          <w:sz w:val="36"/>
-          <w:szCs w:val="36"/>
-        </w:rPr>
-      </w:pPr>
-      <w:r>
-        <w:rPr>
-          <w:rFonts w:ascii="Carlito" w:hAnsi="Carlito" w:cs="Carlito"/>
+          <w:rFonts w:ascii="Calibri" w:hAnsi="Calibri" w:cs="Calibri"/>
+          <w:sz w:val="36"/>
+          <w:szCs w:val="36"/>
+        </w:rPr>
+      </w:pPr>
+      <w:r>
+        <w:rPr>
+          <w:rFonts w:ascii="Calibri" w:hAnsi="Calibri" w:cs="Calibri"/>
           <w:sz w:val="36"/>
           <w:szCs w:val="36"/>
         </w:rPr>
@@ -4252,13 +4252,13 @@
       </w:r>
       <w:r>
         <w:rPr>
-          <w:rFonts w:ascii="Carlito" w:hAnsi="Carlito" w:cs="Carlito"/>
+          <w:rFonts w:ascii="Calibri" w:hAnsi="Calibri" w:cs="Calibri"/>
         </w:rPr>
         <w:sym w:font="Wingdings" w:char="F0E0"/>
       </w:r>
       <w:r>
         <w:rPr>
-          <w:rFonts w:ascii="Carlito" w:hAnsi="Carlito" w:cs="Carlito"/>
+          <w:rFonts w:ascii="Calibri" w:hAnsi="Calibri" w:cs="Calibri"/>
           <w:sz w:val="36"/>
           <w:szCs w:val="36"/>
         </w:rPr>
@@ -4274,14 +4274,14 @@
         </w:numPr>
         <w:jc w:val="both"/>
         <w:rPr>
-          <w:rFonts w:ascii="Carlito" w:hAnsi="Carlito" w:cs="Carlito"/>
-          <w:sz w:val="36"/>
-          <w:szCs w:val="36"/>
-        </w:rPr>
-      </w:pPr>
-      <w:r>
-        <w:rPr>
-          <w:rFonts w:ascii="Carlito" w:hAnsi="Carlito" w:cs="Carlito"/>
+          <w:rFonts w:ascii="Calibri" w:hAnsi="Calibri" w:cs="Calibri"/>
+          <w:sz w:val="36"/>
+          <w:szCs w:val="36"/>
+        </w:rPr>
+      </w:pPr>
+      <w:r>
+        <w:rPr>
+          <w:rFonts w:ascii="Calibri" w:hAnsi="Calibri" w:cs="Calibri"/>
           <w:sz w:val="36"/>
           <w:szCs w:val="36"/>
         </w:rPr>
@@ -4289,13 +4289,13 @@
       </w:r>
       <w:r>
         <w:rPr>
-          <w:rFonts w:ascii="Carlito" w:hAnsi="Carlito" w:cs="Carlito"/>
+          <w:rFonts w:ascii="Calibri" w:hAnsi="Calibri" w:cs="Calibri"/>
         </w:rPr>
         <w:sym w:font="Wingdings" w:char="F0E0"/>
       </w:r>
       <w:r>
         <w:rPr>
-          <w:rFonts w:ascii="Carlito" w:hAnsi="Carlito" w:cs="Carlito"/>
+          <w:rFonts w:ascii="Calibri" w:hAnsi="Calibri" w:cs="Calibri"/>
           <w:sz w:val="36"/>
           <w:szCs w:val="36"/>
         </w:rPr>
@@ -4311,14 +4311,14 @@
         </w:numPr>
         <w:jc w:val="both"/>
         <w:rPr>
-          <w:rFonts w:ascii="Carlito" w:hAnsi="Carlito" w:cs="Carlito"/>
-          <w:sz w:val="36"/>
-          <w:szCs w:val="36"/>
-        </w:rPr>
-      </w:pPr>
-      <w:r>
-        <w:rPr>
-          <w:rFonts w:ascii="Carlito" w:hAnsi="Carlito" w:cs="Carlito"/>
+          <w:rFonts w:ascii="Calibri" w:hAnsi="Calibri" w:cs="Calibri"/>
+          <w:sz w:val="36"/>
+          <w:szCs w:val="36"/>
+        </w:rPr>
+      </w:pPr>
+      <w:r>
+        <w:rPr>
+          <w:rFonts w:ascii="Calibri" w:hAnsi="Calibri" w:cs="Calibri"/>
           <w:sz w:val="36"/>
           <w:szCs w:val="36"/>
         </w:rPr>
@@ -4326,13 +4326,13 @@
       </w:r>
       <w:r>
         <w:rPr>
-          <w:rFonts w:ascii="Carlito" w:hAnsi="Carlito" w:cs="Carlito"/>
+          <w:rFonts w:ascii="Calibri" w:hAnsi="Calibri" w:cs="Calibri"/>
         </w:rPr>
         <w:sym w:font="Wingdings" w:char="F0E0"/>
       </w:r>
       <w:r>
         <w:rPr>
-          <w:rFonts w:ascii="Carlito" w:hAnsi="Carlito" w:cs="Carlito"/>
+          <w:rFonts w:ascii="Calibri" w:hAnsi="Calibri" w:cs="Calibri"/>
           <w:sz w:val="36"/>
           <w:szCs w:val="36"/>
         </w:rPr>
@@ -4343,7 +4343,7 @@
       <w:pPr>
         <w:jc w:val="both"/>
         <w:rPr>
-          <w:rFonts w:ascii="Carlito" w:hAnsi="Carlito" w:cs="Carlito"/>
+          <w:rFonts w:ascii="Calibri" w:hAnsi="Calibri" w:cs="Calibri"/>
           <w:sz w:val="36"/>
           <w:szCs w:val="36"/>
         </w:rPr>
@@ -4356,16 +4356,16 @@
         </w:tabs>
         <w:jc w:val="both"/>
         <w:rPr>
-          <w:rFonts w:ascii="Carlito" w:hAnsi="Carlito" w:cs="Carlito"/>
-          <w:b/>
-          <w:bCs/>
-          <w:sz w:val="36"/>
-          <w:szCs w:val="36"/>
-        </w:rPr>
-      </w:pPr>
-      <w:r>
-        <w:rPr>
-          <w:rFonts w:ascii="Carlito" w:hAnsi="Carlito" w:cs="Carlito"/>
+          <w:rFonts w:ascii="Calibri" w:hAnsi="Calibri" w:cs="Calibri"/>
+          <w:b/>
+          <w:bCs/>
+          <w:sz w:val="36"/>
+          <w:szCs w:val="36"/>
+        </w:rPr>
+      </w:pPr>
+      <w:r>
+        <w:rPr>
+          <w:rFonts w:ascii="Calibri" w:hAnsi="Calibri" w:cs="Calibri"/>
           <w:b/>
           <w:bCs/>
           <w:sz w:val="36"/>
@@ -4381,14 +4381,14 @@
         </w:tabs>
         <w:jc w:val="both"/>
         <w:rPr>
-          <w:rFonts w:ascii="Carlito" w:hAnsi="Carlito" w:cs="Carlito"/>
-          <w:sz w:val="36"/>
-          <w:szCs w:val="36"/>
-        </w:rPr>
-      </w:pPr>
-      <w:r>
-        <w:rPr>
-          <w:rFonts w:ascii="Carlito" w:hAnsi="Carlito" w:cs="Carlito"/>
+          <w:rFonts w:ascii="Calibri" w:hAnsi="Calibri" w:cs="Calibri"/>
+          <w:sz w:val="36"/>
+          <w:szCs w:val="36"/>
+        </w:rPr>
+      </w:pPr>
+      <w:r>
+        <w:rPr>
+          <w:rFonts w:ascii="Calibri" w:hAnsi="Calibri" w:cs="Calibri"/>
           <w:sz w:val="36"/>
           <w:szCs w:val="36"/>
         </w:rPr>
@@ -4396,7 +4396,7 @@
       </w:r>
       <w:r>
         <w:rPr>
-          <w:rFonts w:ascii="Carlito" w:hAnsi="Carlito" w:cs="Carlito"/>
+          <w:rFonts w:ascii="Calibri" w:hAnsi="Calibri" w:cs="Calibri"/>
           <w:b/>
           <w:bCs/>
           <w:sz w:val="36"/>
@@ -4406,7 +4406,7 @@
       </w:r>
       <w:r>
         <w:rPr>
-          <w:rFonts w:ascii="Carlito" w:hAnsi="Carlito" w:cs="Carlito"/>
+          <w:rFonts w:ascii="Calibri" w:hAnsi="Calibri" w:cs="Calibri"/>
           <w:sz w:val="36"/>
           <w:szCs w:val="36"/>
         </w:rPr>
@@ -4425,14 +4425,14 @@
         </w:tabs>
         <w:jc w:val="both"/>
         <w:rPr>
-          <w:rFonts w:ascii="Carlito" w:hAnsi="Carlito" w:cs="Carlito"/>
-          <w:sz w:val="36"/>
-          <w:szCs w:val="36"/>
-        </w:rPr>
-      </w:pPr>
-      <w:r>
-        <w:rPr>
-          <w:rFonts w:ascii="Carlito" w:hAnsi="Carlito" w:cs="Carlito"/>
+          <w:rFonts w:ascii="Calibri" w:hAnsi="Calibri" w:cs="Calibri"/>
+          <w:sz w:val="36"/>
+          <w:szCs w:val="36"/>
+        </w:rPr>
+      </w:pPr>
+      <w:r>
+        <w:rPr>
+          <w:rFonts w:ascii="Calibri" w:hAnsi="Calibri" w:cs="Calibri"/>
           <w:sz w:val="36"/>
           <w:szCs w:val="36"/>
         </w:rPr>
@@ -4451,14 +4451,14 @@
         </w:tabs>
         <w:jc w:val="both"/>
         <w:rPr>
-          <w:rFonts w:ascii="Carlito" w:hAnsi="Carlito" w:cs="Carlito"/>
-          <w:sz w:val="36"/>
-          <w:szCs w:val="36"/>
-        </w:rPr>
-      </w:pPr>
-      <w:r>
-        <w:rPr>
-          <w:rFonts w:ascii="Carlito" w:hAnsi="Carlito" w:cs="Carlito"/>
+          <w:rFonts w:ascii="Calibri" w:hAnsi="Calibri" w:cs="Calibri"/>
+          <w:sz w:val="36"/>
+          <w:szCs w:val="36"/>
+        </w:rPr>
+      </w:pPr>
+      <w:r>
+        <w:rPr>
+          <w:rFonts w:ascii="Calibri" w:hAnsi="Calibri" w:cs="Calibri"/>
           <w:sz w:val="36"/>
           <w:szCs w:val="36"/>
         </w:rPr>
@@ -4477,14 +4477,14 @@
         </w:tabs>
         <w:jc w:val="both"/>
         <w:rPr>
-          <w:rFonts w:ascii="Carlito" w:hAnsi="Carlito" w:cs="Carlito"/>
-          <w:sz w:val="36"/>
-          <w:szCs w:val="36"/>
-        </w:rPr>
-      </w:pPr>
-      <w:r>
-        <w:rPr>
-          <w:rFonts w:ascii="Carlito" w:hAnsi="Carlito" w:cs="Carlito"/>
+          <w:rFonts w:ascii="Calibri" w:hAnsi="Calibri" w:cs="Calibri"/>
+          <w:sz w:val="36"/>
+          <w:szCs w:val="36"/>
+        </w:rPr>
+      </w:pPr>
+      <w:r>
+        <w:rPr>
+          <w:rFonts w:ascii="Calibri" w:hAnsi="Calibri" w:cs="Calibri"/>
           <w:sz w:val="36"/>
           <w:szCs w:val="36"/>
         </w:rPr>
@@ -4498,14 +4498,14 @@
         </w:tabs>
         <w:jc w:val="both"/>
         <w:rPr>
-          <w:rFonts w:ascii="Carlito" w:hAnsi="Carlito" w:cs="Carlito"/>
-          <w:sz w:val="36"/>
-          <w:szCs w:val="36"/>
-        </w:rPr>
-      </w:pPr>
-      <w:r>
-        <w:rPr>
-          <w:rFonts w:ascii="Carlito" w:hAnsi="Carlito" w:cs="Carlito"/>
+          <w:rFonts w:ascii="Calibri" w:hAnsi="Calibri" w:cs="Calibri"/>
+          <w:sz w:val="36"/>
+          <w:szCs w:val="36"/>
+        </w:rPr>
+      </w:pPr>
+      <w:r>
+        <w:rPr>
+          <w:rFonts w:ascii="Calibri" w:hAnsi="Calibri" w:cs="Calibri"/>
           <w:sz w:val="36"/>
           <w:szCs w:val="36"/>
         </w:rPr>
@@ -4513,7 +4513,7 @@
       </w:r>
       <w:r>
         <w:rPr>
-          <w:rFonts w:ascii="Carlito" w:hAnsi="Carlito" w:cs="Carlito"/>
+          <w:rFonts w:ascii="Calibri" w:hAnsi="Calibri" w:cs="Calibri"/>
           <w:b/>
           <w:bCs/>
           <w:sz w:val="36"/>
@@ -4523,7 +4523,7 @@
       </w:r>
       <w:r>
         <w:rPr>
-          <w:rFonts w:ascii="Carlito" w:hAnsi="Carlito" w:cs="Carlito"/>
+          <w:rFonts w:ascii="Calibri" w:hAnsi="Calibri" w:cs="Calibri"/>
           <w:sz w:val="36"/>
           <w:szCs w:val="36"/>
         </w:rPr>
@@ -4537,14 +4537,14 @@
         </w:tabs>
         <w:jc w:val="both"/>
         <w:rPr>
-          <w:rFonts w:ascii="Carlito" w:hAnsi="Carlito" w:cs="Carlito"/>
-          <w:sz w:val="36"/>
-          <w:szCs w:val="36"/>
-        </w:rPr>
-      </w:pPr>
-      <w:r>
-        <w:rPr>
-          <w:rFonts w:ascii="Carlito" w:hAnsi="Carlito" w:cs="Carlito"/>
+          <w:rFonts w:ascii="Calibri" w:hAnsi="Calibri" w:cs="Calibri"/>
+          <w:sz w:val="36"/>
+          <w:szCs w:val="36"/>
+        </w:rPr>
+      </w:pPr>
+      <w:r>
+        <w:rPr>
+          <w:rFonts w:ascii="Calibri" w:hAnsi="Calibri" w:cs="Calibri"/>
           <w:sz w:val="36"/>
           <w:szCs w:val="36"/>
         </w:rPr>
@@ -4552,7 +4552,7 @@
       </w:r>
       <w:r>
         <w:rPr>
-          <w:rFonts w:ascii="Carlito" w:hAnsi="Carlito" w:cs="Carlito"/>
+          <w:rFonts w:ascii="Calibri" w:hAnsi="Calibri" w:cs="Calibri"/>
           <w:b/>
           <w:bCs/>
           <w:sz w:val="36"/>
@@ -4562,7 +4562,7 @@
       </w:r>
       <w:r>
         <w:rPr>
-          <w:rFonts w:ascii="Carlito" w:hAnsi="Carlito" w:cs="Carlito"/>
+          <w:rFonts w:ascii="Calibri" w:hAnsi="Calibri" w:cs="Calibri"/>
           <w:sz w:val="36"/>
           <w:szCs w:val="36"/>
         </w:rPr>
@@ -4570,7 +4570,7 @@
       </w:r>
       <w:r>
         <w:rPr>
-          <w:rFonts w:ascii="Carlito" w:hAnsi="Carlito" w:cs="Carlito"/>
+          <w:rFonts w:ascii="Calibri" w:hAnsi="Calibri" w:cs="Calibri"/>
           <w:b/>
           <w:bCs/>
           <w:sz w:val="36"/>
@@ -4580,7 +4580,7 @@
       </w:r>
       <w:r>
         <w:rPr>
-          <w:rFonts w:ascii="Carlito" w:hAnsi="Carlito" w:cs="Carlito"/>
+          <w:rFonts w:ascii="Calibri" w:hAnsi="Calibri" w:cs="Calibri"/>
           <w:sz w:val="36"/>
           <w:szCs w:val="36"/>
         </w:rPr>
@@ -4594,14 +4594,14 @@
         </w:tabs>
         <w:jc w:val="both"/>
         <w:rPr>
-          <w:rFonts w:ascii="Carlito" w:hAnsi="Carlito" w:cs="Carlito"/>
-          <w:sz w:val="36"/>
-          <w:szCs w:val="36"/>
-        </w:rPr>
-      </w:pPr>
-      <w:r>
-        <w:rPr>
-          <w:rFonts w:ascii="Carlito" w:hAnsi="Carlito" w:cs="Carlito"/>
+          <w:rFonts w:ascii="Calibri" w:hAnsi="Calibri" w:cs="Calibri"/>
+          <w:sz w:val="36"/>
+          <w:szCs w:val="36"/>
+        </w:rPr>
+      </w:pPr>
+      <w:r>
+        <w:rPr>
+          <w:rFonts w:ascii="Calibri" w:hAnsi="Calibri" w:cs="Calibri"/>
           <w:sz w:val="36"/>
           <w:szCs w:val="36"/>
         </w:rPr>
@@ -4609,7 +4609,7 @@
       </w:r>
       <w:r>
         <w:rPr>
-          <w:rFonts w:ascii="Carlito" w:hAnsi="Carlito" w:cs="Carlito"/>
+          <w:rFonts w:ascii="Calibri" w:hAnsi="Calibri" w:cs="Calibri"/>
           <w:b/>
           <w:bCs/>
           <w:sz w:val="36"/>
@@ -4619,7 +4619,7 @@
       </w:r>
       <w:r>
         <w:rPr>
-          <w:rFonts w:ascii="Carlito" w:hAnsi="Carlito" w:cs="Carlito"/>
+          <w:rFonts w:ascii="Calibri" w:hAnsi="Calibri" w:cs="Calibri"/>
           <w:sz w:val="36"/>
           <w:szCs w:val="36"/>
         </w:rPr>
@@ -4627,7 +4627,7 @@
       </w:r>
       <w:r>
         <w:rPr>
-          <w:rFonts w:ascii="Carlito" w:hAnsi="Carlito" w:cs="Carlito"/>
+          <w:rFonts w:ascii="Calibri" w:hAnsi="Calibri" w:cs="Calibri"/>
           <w:b/>
           <w:bCs/>
           <w:sz w:val="36"/>
@@ -4637,7 +4637,7 @@
       </w:r>
       <w:r>
         <w:rPr>
-          <w:rFonts w:ascii="Carlito" w:hAnsi="Carlito" w:cs="Carlito"/>
+          <w:rFonts w:ascii="Calibri" w:hAnsi="Calibri" w:cs="Calibri"/>
           <w:sz w:val="36"/>
           <w:szCs w:val="36"/>
         </w:rPr>
@@ -4651,14 +4651,14 @@
         </w:tabs>
         <w:jc w:val="both"/>
         <w:rPr>
-          <w:rFonts w:ascii="Carlito" w:hAnsi="Carlito" w:cs="Carlito"/>
-          <w:sz w:val="36"/>
-          <w:szCs w:val="36"/>
-        </w:rPr>
-      </w:pPr>
-      <w:r>
-        <w:rPr>
-          <w:rFonts w:ascii="Carlito" w:hAnsi="Carlito" w:cs="Carlito"/>
+          <w:rFonts w:ascii="Calibri" w:hAnsi="Calibri" w:cs="Calibri"/>
+          <w:sz w:val="36"/>
+          <w:szCs w:val="36"/>
+        </w:rPr>
+      </w:pPr>
+      <w:r>
+        <w:rPr>
+          <w:rFonts w:ascii="Calibri" w:hAnsi="Calibri" w:cs="Calibri"/>
           <w:sz w:val="36"/>
           <w:szCs w:val="36"/>
         </w:rPr>
@@ -4666,7 +4666,7 @@
       </w:r>
       <w:r>
         <w:rPr>
-          <w:rFonts w:ascii="Carlito" w:hAnsi="Carlito" w:cs="Carlito"/>
+          <w:rFonts w:ascii="Calibri" w:hAnsi="Calibri" w:cs="Calibri"/>
           <w:b/>
           <w:bCs/>
           <w:sz w:val="36"/>
@@ -4676,7 +4676,7 @@
       </w:r>
       <w:r>
         <w:rPr>
-          <w:rFonts w:ascii="Carlito" w:hAnsi="Carlito" w:cs="Carlito"/>
+          <w:rFonts w:ascii="Calibri" w:hAnsi="Calibri" w:cs="Calibri"/>
           <w:sz w:val="36"/>
           <w:szCs w:val="36"/>
         </w:rPr>
@@ -4695,14 +4695,14 @@
         </w:tabs>
         <w:jc w:val="both"/>
         <w:rPr>
-          <w:rFonts w:ascii="Carlito" w:hAnsi="Carlito" w:cs="Carlito"/>
-          <w:sz w:val="36"/>
-          <w:szCs w:val="36"/>
-        </w:rPr>
-      </w:pPr>
-      <w:r>
-        <w:rPr>
-          <w:rFonts w:ascii="Carlito" w:hAnsi="Carlito" w:cs="Carlito"/>
+          <w:rFonts w:ascii="Calibri" w:hAnsi="Calibri" w:cs="Calibri"/>
+          <w:sz w:val="36"/>
+          <w:szCs w:val="36"/>
+        </w:rPr>
+      </w:pPr>
+      <w:r>
+        <w:rPr>
+          <w:rFonts w:ascii="Calibri" w:hAnsi="Calibri" w:cs="Calibri"/>
           <w:sz w:val="36"/>
           <w:szCs w:val="36"/>
         </w:rPr>
@@ -4721,14 +4721,14 @@
         </w:tabs>
         <w:jc w:val="both"/>
         <w:rPr>
-          <w:rFonts w:ascii="Carlito" w:hAnsi="Carlito" w:cs="Carlito"/>
-          <w:sz w:val="36"/>
-          <w:szCs w:val="36"/>
-        </w:rPr>
-      </w:pPr>
-      <w:r>
-        <w:rPr>
-          <w:rFonts w:ascii="Carlito" w:hAnsi="Carlito" w:cs="Carlito"/>
+          <w:rFonts w:ascii="Calibri" w:hAnsi="Calibri" w:cs="Calibri"/>
+          <w:sz w:val="36"/>
+          <w:szCs w:val="36"/>
+        </w:rPr>
+      </w:pPr>
+      <w:r>
+        <w:rPr>
+          <w:rFonts w:ascii="Calibri" w:hAnsi="Calibri" w:cs="Calibri"/>
           <w:sz w:val="36"/>
           <w:szCs w:val="36"/>
         </w:rPr>
@@ -4747,14 +4747,14 @@
         </w:tabs>
         <w:jc w:val="both"/>
         <w:rPr>
-          <w:rFonts w:ascii="Carlito" w:hAnsi="Carlito" w:cs="Carlito"/>
-          <w:sz w:val="36"/>
-          <w:szCs w:val="36"/>
-        </w:rPr>
-      </w:pPr>
-      <w:r>
-        <w:rPr>
-          <w:rFonts w:ascii="Carlito" w:hAnsi="Carlito" w:cs="Carlito"/>
+          <w:rFonts w:ascii="Calibri" w:hAnsi="Calibri" w:cs="Calibri"/>
+          <w:sz w:val="36"/>
+          <w:szCs w:val="36"/>
+        </w:rPr>
+      </w:pPr>
+      <w:r>
+        <w:rPr>
+          <w:rFonts w:ascii="Calibri" w:hAnsi="Calibri" w:cs="Calibri"/>
           <w:sz w:val="36"/>
           <w:szCs w:val="36"/>
         </w:rPr>
@@ -4768,14 +4768,14 @@
         </w:tabs>
         <w:jc w:val="both"/>
         <w:rPr>
-          <w:rFonts w:ascii="Carlito" w:hAnsi="Carlito" w:cs="Carlito"/>
-          <w:sz w:val="36"/>
-          <w:szCs w:val="36"/>
-        </w:rPr>
-      </w:pPr>
-      <w:r>
-        <w:rPr>
-          <w:rFonts w:ascii="Carlito" w:hAnsi="Carlito" w:cs="Carlito"/>
+          <w:rFonts w:ascii="Calibri" w:hAnsi="Calibri" w:cs="Calibri"/>
+          <w:sz w:val="36"/>
+          <w:szCs w:val="36"/>
+        </w:rPr>
+      </w:pPr>
+      <w:r>
+        <w:rPr>
+          <w:rFonts w:ascii="Calibri" w:hAnsi="Calibri" w:cs="Calibri"/>
           <w:sz w:val="36"/>
           <w:szCs w:val="36"/>
         </w:rPr>
@@ -4794,14 +4794,14 @@
         </w:tabs>
         <w:jc w:val="both"/>
         <w:rPr>
-          <w:rFonts w:ascii="Carlito" w:hAnsi="Carlito" w:cs="Carlito"/>
-          <w:sz w:val="36"/>
-          <w:szCs w:val="36"/>
-        </w:rPr>
-      </w:pPr>
-      <w:r>
-        <w:rPr>
-          <w:rFonts w:ascii="Carlito" w:hAnsi="Carlito" w:cs="Carlito"/>
+          <w:rFonts w:ascii="Calibri" w:hAnsi="Calibri" w:cs="Calibri"/>
+          <w:sz w:val="36"/>
+          <w:szCs w:val="36"/>
+        </w:rPr>
+      </w:pPr>
+      <w:r>
+        <w:rPr>
+          <w:rFonts w:ascii="Calibri" w:hAnsi="Calibri" w:cs="Calibri"/>
           <w:sz w:val="36"/>
           <w:szCs w:val="36"/>
         </w:rPr>
@@ -4820,14 +4820,14 @@
         </w:tabs>
         <w:jc w:val="both"/>
         <w:rPr>
-          <w:rFonts w:ascii="Carlito" w:hAnsi="Carlito" w:cs="Carlito"/>
-          <w:sz w:val="36"/>
-          <w:szCs w:val="36"/>
-        </w:rPr>
-      </w:pPr>
-      <w:r>
-        <w:rPr>
-          <w:rFonts w:ascii="Carlito" w:hAnsi="Carlito" w:cs="Carlito"/>
+          <w:rFonts w:ascii="Calibri" w:hAnsi="Calibri" w:cs="Calibri"/>
+          <w:sz w:val="36"/>
+          <w:szCs w:val="36"/>
+        </w:rPr>
+      </w:pPr>
+      <w:r>
+        <w:rPr>
+          <w:rFonts w:ascii="Calibri" w:hAnsi="Calibri" w:cs="Calibri"/>
           <w:sz w:val="36"/>
           <w:szCs w:val="36"/>
         </w:rPr>
@@ -4846,14 +4846,14 @@
         </w:tabs>
         <w:jc w:val="both"/>
         <w:rPr>
-          <w:rFonts w:ascii="Carlito" w:hAnsi="Carlito" w:cs="Carlito"/>
-          <w:sz w:val="36"/>
-          <w:szCs w:val="36"/>
-        </w:rPr>
-      </w:pPr>
-      <w:r>
-        <w:rPr>
-          <w:rFonts w:ascii="Carlito" w:hAnsi="Carlito" w:cs="Carlito"/>
+          <w:rFonts w:ascii="Calibri" w:hAnsi="Calibri" w:cs="Calibri"/>
+          <w:sz w:val="36"/>
+          <w:szCs w:val="36"/>
+        </w:rPr>
+      </w:pPr>
+      <w:r>
+        <w:rPr>
+          <w:rFonts w:ascii="Calibri" w:hAnsi="Calibri" w:cs="Calibri"/>
           <w:sz w:val="36"/>
           <w:szCs w:val="36"/>
         </w:rPr>
@@ -4872,14 +4872,14 @@
         </w:tabs>
         <w:jc w:val="both"/>
         <w:rPr>
-          <w:rFonts w:ascii="Carlito" w:hAnsi="Carlito" w:cs="Carlito"/>
-          <w:sz w:val="36"/>
-          <w:szCs w:val="36"/>
-        </w:rPr>
-      </w:pPr>
-      <w:r>
-        <w:rPr>
-          <w:rFonts w:ascii="Carlito" w:hAnsi="Carlito" w:cs="Carlito"/>
+          <w:rFonts w:ascii="Calibri" w:hAnsi="Calibri" w:cs="Calibri"/>
+          <w:sz w:val="36"/>
+          <w:szCs w:val="36"/>
+        </w:rPr>
+      </w:pPr>
+      <w:r>
+        <w:rPr>
+          <w:rFonts w:ascii="Calibri" w:hAnsi="Calibri" w:cs="Calibri"/>
           <w:sz w:val="36"/>
           <w:szCs w:val="36"/>
         </w:rPr>
@@ -4893,14 +4893,14 @@
         </w:tabs>
         <w:jc w:val="both"/>
         <w:rPr>
-          <w:rFonts w:ascii="Carlito" w:hAnsi="Carlito" w:cs="Carlito"/>
-          <w:sz w:val="36"/>
-          <w:szCs w:val="36"/>
-        </w:rPr>
-      </w:pPr>
-      <w:r>
-        <w:rPr>
-          <w:rFonts w:ascii="Carlito" w:hAnsi="Carlito" w:cs="Carlito"/>
+          <w:rFonts w:ascii="Calibri" w:hAnsi="Calibri" w:cs="Calibri"/>
+          <w:sz w:val="36"/>
+          <w:szCs w:val="36"/>
+        </w:rPr>
+      </w:pPr>
+      <w:r>
+        <w:rPr>
+          <w:rFonts w:ascii="Calibri" w:hAnsi="Calibri" w:cs="Calibri"/>
           <w:sz w:val="36"/>
           <w:szCs w:val="36"/>
         </w:rPr>
@@ -4909,7 +4909,7 @@
       </w:r>
       <w:r>
         <w:rPr>
-          <w:rFonts w:ascii="Carlito" w:hAnsi="Carlito" w:cs="Carlito"/>
+          <w:rFonts w:ascii="Calibri" w:hAnsi="Calibri" w:cs="Calibri"/>
           <w:b/>
           <w:bCs/>
           <w:sz w:val="36"/>
@@ -4919,7 +4919,7 @@
       </w:r>
       <w:r>
         <w:rPr>
-          <w:rFonts w:ascii="Carlito" w:hAnsi="Carlito" w:cs="Carlito"/>
+          <w:rFonts w:ascii="Calibri" w:hAnsi="Calibri" w:cs="Calibri"/>
           <w:sz w:val="36"/>
           <w:szCs w:val="36"/>
         </w:rPr>
@@ -4938,14 +4938,14 @@
         </w:tabs>
         <w:jc w:val="both"/>
         <w:rPr>
-          <w:rFonts w:ascii="Carlito" w:hAnsi="Carlito" w:cs="Carlito"/>
-          <w:sz w:val="36"/>
-          <w:szCs w:val="36"/>
-        </w:rPr>
-      </w:pPr>
-      <w:r>
-        <w:rPr>
-          <w:rFonts w:ascii="Carlito" w:hAnsi="Carlito" w:cs="Carlito"/>
+          <w:rFonts w:ascii="Calibri" w:hAnsi="Calibri" w:cs="Calibri"/>
+          <w:sz w:val="36"/>
+          <w:szCs w:val="36"/>
+        </w:rPr>
+      </w:pPr>
+      <w:r>
+        <w:rPr>
+          <w:rFonts w:ascii="Calibri" w:hAnsi="Calibri" w:cs="Calibri"/>
           <w:sz w:val="36"/>
           <w:szCs w:val="36"/>
         </w:rPr>
@@ -4964,14 +4964,14 @@
         </w:tabs>
         <w:jc w:val="both"/>
         <w:rPr>
-          <w:rFonts w:ascii="Carlito" w:hAnsi="Carlito" w:cs="Carlito"/>
-          <w:sz w:val="36"/>
-          <w:szCs w:val="36"/>
-        </w:rPr>
-      </w:pPr>
-      <w:r>
-        <w:rPr>
-          <w:rFonts w:ascii="Carlito" w:hAnsi="Carlito" w:cs="Carlito"/>
+          <w:rFonts w:ascii="Calibri" w:hAnsi="Calibri" w:cs="Calibri"/>
+          <w:sz w:val="36"/>
+          <w:szCs w:val="36"/>
+        </w:rPr>
+      </w:pPr>
+      <w:r>
+        <w:rPr>
+          <w:rFonts w:ascii="Calibri" w:hAnsi="Calibri" w:cs="Calibri"/>
           <w:sz w:val="36"/>
           <w:szCs w:val="36"/>
         </w:rPr>
@@ -4985,14 +4985,14 @@
         </w:tabs>
         <w:jc w:val="both"/>
         <w:rPr>
-          <w:rFonts w:ascii="Carlito" w:hAnsi="Carlito" w:cs="Carlito"/>
-          <w:sz w:val="36"/>
-          <w:szCs w:val="36"/>
-        </w:rPr>
-      </w:pPr>
-      <w:r>
-        <w:rPr>
-          <w:rFonts w:ascii="Carlito" w:hAnsi="Carlito" w:cs="Carlito"/>
+          <w:rFonts w:ascii="Calibri" w:hAnsi="Calibri" w:cs="Calibri"/>
+          <w:sz w:val="36"/>
+          <w:szCs w:val="36"/>
+        </w:rPr>
+      </w:pPr>
+      <w:r>
+        <w:rPr>
+          <w:rFonts w:ascii="Calibri" w:hAnsi="Calibri" w:cs="Calibri"/>
           <w:sz w:val="36"/>
           <w:szCs w:val="36"/>
         </w:rPr>
@@ -5000,7 +5000,7 @@
       </w:r>
       <w:r>
         <w:rPr>
-          <w:rFonts w:ascii="Carlito" w:hAnsi="Carlito" w:cs="Carlito"/>
+          <w:rFonts w:ascii="Calibri" w:hAnsi="Calibri" w:cs="Calibri"/>
           <w:b/>
           <w:bCs/>
           <w:sz w:val="36"/>
@@ -5010,7 +5010,7 @@
       </w:r>
       <w:r>
         <w:rPr>
-          <w:rFonts w:ascii="Carlito" w:hAnsi="Carlito" w:cs="Carlito"/>
+          <w:rFonts w:ascii="Calibri" w:hAnsi="Calibri" w:cs="Calibri"/>
           <w:sz w:val="36"/>
           <w:szCs w:val="36"/>
         </w:rPr>
@@ -5029,14 +5029,14 @@
         </w:tabs>
         <w:jc w:val="both"/>
         <w:rPr>
-          <w:rFonts w:ascii="Carlito" w:hAnsi="Carlito" w:cs="Carlito"/>
-          <w:sz w:val="36"/>
-          <w:szCs w:val="36"/>
-        </w:rPr>
-      </w:pPr>
-      <w:r>
-        <w:rPr>
-          <w:rFonts w:ascii="Carlito" w:hAnsi="Carlito" w:cs="Carlito"/>
+          <w:rFonts w:ascii="Calibri" w:hAnsi="Calibri" w:cs="Calibri"/>
+          <w:sz w:val="36"/>
+          <w:szCs w:val="36"/>
+        </w:rPr>
+      </w:pPr>
+      <w:r>
+        <w:rPr>
+          <w:rFonts w:ascii="Calibri" w:hAnsi="Calibri" w:cs="Calibri"/>
           <w:sz w:val="36"/>
           <w:szCs w:val="36"/>
         </w:rPr>
@@ -5055,14 +5055,14 @@
         </w:tabs>
         <w:jc w:val="both"/>
         <w:rPr>
-          <w:rFonts w:ascii="Carlito" w:hAnsi="Carlito" w:cs="Carlito"/>
-          <w:sz w:val="36"/>
-          <w:szCs w:val="36"/>
-        </w:rPr>
-      </w:pPr>
-      <w:r>
-        <w:rPr>
-          <w:rFonts w:ascii="Carlito" w:hAnsi="Carlito" w:cs="Carlito"/>
+          <w:rFonts w:ascii="Calibri" w:hAnsi="Calibri" w:cs="Calibri"/>
+          <w:sz w:val="36"/>
+          <w:szCs w:val="36"/>
+        </w:rPr>
+      </w:pPr>
+      <w:r>
+        <w:rPr>
+          <w:rFonts w:ascii="Calibri" w:hAnsi="Calibri" w:cs="Calibri"/>
           <w:sz w:val="36"/>
           <w:szCs w:val="36"/>
         </w:rPr>
@@ -5081,14 +5081,14 @@
         </w:tabs>
         <w:jc w:val="both"/>
         <w:rPr>
-          <w:rFonts w:ascii="Carlito" w:hAnsi="Carlito" w:cs="Carlito"/>
-          <w:sz w:val="36"/>
-          <w:szCs w:val="36"/>
-        </w:rPr>
-      </w:pPr>
-      <w:r>
-        <w:rPr>
-          <w:rFonts w:ascii="Carlito" w:hAnsi="Carlito" w:cs="Carlito"/>
+          <w:rFonts w:ascii="Calibri" w:hAnsi="Calibri" w:cs="Calibri"/>
+          <w:sz w:val="36"/>
+          <w:szCs w:val="36"/>
+        </w:rPr>
+      </w:pPr>
+      <w:r>
+        <w:rPr>
+          <w:rFonts w:ascii="Calibri" w:hAnsi="Calibri" w:cs="Calibri"/>
           <w:sz w:val="36"/>
           <w:szCs w:val="36"/>
         </w:rPr>
@@ -5102,14 +5102,14 @@
         </w:tabs>
         <w:jc w:val="both"/>
         <w:rPr>
-          <w:rFonts w:ascii="Carlito" w:hAnsi="Carlito" w:cs="Carlito"/>
-          <w:sz w:val="36"/>
-          <w:szCs w:val="36"/>
-        </w:rPr>
-      </w:pPr>
-      <w:r>
-        <w:rPr>
-          <w:rFonts w:ascii="Carlito" w:hAnsi="Carlito" w:cs="Carlito"/>
+          <w:rFonts w:ascii="Calibri" w:hAnsi="Calibri" w:cs="Calibri"/>
+          <w:sz w:val="36"/>
+          <w:szCs w:val="36"/>
+        </w:rPr>
+      </w:pPr>
+      <w:r>
+        <w:rPr>
+          <w:rFonts w:ascii="Calibri" w:hAnsi="Calibri" w:cs="Calibri"/>
           <w:sz w:val="36"/>
           <w:szCs w:val="36"/>
         </w:rPr>
@@ -5117,7 +5117,7 @@
       </w:r>
       <w:r>
         <w:rPr>
-          <w:rFonts w:ascii="Carlito" w:hAnsi="Carlito" w:cs="Carlito"/>
+          <w:rFonts w:ascii="Calibri" w:hAnsi="Calibri" w:cs="Calibri"/>
           <w:b/>
           <w:bCs/>
           <w:sz w:val="36"/>
@@ -5127,7 +5127,7 @@
       </w:r>
       <w:r>
         <w:rPr>
-          <w:rFonts w:ascii="Carlito" w:hAnsi="Carlito" w:cs="Carlito"/>
+          <w:rFonts w:ascii="Calibri" w:hAnsi="Calibri" w:cs="Calibri"/>
           <w:sz w:val="36"/>
           <w:szCs w:val="36"/>
         </w:rPr>
@@ -5135,7 +5135,7 @@
       </w:r>
       <w:r>
         <w:rPr>
-          <w:rFonts w:ascii="Carlito" w:hAnsi="Carlito" w:cs="Carlito"/>
+          <w:rFonts w:ascii="Calibri" w:hAnsi="Calibri" w:cs="Calibri"/>
           <w:b/>
           <w:bCs/>
           <w:sz w:val="36"/>
@@ -5145,7 +5145,7 @@
       </w:r>
       <w:r>
         <w:rPr>
-          <w:rFonts w:ascii="Carlito" w:hAnsi="Carlito" w:cs="Carlito"/>
+          <w:rFonts w:ascii="Calibri" w:hAnsi="Calibri" w:cs="Calibri"/>
           <w:sz w:val="36"/>
           <w:szCs w:val="36"/>
         </w:rPr>
@@ -5159,17 +5159,17 @@
         </w:tabs>
         <w:jc w:val="both"/>
         <w:rPr>
-          <w:rFonts w:ascii="Carlito" w:hAnsi="Carlito" w:cs="Carlito"/>
-          <w:b/>
-          <w:bCs/>
-          <w:color w:val="D86DCB" w:themeColor="accent5" w:themeTint="99"/>
-          <w:sz w:val="36"/>
-          <w:szCs w:val="36"/>
-        </w:rPr>
-      </w:pPr>
-      <w:r>
-        <w:rPr>
-          <w:rFonts w:ascii="Carlito" w:hAnsi="Carlito" w:cs="Carlito"/>
+          <w:rFonts w:ascii="Calibri" w:hAnsi="Calibri" w:cs="Calibri"/>
+          <w:b/>
+          <w:bCs/>
+          <w:color w:val="D86DCB" w:themeColor="accent5" w:themeTint="99"/>
+          <w:sz w:val="36"/>
+          <w:szCs w:val="36"/>
+        </w:rPr>
+      </w:pPr>
+      <w:r>
+        <w:rPr>
+          <w:rFonts w:ascii="Calibri" w:hAnsi="Calibri" w:cs="Calibri"/>
           <w:b/>
           <w:bCs/>
           <w:color w:val="D86DCB" w:themeColor="accent5" w:themeTint="99"/>
@@ -5186,17 +5186,17 @@
         </w:tabs>
         <w:jc w:val="both"/>
         <w:rPr>
-          <w:rFonts w:ascii="Carlito" w:hAnsi="Carlito" w:cs="Carlito"/>
-          <w:b/>
-          <w:bCs/>
-          <w:color w:val="D86DCB" w:themeColor="accent5" w:themeTint="99"/>
-          <w:sz w:val="36"/>
-          <w:szCs w:val="36"/>
-        </w:rPr>
-      </w:pPr>
-      <w:r>
-        <w:rPr>
-          <w:rFonts w:ascii="Carlito" w:hAnsi="Carlito" w:cs="Carlito"/>
+          <w:rFonts w:ascii="Calibri" w:hAnsi="Calibri" w:cs="Calibri"/>
+          <w:b/>
+          <w:bCs/>
+          <w:color w:val="D86DCB" w:themeColor="accent5" w:themeTint="99"/>
+          <w:sz w:val="36"/>
+          <w:szCs w:val="36"/>
+        </w:rPr>
+      </w:pPr>
+      <w:r>
+        <w:rPr>
+          <w:rFonts w:ascii="Calibri" w:hAnsi="Calibri" w:cs="Calibri"/>
           <w:b/>
           <w:bCs/>
           <w:color w:val="D86DCB" w:themeColor="accent5" w:themeTint="99"/>
@@ -5213,17 +5213,17 @@
         </w:tabs>
         <w:jc w:val="both"/>
         <w:rPr>
-          <w:rFonts w:ascii="Carlito" w:hAnsi="Carlito" w:cs="Carlito"/>
-          <w:b/>
-          <w:bCs/>
-          <w:color w:val="D86DCB" w:themeColor="accent5" w:themeTint="99"/>
-          <w:sz w:val="36"/>
-          <w:szCs w:val="36"/>
-        </w:rPr>
-      </w:pPr>
-      <w:r>
-        <w:rPr>
-          <w:rFonts w:ascii="Carlito" w:hAnsi="Carlito" w:cs="Carlito"/>
+          <w:rFonts w:ascii="Calibri" w:hAnsi="Calibri" w:cs="Calibri"/>
+          <w:b/>
+          <w:bCs/>
+          <w:color w:val="D86DCB" w:themeColor="accent5" w:themeTint="99"/>
+          <w:sz w:val="36"/>
+          <w:szCs w:val="36"/>
+        </w:rPr>
+      </w:pPr>
+      <w:r>
+        <w:rPr>
+          <w:rFonts w:ascii="Calibri" w:hAnsi="Calibri" w:cs="Calibri"/>
           <w:b/>
           <w:bCs/>
           <w:color w:val="D86DCB" w:themeColor="accent5" w:themeTint="99"/>
@@ -5240,17 +5240,17 @@
         </w:tabs>
         <w:jc w:val="both"/>
         <w:rPr>
-          <w:rFonts w:ascii="Carlito" w:hAnsi="Carlito" w:cs="Carlito"/>
-          <w:b/>
-          <w:bCs/>
-          <w:color w:val="D86DCB" w:themeColor="accent5" w:themeTint="99"/>
-          <w:sz w:val="36"/>
-          <w:szCs w:val="36"/>
-        </w:rPr>
-      </w:pPr>
-      <w:r>
-        <w:rPr>
-          <w:rFonts w:ascii="Carlito" w:hAnsi="Carlito" w:cs="Carlito"/>
+          <w:rFonts w:ascii="Calibri" w:hAnsi="Calibri" w:cs="Calibri"/>
+          <w:b/>
+          <w:bCs/>
+          <w:color w:val="D86DCB" w:themeColor="accent5" w:themeTint="99"/>
+          <w:sz w:val="36"/>
+          <w:szCs w:val="36"/>
+        </w:rPr>
+      </w:pPr>
+      <w:r>
+        <w:rPr>
+          <w:rFonts w:ascii="Calibri" w:hAnsi="Calibri" w:cs="Calibri"/>
           <w:b/>
           <w:bCs/>
           <w:color w:val="D86DCB" w:themeColor="accent5" w:themeTint="99"/>
@@ -5267,17 +5267,17 @@
         </w:tabs>
         <w:jc w:val="both"/>
         <w:rPr>
-          <w:rFonts w:ascii="Carlito" w:hAnsi="Carlito" w:cs="Carlito"/>
-          <w:b/>
-          <w:bCs/>
-          <w:color w:val="D86DCB" w:themeColor="accent5" w:themeTint="99"/>
-          <w:sz w:val="36"/>
-          <w:szCs w:val="36"/>
-        </w:rPr>
-      </w:pPr>
-      <w:r>
-        <w:rPr>
-          <w:rFonts w:ascii="Carlito" w:hAnsi="Carlito" w:cs="Carlito"/>
+          <w:rFonts w:ascii="Calibri" w:hAnsi="Calibri" w:cs="Calibri"/>
+          <w:b/>
+          <w:bCs/>
+          <w:color w:val="D86DCB" w:themeColor="accent5" w:themeTint="99"/>
+          <w:sz w:val="36"/>
+          <w:szCs w:val="36"/>
+        </w:rPr>
+      </w:pPr>
+      <w:r>
+        <w:rPr>
+          <w:rFonts w:ascii="Calibri" w:hAnsi="Calibri" w:cs="Calibri"/>
           <w:b/>
           <w:bCs/>
           <w:color w:val="D86DCB" w:themeColor="accent5" w:themeTint="99"/>
@@ -5294,17 +5294,17 @@
         </w:tabs>
         <w:jc w:val="both"/>
         <w:rPr>
-          <w:rFonts w:ascii="Carlito" w:hAnsi="Carlito" w:cs="Carlito"/>
-          <w:b/>
-          <w:bCs/>
-          <w:color w:val="D86DCB" w:themeColor="accent5" w:themeTint="99"/>
-          <w:sz w:val="36"/>
-          <w:szCs w:val="36"/>
-        </w:rPr>
-      </w:pPr>
-      <w:r>
-        <w:rPr>
-          <w:rFonts w:ascii="Carlito" w:hAnsi="Carlito" w:cs="Carlito"/>
+          <w:rFonts w:ascii="Calibri" w:hAnsi="Calibri" w:cs="Calibri"/>
+          <w:b/>
+          <w:bCs/>
+          <w:color w:val="D86DCB" w:themeColor="accent5" w:themeTint="99"/>
+          <w:sz w:val="36"/>
+          <w:szCs w:val="36"/>
+        </w:rPr>
+      </w:pPr>
+      <w:r>
+        <w:rPr>
+          <w:rFonts w:ascii="Calibri" w:hAnsi="Calibri" w:cs="Calibri"/>
           <w:b/>
           <w:bCs/>
           <w:color w:val="D86DCB" w:themeColor="accent5" w:themeTint="99"/>
@@ -5321,17 +5321,17 @@
         </w:tabs>
         <w:jc w:val="both"/>
         <w:rPr>
-          <w:rFonts w:ascii="Carlito" w:hAnsi="Carlito" w:cs="Carlito"/>
-          <w:b/>
-          <w:bCs/>
-          <w:color w:val="D86DCB" w:themeColor="accent5" w:themeTint="99"/>
-          <w:sz w:val="36"/>
-          <w:szCs w:val="36"/>
-        </w:rPr>
-      </w:pPr>
-      <w:r>
-        <w:rPr>
-          <w:rFonts w:ascii="Carlito" w:hAnsi="Carlito" w:cs="Carlito"/>
+          <w:rFonts w:ascii="Calibri" w:hAnsi="Calibri" w:cs="Calibri"/>
+          <w:b/>
+          <w:bCs/>
+          <w:color w:val="D86DCB" w:themeColor="accent5" w:themeTint="99"/>
+          <w:sz w:val="36"/>
+          <w:szCs w:val="36"/>
+        </w:rPr>
+      </w:pPr>
+      <w:r>
+        <w:rPr>
+          <w:rFonts w:ascii="Calibri" w:hAnsi="Calibri" w:cs="Calibri"/>
           <w:b/>
           <w:bCs/>
           <w:color w:val="D86DCB" w:themeColor="accent5" w:themeTint="99"/>
@@ -5348,17 +5348,17 @@
         </w:tabs>
         <w:jc w:val="both"/>
         <w:rPr>
-          <w:rFonts w:ascii="Carlito" w:hAnsi="Carlito" w:cs="Carlito"/>
-          <w:b/>
-          <w:bCs/>
-          <w:color w:val="D86DCB" w:themeColor="accent5" w:themeTint="99"/>
-          <w:sz w:val="36"/>
-          <w:szCs w:val="36"/>
-        </w:rPr>
-      </w:pPr>
-      <w:r>
-        <w:rPr>
-          <w:rFonts w:ascii="Carlito" w:hAnsi="Carlito" w:cs="Carlito"/>
+          <w:rFonts w:ascii="Calibri" w:hAnsi="Calibri" w:cs="Calibri"/>
+          <w:b/>
+          <w:bCs/>
+          <w:color w:val="D86DCB" w:themeColor="accent5" w:themeTint="99"/>
+          <w:sz w:val="36"/>
+          <w:szCs w:val="36"/>
+        </w:rPr>
+      </w:pPr>
+      <w:r>
+        <w:rPr>
+          <w:rFonts w:ascii="Calibri" w:hAnsi="Calibri" w:cs="Calibri"/>
           <w:b/>
           <w:bCs/>
           <w:color w:val="D86DCB" w:themeColor="accent5" w:themeTint="99"/>
@@ -5375,17 +5375,17 @@
         </w:tabs>
         <w:jc w:val="both"/>
         <w:rPr>
-          <w:rFonts w:ascii="Carlito" w:hAnsi="Carlito" w:cs="Carlito"/>
-          <w:b/>
-          <w:bCs/>
-          <w:color w:val="D86DCB" w:themeColor="accent5" w:themeTint="99"/>
-          <w:sz w:val="36"/>
-          <w:szCs w:val="36"/>
-        </w:rPr>
-      </w:pPr>
-      <w:r>
-        <w:rPr>
-          <w:rFonts w:ascii="Carlito" w:hAnsi="Carlito" w:cs="Carlito"/>
+          <w:rFonts w:ascii="Calibri" w:hAnsi="Calibri" w:cs="Calibri"/>
+          <w:b/>
+          <w:bCs/>
+          <w:color w:val="D86DCB" w:themeColor="accent5" w:themeTint="99"/>
+          <w:sz w:val="36"/>
+          <w:szCs w:val="36"/>
+        </w:rPr>
+      </w:pPr>
+      <w:r>
+        <w:rPr>
+          <w:rFonts w:ascii="Calibri" w:hAnsi="Calibri" w:cs="Calibri"/>
           <w:b/>
           <w:bCs/>
           <w:color w:val="D86DCB" w:themeColor="accent5" w:themeTint="99"/>
@@ -5402,17 +5402,17 @@
         </w:tabs>
         <w:jc w:val="both"/>
         <w:rPr>
-          <w:rFonts w:ascii="Carlito" w:hAnsi="Carlito" w:cs="Carlito"/>
-          <w:b/>
-          <w:bCs/>
-          <w:color w:val="D86DCB" w:themeColor="accent5" w:themeTint="99"/>
-          <w:sz w:val="36"/>
-          <w:szCs w:val="36"/>
-        </w:rPr>
-      </w:pPr>
-      <w:r>
-        <w:rPr>
-          <w:rFonts w:ascii="Carlito" w:hAnsi="Carlito" w:cs="Carlito"/>
+          <w:rFonts w:ascii="Calibri" w:hAnsi="Calibri" w:cs="Calibri"/>
+          <w:b/>
+          <w:bCs/>
+          <w:color w:val="D86DCB" w:themeColor="accent5" w:themeTint="99"/>
+          <w:sz w:val="36"/>
+          <w:szCs w:val="36"/>
+        </w:rPr>
+      </w:pPr>
+      <w:r>
+        <w:rPr>
+          <w:rFonts w:ascii="Calibri" w:hAnsi="Calibri" w:cs="Calibri"/>
           <w:b/>
           <w:bCs/>
           <w:color w:val="D86DCB" w:themeColor="accent5" w:themeTint="99"/>
@@ -5429,17 +5429,17 @@
         </w:tabs>
         <w:jc w:val="both"/>
         <w:rPr>
-          <w:rFonts w:ascii="Carlito" w:hAnsi="Carlito" w:cs="Carlito"/>
-          <w:b/>
-          <w:bCs/>
-          <w:color w:val="D86DCB" w:themeColor="accent5" w:themeTint="99"/>
-          <w:sz w:val="36"/>
-          <w:szCs w:val="36"/>
-        </w:rPr>
-      </w:pPr>
-      <w:r>
-        <w:rPr>
-          <w:rFonts w:ascii="Carlito" w:hAnsi="Carlito" w:cs="Carlito"/>
+          <w:rFonts w:ascii="Calibri" w:hAnsi="Calibri" w:cs="Calibri"/>
+          <w:b/>
+          <w:bCs/>
+          <w:color w:val="D86DCB" w:themeColor="accent5" w:themeTint="99"/>
+          <w:sz w:val="36"/>
+          <w:szCs w:val="36"/>
+        </w:rPr>
+      </w:pPr>
+      <w:r>
+        <w:rPr>
+          <w:rFonts w:ascii="Calibri" w:hAnsi="Calibri" w:cs="Calibri"/>
           <w:b/>
           <w:bCs/>
           <w:color w:val="D86DCB" w:themeColor="accent5" w:themeTint="99"/>
@@ -5456,17 +5456,17 @@
         </w:tabs>
         <w:jc w:val="both"/>
         <w:rPr>
-          <w:rFonts w:ascii="Carlito" w:hAnsi="Carlito" w:cs="Carlito"/>
-          <w:b/>
-          <w:bCs/>
-          <w:color w:val="D86DCB" w:themeColor="accent5" w:themeTint="99"/>
-          <w:sz w:val="36"/>
-          <w:szCs w:val="36"/>
-        </w:rPr>
-      </w:pPr>
-      <w:r>
-        <w:rPr>
-          <w:rFonts w:ascii="Carlito" w:hAnsi="Carlito" w:cs="Carlito"/>
+          <w:rFonts w:ascii="Calibri" w:hAnsi="Calibri" w:cs="Calibri"/>
+          <w:b/>
+          <w:bCs/>
+          <w:color w:val="D86DCB" w:themeColor="accent5" w:themeTint="99"/>
+          <w:sz w:val="36"/>
+          <w:szCs w:val="36"/>
+        </w:rPr>
+      </w:pPr>
+      <w:r>
+        <w:rPr>
+          <w:rFonts w:ascii="Calibri" w:hAnsi="Calibri" w:cs="Calibri"/>
           <w:b/>
           <w:bCs/>
           <w:color w:val="D86DCB" w:themeColor="accent5" w:themeTint="99"/>
@@ -5484,17 +5484,17 @@
         </w:tabs>
         <w:jc w:val="both"/>
         <w:rPr>
-          <w:rFonts w:ascii="Carlito" w:hAnsi="Carlito" w:cs="Carlito"/>
-          <w:b/>
-          <w:bCs/>
-          <w:color w:val="D86DCB" w:themeColor="accent5" w:themeTint="99"/>
-          <w:sz w:val="36"/>
-          <w:szCs w:val="36"/>
-        </w:rPr>
-      </w:pPr>
-      <w:r>
-        <w:rPr>
-          <w:rFonts w:ascii="Carlito" w:hAnsi="Carlito" w:cs="Carlito"/>
+          <w:rFonts w:ascii="Calibri" w:hAnsi="Calibri" w:cs="Calibri"/>
+          <w:b/>
+          <w:bCs/>
+          <w:color w:val="D86DCB" w:themeColor="accent5" w:themeTint="99"/>
+          <w:sz w:val="36"/>
+          <w:szCs w:val="36"/>
+        </w:rPr>
+      </w:pPr>
+      <w:r>
+        <w:rPr>
+          <w:rFonts w:ascii="Calibri" w:hAnsi="Calibri" w:cs="Calibri"/>
           <w:b/>
           <w:bCs/>
           <w:color w:val="D86DCB" w:themeColor="accent5" w:themeTint="99"/>
@@ -5511,17 +5511,17 @@
         </w:tabs>
         <w:jc w:val="both"/>
         <w:rPr>
-          <w:rFonts w:ascii="Carlito" w:hAnsi="Carlito" w:cs="Carlito"/>
-          <w:b/>
-          <w:bCs/>
-          <w:color w:val="D86DCB" w:themeColor="accent5" w:themeTint="99"/>
-          <w:sz w:val="36"/>
-          <w:szCs w:val="36"/>
-        </w:rPr>
-      </w:pPr>
-      <w:r>
-        <w:rPr>
-          <w:rFonts w:ascii="Carlito" w:hAnsi="Carlito" w:cs="Carlito"/>
+          <w:rFonts w:ascii="Calibri" w:hAnsi="Calibri" w:cs="Calibri"/>
+          <w:b/>
+          <w:bCs/>
+          <w:color w:val="D86DCB" w:themeColor="accent5" w:themeTint="99"/>
+          <w:sz w:val="36"/>
+          <w:szCs w:val="36"/>
+        </w:rPr>
+      </w:pPr>
+      <w:r>
+        <w:rPr>
+          <w:rFonts w:ascii="Calibri" w:hAnsi="Calibri" w:cs="Calibri"/>
           <w:b/>
           <w:bCs/>
           <w:color w:val="D86DCB" w:themeColor="accent5" w:themeTint="99"/>
@@ -5538,17 +5538,17 @@
         </w:tabs>
         <w:jc w:val="both"/>
         <w:rPr>
-          <w:rFonts w:ascii="Carlito" w:hAnsi="Carlito" w:cs="Carlito"/>
-          <w:b/>
-          <w:bCs/>
-          <w:color w:val="D86DCB" w:themeColor="accent5" w:themeTint="99"/>
-          <w:sz w:val="36"/>
-          <w:szCs w:val="36"/>
-        </w:rPr>
-      </w:pPr>
-      <w:r>
-        <w:rPr>
-          <w:rFonts w:ascii="Carlito" w:hAnsi="Carlito" w:cs="Carlito"/>
+          <w:rFonts w:ascii="Calibri" w:hAnsi="Calibri" w:cs="Calibri"/>
+          <w:b/>
+          <w:bCs/>
+          <w:color w:val="D86DCB" w:themeColor="accent5" w:themeTint="99"/>
+          <w:sz w:val="36"/>
+          <w:szCs w:val="36"/>
+        </w:rPr>
+      </w:pPr>
+      <w:r>
+        <w:rPr>
+          <w:rFonts w:ascii="Calibri" w:hAnsi="Calibri" w:cs="Calibri"/>
           <w:b/>
           <w:bCs/>
           <w:color w:val="D86DCB" w:themeColor="accent5" w:themeTint="99"/>
@@ -5565,17 +5565,17 @@
         </w:tabs>
         <w:jc w:val="both"/>
         <w:rPr>
-          <w:rFonts w:ascii="Carlito" w:hAnsi="Carlito" w:cs="Carlito"/>
-          <w:b/>
-          <w:bCs/>
-          <w:color w:val="D86DCB" w:themeColor="accent5" w:themeTint="99"/>
-          <w:sz w:val="36"/>
-          <w:szCs w:val="36"/>
-        </w:rPr>
-      </w:pPr>
-      <w:r>
-        <w:rPr>
-          <w:rFonts w:ascii="Carlito" w:hAnsi="Carlito" w:cs="Carlito"/>
+          <w:rFonts w:ascii="Calibri" w:hAnsi="Calibri" w:cs="Calibri"/>
+          <w:b/>
+          <w:bCs/>
+          <w:color w:val="D86DCB" w:themeColor="accent5" w:themeTint="99"/>
+          <w:sz w:val="36"/>
+          <w:szCs w:val="36"/>
+        </w:rPr>
+      </w:pPr>
+      <w:r>
+        <w:rPr>
+          <w:rFonts w:ascii="Calibri" w:hAnsi="Calibri" w:cs="Calibri"/>
           <w:b/>
           <w:bCs/>
           <w:color w:val="D86DCB" w:themeColor="accent5" w:themeTint="99"/>
@@ -5589,26 +5589,26 @@
       <w:pPr>
         <w:jc w:val="both"/>
         <w:rPr>
-          <w:rFonts w:ascii="Carlito" w:hAnsi="Carlito" w:cs="Carlito"/>
-          <w:sz w:val="36"/>
-          <w:szCs w:val="36"/>
-        </w:rPr>
-      </w:pPr>
-    </w:p>
-    <w:p>
-      <w:pPr>
-        <w:jc w:val="both"/>
-        <w:rPr>
-          <w:rFonts w:ascii="Carlito" w:hAnsi="Carlito" w:cs="Carlito"/>
-          <w:b/>
-          <w:bCs/>
-          <w:sz w:val="36"/>
-          <w:szCs w:val="36"/>
-        </w:rPr>
-      </w:pPr>
-      <w:r>
-        <w:rPr>
-          <w:rFonts w:ascii="Carlito" w:hAnsi="Carlito" w:cs="Carlito"/>
+          <w:rFonts w:ascii="Calibri" w:hAnsi="Calibri" w:cs="Calibri"/>
+          <w:sz w:val="36"/>
+          <w:szCs w:val="36"/>
+        </w:rPr>
+      </w:pPr>
+    </w:p>
+    <w:p>
+      <w:pPr>
+        <w:jc w:val="both"/>
+        <w:rPr>
+          <w:rFonts w:ascii="Calibri" w:hAnsi="Calibri" w:cs="Calibri"/>
+          <w:b/>
+          <w:bCs/>
+          <w:sz w:val="36"/>
+          <w:szCs w:val="36"/>
+        </w:rPr>
+      </w:pPr>
+      <w:r>
+        <w:rPr>
+          <w:rFonts w:ascii="Calibri" w:hAnsi="Calibri" w:cs="Calibri"/>
           <w:b/>
           <w:bCs/>
           <w:sz w:val="36"/>
@@ -5621,14 +5621,14 @@
       <w:pPr>
         <w:jc w:val="both"/>
         <w:rPr>
-          <w:rFonts w:ascii="Carlito" w:hAnsi="Carlito" w:cs="Carlito"/>
-          <w:sz w:val="36"/>
-          <w:szCs w:val="36"/>
-        </w:rPr>
-      </w:pPr>
-      <w:r>
-        <w:rPr>
-          <w:rFonts w:ascii="Carlito" w:hAnsi="Carlito" w:cs="Carlito"/>
+          <w:rFonts w:ascii="Calibri" w:hAnsi="Calibri" w:cs="Calibri"/>
+          <w:sz w:val="36"/>
+          <w:szCs w:val="36"/>
+        </w:rPr>
+      </w:pPr>
+      <w:r>
+        <w:rPr>
+          <w:rFonts w:ascii="Calibri" w:hAnsi="Calibri" w:cs="Calibri"/>
           <w:sz w:val="36"/>
           <w:szCs w:val="36"/>
         </w:rPr>
@@ -5636,7 +5636,7 @@
       </w:r>
       <w:r>
         <w:rPr>
-          <w:rFonts w:ascii="Carlito" w:hAnsi="Carlito" w:cs="Carlito"/>
+          <w:rFonts w:ascii="Calibri" w:hAnsi="Calibri" w:cs="Calibri"/>
           <w:sz w:val="36"/>
           <w:szCs w:val="36"/>
         </w:rPr>
@@ -5652,14 +5652,14 @@
         </w:numPr>
         <w:jc w:val="both"/>
         <w:rPr>
-          <w:rFonts w:ascii="Carlito" w:hAnsi="Carlito" w:cs="Carlito"/>
-          <w:sz w:val="36"/>
-          <w:szCs w:val="36"/>
-        </w:rPr>
-      </w:pPr>
-      <w:r>
-        <w:rPr>
-          <w:rFonts w:ascii="Carlito" w:hAnsi="Carlito" w:cs="Carlito"/>
+          <w:rFonts w:ascii="Calibri" w:hAnsi="Calibri" w:cs="Calibri"/>
+          <w:sz w:val="36"/>
+          <w:szCs w:val="36"/>
+        </w:rPr>
+      </w:pPr>
+      <w:r>
+        <w:rPr>
+          <w:rFonts w:ascii="Calibri" w:hAnsi="Calibri" w:cs="Calibri"/>
           <w:sz w:val="36"/>
           <w:szCs w:val="36"/>
         </w:rPr>
@@ -5675,14 +5675,14 @@
         </w:numPr>
         <w:jc w:val="both"/>
         <w:rPr>
-          <w:rFonts w:ascii="Carlito" w:hAnsi="Carlito" w:cs="Carlito"/>
-          <w:sz w:val="36"/>
-          <w:szCs w:val="36"/>
-        </w:rPr>
-      </w:pPr>
-      <w:r>
-        <w:rPr>
-          <w:rFonts w:ascii="Carlito" w:hAnsi="Carlito" w:cs="Carlito"/>
+          <w:rFonts w:ascii="Calibri" w:hAnsi="Calibri" w:cs="Calibri"/>
+          <w:sz w:val="36"/>
+          <w:szCs w:val="36"/>
+        </w:rPr>
+      </w:pPr>
+      <w:r>
+        <w:rPr>
+          <w:rFonts w:ascii="Calibri" w:hAnsi="Calibri" w:cs="Calibri"/>
           <w:sz w:val="36"/>
           <w:szCs w:val="36"/>
         </w:rPr>
@@ -5698,14 +5698,14 @@
         </w:numPr>
         <w:jc w:val="both"/>
         <w:rPr>
-          <w:rFonts w:ascii="Carlito" w:hAnsi="Carlito" w:cs="Carlito"/>
-          <w:sz w:val="36"/>
-          <w:szCs w:val="36"/>
-        </w:rPr>
-      </w:pPr>
-      <w:r>
-        <w:rPr>
-          <w:rFonts w:ascii="Carlito" w:hAnsi="Carlito" w:cs="Carlito"/>
+          <w:rFonts w:ascii="Calibri" w:hAnsi="Calibri" w:cs="Calibri"/>
+          <w:sz w:val="36"/>
+          <w:szCs w:val="36"/>
+        </w:rPr>
+      </w:pPr>
+      <w:r>
+        <w:rPr>
+          <w:rFonts w:ascii="Calibri" w:hAnsi="Calibri" w:cs="Calibri"/>
           <w:sz w:val="36"/>
           <w:szCs w:val="36"/>
         </w:rPr>
@@ -5721,14 +5721,14 @@
         </w:numPr>
         <w:jc w:val="both"/>
         <w:rPr>
-          <w:rFonts w:ascii="Carlito" w:hAnsi="Carlito" w:cs="Carlito"/>
-          <w:sz w:val="36"/>
-          <w:szCs w:val="36"/>
-        </w:rPr>
-      </w:pPr>
-      <w:r>
-        <w:rPr>
-          <w:rFonts w:ascii="Carlito" w:hAnsi="Carlito" w:cs="Carlito"/>
+          <w:rFonts w:ascii="Calibri" w:hAnsi="Calibri" w:cs="Calibri"/>
+          <w:sz w:val="36"/>
+          <w:szCs w:val="36"/>
+        </w:rPr>
+      </w:pPr>
+      <w:r>
+        <w:rPr>
+          <w:rFonts w:ascii="Calibri" w:hAnsi="Calibri" w:cs="Calibri"/>
           <w:sz w:val="36"/>
           <w:szCs w:val="36"/>
         </w:rPr>
@@ -5744,14 +5744,14 @@
         </w:numPr>
         <w:jc w:val="both"/>
         <w:rPr>
-          <w:rFonts w:ascii="Carlito" w:hAnsi="Carlito" w:cs="Carlito"/>
-          <w:sz w:val="36"/>
-          <w:szCs w:val="36"/>
-        </w:rPr>
-      </w:pPr>
-      <w:r>
-        <w:rPr>
-          <w:rFonts w:ascii="Carlito" w:hAnsi="Carlito" w:cs="Carlito"/>
+          <w:rFonts w:ascii="Calibri" w:hAnsi="Calibri" w:cs="Calibri"/>
+          <w:sz w:val="36"/>
+          <w:szCs w:val="36"/>
+        </w:rPr>
+      </w:pPr>
+      <w:r>
+        <w:rPr>
+          <w:rFonts w:ascii="Calibri" w:hAnsi="Calibri" w:cs="Calibri"/>
           <w:sz w:val="36"/>
           <w:szCs w:val="36"/>
         </w:rPr>
@@ -5762,14 +5762,14 @@
       <w:pPr>
         <w:jc w:val="both"/>
         <w:rPr>
-          <w:rFonts w:ascii="Carlito" w:hAnsi="Carlito" w:cs="Carlito"/>
-          <w:sz w:val="36"/>
-          <w:szCs w:val="36"/>
-        </w:rPr>
-      </w:pPr>
-      <w:r>
-        <w:rPr>
-          <w:rFonts w:ascii="Carlito" w:hAnsi="Carlito" w:cs="Carlito"/>
+          <w:rFonts w:ascii="Calibri" w:hAnsi="Calibri" w:cs="Calibri"/>
+          <w:sz w:val="36"/>
+          <w:szCs w:val="36"/>
+        </w:rPr>
+      </w:pPr>
+      <w:r>
+        <w:rPr>
+          <w:rFonts w:ascii="Calibri" w:hAnsi="Calibri" w:cs="Calibri"/>
           <w:sz w:val="36"/>
           <w:szCs w:val="36"/>
         </w:rPr>
@@ -5780,14 +5780,14 @@
       <w:pPr>
         <w:jc w:val="both"/>
         <w:rPr>
-          <w:rFonts w:ascii="Carlito" w:hAnsi="Carlito" w:cs="Carlito"/>
-          <w:sz w:val="36"/>
-          <w:szCs w:val="36"/>
-        </w:rPr>
-      </w:pPr>
-      <w:r>
-        <w:rPr>
-          <w:rFonts w:ascii="Carlito" w:hAnsi="Carlito" w:cs="Carlito"/>
+          <w:rFonts w:ascii="Calibri" w:hAnsi="Calibri" w:cs="Calibri"/>
+          <w:sz w:val="36"/>
+          <w:szCs w:val="36"/>
+        </w:rPr>
+      </w:pPr>
+      <w:r>
+        <w:rPr>
+          <w:rFonts w:ascii="Calibri" w:hAnsi="Calibri" w:cs="Calibri"/>
           <w:sz w:val="36"/>
           <w:szCs w:val="36"/>
         </w:rPr>
@@ -5801,16 +5801,16 @@
         </w:tabs>
         <w:jc w:val="both"/>
         <w:rPr>
-          <w:rFonts w:ascii="Carlito" w:hAnsi="Carlito" w:cs="Carlito"/>
-          <w:b/>
-          <w:bCs/>
-          <w:sz w:val="36"/>
-          <w:szCs w:val="36"/>
-        </w:rPr>
-      </w:pPr>
-      <w:r>
-        <w:rPr>
-          <w:rFonts w:ascii="Carlito" w:hAnsi="Carlito" w:cs="Carlito"/>
+          <w:rFonts w:ascii="Calibri" w:hAnsi="Calibri" w:cs="Calibri"/>
+          <w:b/>
+          <w:bCs/>
+          <w:sz w:val="36"/>
+          <w:szCs w:val="36"/>
+        </w:rPr>
+      </w:pPr>
+      <w:r>
+        <w:rPr>
+          <w:rFonts w:ascii="Calibri" w:hAnsi="Calibri" w:cs="Calibri"/>
           <w:sz w:val="36"/>
           <w:szCs w:val="36"/>
         </w:rPr>
@@ -5818,7 +5818,7 @@
       </w:r>
       <w:r>
         <w:rPr>
-          <w:rFonts w:ascii="Carlito" w:hAnsi="Carlito" w:cs="Carlito"/>
+          <w:rFonts w:ascii="Calibri" w:hAnsi="Calibri" w:cs="Calibri"/>
           <w:b/>
           <w:bCs/>
           <w:sz w:val="36"/>
@@ -5834,16 +5834,16 @@
         </w:tabs>
         <w:jc w:val="both"/>
         <w:rPr>
-          <w:rFonts w:ascii="Carlito" w:hAnsi="Carlito" w:cs="Carlito"/>
-          <w:b/>
-          <w:bCs/>
-          <w:sz w:val="36"/>
-          <w:szCs w:val="36"/>
-        </w:rPr>
-      </w:pPr>
-      <w:r>
-        <w:rPr>
-          <w:rFonts w:ascii="Carlito" w:hAnsi="Carlito" w:cs="Carlito"/>
+          <w:rFonts w:ascii="Calibri" w:hAnsi="Calibri" w:cs="Calibri"/>
+          <w:b/>
+          <w:bCs/>
+          <w:sz w:val="36"/>
+          <w:szCs w:val="36"/>
+        </w:rPr>
+      </w:pPr>
+      <w:r>
+        <w:rPr>
+          <w:rFonts w:ascii="Calibri" w:hAnsi="Calibri" w:cs="Calibri"/>
           <w:b/>
           <w:bCs/>
           <w:sz w:val="36"/>
@@ -5859,16 +5859,16 @@
         </w:tabs>
         <w:jc w:val="both"/>
         <w:rPr>
-          <w:rFonts w:ascii="Carlito" w:hAnsi="Carlito" w:cs="Carlito"/>
-          <w:b/>
-          <w:bCs/>
-          <w:sz w:val="36"/>
-          <w:szCs w:val="36"/>
-        </w:rPr>
-      </w:pPr>
-      <w:r>
-        <w:rPr>
-          <w:rFonts w:ascii="Carlito" w:hAnsi="Carlito" w:cs="Carlito"/>
+          <w:rFonts w:ascii="Calibri" w:hAnsi="Calibri" w:cs="Calibri"/>
+          <w:b/>
+          <w:bCs/>
+          <w:sz w:val="36"/>
+          <w:szCs w:val="36"/>
+        </w:rPr>
+      </w:pPr>
+      <w:r>
+        <w:rPr>
+          <w:rFonts w:ascii="Calibri" w:hAnsi="Calibri" w:cs="Calibri"/>
           <w:b/>
           <w:bCs/>
           <w:sz w:val="36"/>
@@ -5884,16 +5884,16 @@
         </w:tabs>
         <w:jc w:val="both"/>
         <w:rPr>
-          <w:rFonts w:ascii="Carlito" w:hAnsi="Carlito" w:cs="Carlito"/>
-          <w:b/>
-          <w:bCs/>
-          <w:sz w:val="36"/>
-          <w:szCs w:val="36"/>
-        </w:rPr>
-      </w:pPr>
-      <w:r>
-        <w:rPr>
-          <w:rFonts w:ascii="Carlito" w:hAnsi="Carlito" w:cs="Carlito"/>
+          <w:rFonts w:ascii="Calibri" w:hAnsi="Calibri" w:cs="Calibri"/>
+          <w:b/>
+          <w:bCs/>
+          <w:sz w:val="36"/>
+          <w:szCs w:val="36"/>
+        </w:rPr>
+      </w:pPr>
+      <w:r>
+        <w:rPr>
+          <w:rFonts w:ascii="Calibri" w:hAnsi="Calibri" w:cs="Calibri"/>
           <w:b/>
           <w:bCs/>
           <w:sz w:val="36"/>
@@ -5909,16 +5909,16 @@
         </w:tabs>
         <w:jc w:val="both"/>
         <w:rPr>
-          <w:rFonts w:ascii="Carlito" w:hAnsi="Carlito" w:cs="Carlito"/>
-          <w:b/>
-          <w:bCs/>
-          <w:sz w:val="36"/>
-          <w:szCs w:val="36"/>
-        </w:rPr>
-      </w:pPr>
-      <w:r>
-        <w:rPr>
-          <w:rFonts w:ascii="Carlito" w:hAnsi="Carlito" w:cs="Carlito"/>
+          <w:rFonts w:ascii="Calibri" w:hAnsi="Calibri" w:cs="Calibri"/>
+          <w:b/>
+          <w:bCs/>
+          <w:sz w:val="36"/>
+          <w:szCs w:val="36"/>
+        </w:rPr>
+      </w:pPr>
+      <w:r>
+        <w:rPr>
+          <w:rFonts w:ascii="Calibri" w:hAnsi="Calibri" w:cs="Calibri"/>
           <w:b/>
           <w:bCs/>
           <w:sz w:val="36"/>
@@ -5934,16 +5934,16 @@
         </w:tabs>
         <w:jc w:val="both"/>
         <w:rPr>
-          <w:rFonts w:ascii="Carlito" w:hAnsi="Carlito" w:cs="Carlito"/>
-          <w:b/>
-          <w:bCs/>
-          <w:sz w:val="36"/>
-          <w:szCs w:val="36"/>
-        </w:rPr>
-      </w:pPr>
-      <w:r>
-        <w:rPr>
-          <w:rFonts w:ascii="Carlito" w:hAnsi="Carlito" w:cs="Carlito"/>
+          <w:rFonts w:ascii="Calibri" w:hAnsi="Calibri" w:cs="Calibri"/>
+          <w:b/>
+          <w:bCs/>
+          <w:sz w:val="36"/>
+          <w:szCs w:val="36"/>
+        </w:rPr>
+      </w:pPr>
+      <w:r>
+        <w:rPr>
+          <w:rFonts w:ascii="Calibri" w:hAnsi="Calibri" w:cs="Calibri"/>
           <w:b/>
           <w:bCs/>
           <w:sz w:val="36"/>
@@ -5959,16 +5959,16 @@
         </w:tabs>
         <w:jc w:val="both"/>
         <w:rPr>
-          <w:rFonts w:ascii="Carlito" w:hAnsi="Carlito" w:cs="Carlito"/>
-          <w:b/>
-          <w:bCs/>
-          <w:sz w:val="36"/>
-          <w:szCs w:val="36"/>
-        </w:rPr>
-      </w:pPr>
-      <w:r>
-        <w:rPr>
-          <w:rFonts w:ascii="Carlito" w:hAnsi="Carlito" w:cs="Carlito"/>
+          <w:rFonts w:ascii="Calibri" w:hAnsi="Calibri" w:cs="Calibri"/>
+          <w:b/>
+          <w:bCs/>
+          <w:sz w:val="36"/>
+          <w:szCs w:val="36"/>
+        </w:rPr>
+      </w:pPr>
+      <w:r>
+        <w:rPr>
+          <w:rFonts w:ascii="Calibri" w:hAnsi="Calibri" w:cs="Calibri"/>
           <w:b/>
           <w:bCs/>
           <w:sz w:val="36"/>
@@ -5982,14 +5982,14 @@
       <w:pPr>
         <w:jc w:val="both"/>
         <w:rPr>
-          <w:rFonts w:ascii="Carlito" w:hAnsi="Carlito" w:cs="Carlito"/>
-          <w:sz w:val="36"/>
-          <w:szCs w:val="36"/>
-        </w:rPr>
-      </w:pPr>
-      <w:r>
-        <w:rPr>
-          <w:rFonts w:ascii="Carlito" w:hAnsi="Carlito" w:cs="Carlito"/>
+          <w:rFonts w:ascii="Calibri" w:hAnsi="Calibri" w:cs="Calibri"/>
+          <w:sz w:val="36"/>
+          <w:szCs w:val="36"/>
+        </w:rPr>
+      </w:pPr>
+      <w:r>
+        <w:rPr>
+          <w:rFonts w:ascii="Calibri" w:hAnsi="Calibri" w:cs="Calibri"/>
           <w:sz w:val="36"/>
           <w:szCs w:val="36"/>
         </w:rPr>
@@ -6003,16 +6003,16 @@
         </w:tabs>
         <w:jc w:val="both"/>
         <w:rPr>
-          <w:rFonts w:ascii="Carlito" w:hAnsi="Carlito" w:cs="Carlito"/>
-          <w:b/>
-          <w:bCs/>
-          <w:sz w:val="36"/>
-          <w:szCs w:val="36"/>
-        </w:rPr>
-      </w:pPr>
-      <w:r>
-        <w:rPr>
-          <w:rFonts w:ascii="Carlito" w:hAnsi="Carlito" w:cs="Carlito"/>
+          <w:rFonts w:ascii="Calibri" w:hAnsi="Calibri" w:cs="Calibri"/>
+          <w:b/>
+          <w:bCs/>
+          <w:sz w:val="36"/>
+          <w:szCs w:val="36"/>
+        </w:rPr>
+      </w:pPr>
+      <w:r>
+        <w:rPr>
+          <w:rFonts w:ascii="Calibri" w:hAnsi="Calibri" w:cs="Calibri"/>
           <w:b/>
           <w:bCs/>
           <w:sz w:val="36"/>
@@ -6026,14 +6026,14 @@
       <w:pPr>
         <w:jc w:val="both"/>
         <w:rPr>
-          <w:rFonts w:ascii="Carlito" w:hAnsi="Carlito" w:cs="Carlito"/>
-          <w:sz w:val="36"/>
-          <w:szCs w:val="36"/>
-        </w:rPr>
-      </w:pPr>
-      <w:r>
-        <w:rPr>
-          <w:rFonts w:ascii="Carlito" w:hAnsi="Carlito" w:cs="Carlito"/>
+          <w:rFonts w:ascii="Calibri" w:hAnsi="Calibri" w:cs="Calibri"/>
+          <w:sz w:val="36"/>
+          <w:szCs w:val="36"/>
+        </w:rPr>
+      </w:pPr>
+      <w:r>
+        <w:rPr>
+          <w:rFonts w:ascii="Calibri" w:hAnsi="Calibri" w:cs="Calibri"/>
           <w:sz w:val="36"/>
           <w:szCs w:val="36"/>
         </w:rPr>
@@ -6047,16 +6047,16 @@
         </w:tabs>
         <w:jc w:val="both"/>
         <w:rPr>
-          <w:rFonts w:ascii="Carlito" w:hAnsi="Carlito" w:cs="Carlito"/>
-          <w:b/>
-          <w:bCs/>
-          <w:sz w:val="36"/>
-          <w:szCs w:val="36"/>
-        </w:rPr>
-      </w:pPr>
-      <w:r>
-        <w:rPr>
-          <w:rFonts w:ascii="Carlito" w:hAnsi="Carlito" w:cs="Carlito"/>
+          <w:rFonts w:ascii="Calibri" w:hAnsi="Calibri" w:cs="Calibri"/>
+          <w:b/>
+          <w:bCs/>
+          <w:sz w:val="36"/>
+          <w:szCs w:val="36"/>
+        </w:rPr>
+      </w:pPr>
+      <w:r>
+        <w:rPr>
+          <w:rFonts w:ascii="Calibri" w:hAnsi="Calibri" w:cs="Calibri"/>
           <w:b/>
           <w:bCs/>
           <w:sz w:val="36"/>
@@ -6072,16 +6072,16 @@
         </w:tabs>
         <w:jc w:val="both"/>
         <w:rPr>
-          <w:rFonts w:ascii="Carlito" w:hAnsi="Carlito" w:cs="Carlito"/>
-          <w:b/>
-          <w:bCs/>
-          <w:sz w:val="36"/>
-          <w:szCs w:val="36"/>
-        </w:rPr>
-      </w:pPr>
-      <w:r>
-        <w:rPr>
-          <w:rFonts w:ascii="Carlito" w:hAnsi="Carlito" w:cs="Carlito"/>
+          <w:rFonts w:ascii="Calibri" w:hAnsi="Calibri" w:cs="Calibri"/>
+          <w:b/>
+          <w:bCs/>
+          <w:sz w:val="36"/>
+          <w:szCs w:val="36"/>
+        </w:rPr>
+      </w:pPr>
+      <w:r>
+        <w:rPr>
+          <w:rFonts w:ascii="Calibri" w:hAnsi="Calibri" w:cs="Calibri"/>
           <w:b/>
           <w:bCs/>
           <w:sz w:val="36"/>
@@ -6094,14 +6094,14 @@
       <w:pPr>
         <w:jc w:val="both"/>
         <w:rPr>
-          <w:rFonts w:ascii="Carlito" w:hAnsi="Carlito" w:cs="Carlito"/>
-          <w:sz w:val="36"/>
-          <w:szCs w:val="36"/>
-        </w:rPr>
-      </w:pPr>
-      <w:r>
-        <w:rPr>
-          <w:rFonts w:ascii="Carlito" w:hAnsi="Carlito" w:cs="Carlito"/>
+          <w:rFonts w:ascii="Calibri" w:hAnsi="Calibri" w:cs="Calibri"/>
+          <w:sz w:val="36"/>
+          <w:szCs w:val="36"/>
+        </w:rPr>
+      </w:pPr>
+      <w:r>
+        <w:rPr>
+          <w:rFonts w:ascii="Calibri" w:hAnsi="Calibri" w:cs="Calibri"/>
           <w:sz w:val="36"/>
           <w:szCs w:val="36"/>
         </w:rPr>
@@ -6112,14 +6112,14 @@
       <w:pPr>
         <w:jc w:val="both"/>
         <w:rPr>
-          <w:rFonts w:ascii="Carlito" w:hAnsi="Carlito" w:cs="Carlito"/>
-          <w:sz w:val="36"/>
-          <w:szCs w:val="36"/>
-        </w:rPr>
-      </w:pPr>
-      <w:r>
-        <w:rPr>
-          <w:rFonts w:ascii="Carlito" w:hAnsi="Carlito" w:cs="Carlito"/>
+          <w:rFonts w:ascii="Calibri" w:hAnsi="Calibri" w:cs="Calibri"/>
+          <w:sz w:val="36"/>
+          <w:szCs w:val="36"/>
+        </w:rPr>
+      </w:pPr>
+      <w:r>
+        <w:rPr>
+          <w:rFonts w:ascii="Calibri" w:hAnsi="Calibri" w:cs="Calibri"/>
           <w:sz w:val="36"/>
           <w:szCs w:val="36"/>
         </w:rPr>
@@ -6133,16 +6133,16 @@
         </w:tabs>
         <w:jc w:val="both"/>
         <w:rPr>
-          <w:rFonts w:ascii="Carlito" w:hAnsi="Carlito" w:cs="Carlito"/>
-          <w:b/>
-          <w:bCs/>
-          <w:sz w:val="36"/>
-          <w:szCs w:val="36"/>
-        </w:rPr>
-      </w:pPr>
-      <w:r>
-        <w:rPr>
-          <w:rFonts w:ascii="Carlito" w:hAnsi="Carlito" w:cs="Carlito"/>
+          <w:rFonts w:ascii="Calibri" w:hAnsi="Calibri" w:cs="Calibri"/>
+          <w:b/>
+          <w:bCs/>
+          <w:sz w:val="36"/>
+          <w:szCs w:val="36"/>
+        </w:rPr>
+      </w:pPr>
+      <w:r>
+        <w:rPr>
+          <w:rFonts w:ascii="Calibri" w:hAnsi="Calibri" w:cs="Calibri"/>
           <w:b/>
           <w:bCs/>
           <w:sz w:val="36"/>
@@ -6155,14 +6155,14 @@
       <w:pPr>
         <w:jc w:val="both"/>
         <w:rPr>
-          <w:rFonts w:ascii="Carlito" w:hAnsi="Carlito" w:cs="Carlito"/>
-          <w:sz w:val="36"/>
-          <w:szCs w:val="36"/>
-        </w:rPr>
-      </w:pPr>
-      <w:r>
-        <w:rPr>
-          <w:rFonts w:ascii="Carlito" w:hAnsi="Carlito" w:cs="Carlito"/>
+          <w:rFonts w:ascii="Calibri" w:hAnsi="Calibri" w:cs="Calibri"/>
+          <w:sz w:val="36"/>
+          <w:szCs w:val="36"/>
+        </w:rPr>
+      </w:pPr>
+      <w:r>
+        <w:rPr>
+          <w:rFonts w:ascii="Calibri" w:hAnsi="Calibri" w:cs="Calibri"/>
           <w:sz w:val="36"/>
           <w:szCs w:val="36"/>
         </w:rPr>
@@ -6170,7 +6170,7 @@
       </w:r>
       <w:r>
         <w:rPr>
-          <w:rFonts w:ascii="Carlito" w:hAnsi="Carlito" w:cs="Carlito"/>
+          <w:rFonts w:ascii="Calibri" w:hAnsi="Calibri" w:cs="Calibri"/>
           <w:b/>
           <w:bCs/>
           <w:sz w:val="36"/>
@@ -6180,7 +6180,7 @@
       </w:r>
       <w:r>
         <w:rPr>
-          <w:rFonts w:ascii="Carlito" w:hAnsi="Carlito" w:cs="Carlito"/>
+          <w:rFonts w:ascii="Calibri" w:hAnsi="Calibri" w:cs="Calibri"/>
           <w:sz w:val="36"/>
           <w:szCs w:val="36"/>
         </w:rPr>
@@ -6191,14 +6191,14 @@
       <w:pPr>
         <w:jc w:val="both"/>
         <w:rPr>
-          <w:rFonts w:ascii="Carlito" w:hAnsi="Carlito" w:cs="Carlito"/>
-          <w:sz w:val="36"/>
-          <w:szCs w:val="36"/>
-        </w:rPr>
-      </w:pPr>
-      <w:r>
-        <w:rPr>
-          <w:rFonts w:ascii="Carlito" w:hAnsi="Carlito" w:cs="Carlito"/>
+          <w:rFonts w:ascii="Calibri" w:hAnsi="Calibri" w:cs="Calibri"/>
+          <w:sz w:val="36"/>
+          <w:szCs w:val="36"/>
+        </w:rPr>
+      </w:pPr>
+      <w:r>
+        <w:rPr>
+          <w:rFonts w:ascii="Calibri" w:hAnsi="Calibri" w:cs="Calibri"/>
           <w:sz w:val="36"/>
           <w:szCs w:val="36"/>
         </w:rPr>
@@ -6206,7 +6206,7 @@
       </w:r>
       <w:r>
         <w:rPr>
-          <w:rFonts w:ascii="Carlito" w:hAnsi="Carlito" w:cs="Carlito"/>
+          <w:rFonts w:ascii="Calibri" w:hAnsi="Calibri" w:cs="Calibri"/>
           <w:b/>
           <w:bCs/>
           <w:sz w:val="36"/>
@@ -6216,7 +6216,7 @@
       </w:r>
       <w:r>
         <w:rPr>
-          <w:rFonts w:ascii="Carlito" w:hAnsi="Carlito" w:cs="Carlito"/>
+          <w:rFonts w:ascii="Calibri" w:hAnsi="Calibri" w:cs="Calibri"/>
           <w:sz w:val="36"/>
           <w:szCs w:val="36"/>
         </w:rPr>
@@ -6227,14 +6227,14 @@
       <w:pPr>
         <w:jc w:val="both"/>
         <w:rPr>
-          <w:rFonts w:ascii="Carlito" w:hAnsi="Carlito" w:cs="Carlito"/>
-          <w:sz w:val="36"/>
-          <w:szCs w:val="36"/>
-        </w:rPr>
-      </w:pPr>
-      <w:r>
-        <w:rPr>
-          <w:rFonts w:ascii="Carlito" w:hAnsi="Carlito" w:cs="Carlito"/>
+          <w:rFonts w:ascii="Calibri" w:hAnsi="Calibri" w:cs="Calibri"/>
+          <w:sz w:val="36"/>
+          <w:szCs w:val="36"/>
+        </w:rPr>
+      </w:pPr>
+      <w:r>
+        <w:rPr>
+          <w:rFonts w:ascii="Calibri" w:hAnsi="Calibri" w:cs="Calibri"/>
           <w:sz w:val="36"/>
           <w:szCs w:val="36"/>
         </w:rPr>
@@ -6242,7 +6242,7 @@
       </w:r>
       <w:r>
         <w:rPr>
-          <w:rFonts w:ascii="Carlito" w:hAnsi="Carlito" w:cs="Carlito"/>
+          <w:rFonts w:ascii="Calibri" w:hAnsi="Calibri" w:cs="Calibri"/>
           <w:b/>
           <w:bCs/>
           <w:sz w:val="36"/>
@@ -6252,7 +6252,7 @@
       </w:r>
       <w:r>
         <w:rPr>
-          <w:rFonts w:ascii="Carlito" w:hAnsi="Carlito" w:cs="Carlito"/>
+          <w:rFonts w:ascii="Calibri" w:hAnsi="Calibri" w:cs="Calibri"/>
           <w:sz w:val="36"/>
           <w:szCs w:val="36"/>
         </w:rPr>
@@ -6263,17 +6263,17 @@
       <w:pPr>
         <w:jc w:val="both"/>
         <w:rPr>
-          <w:rFonts w:ascii="Carlito" w:hAnsi="Carlito" w:cs="Carlito"/>
-          <w:b/>
-          <w:bCs/>
-          <w:color w:val="D86DCB" w:themeColor="accent5" w:themeTint="99"/>
-          <w:sz w:val="36"/>
-          <w:szCs w:val="36"/>
-        </w:rPr>
-      </w:pPr>
-      <w:r>
-        <w:rPr>
-          <w:rFonts w:ascii="Carlito" w:hAnsi="Carlito" w:cs="Carlito"/>
+          <w:rFonts w:ascii="Calibri" w:hAnsi="Calibri" w:cs="Calibri"/>
+          <w:b/>
+          <w:bCs/>
+          <w:color w:val="D86DCB" w:themeColor="accent5" w:themeTint="99"/>
+          <w:sz w:val="36"/>
+          <w:szCs w:val="36"/>
+        </w:rPr>
+      </w:pPr>
+      <w:r>
+        <w:rPr>
+          <w:rFonts w:ascii="Calibri" w:hAnsi="Calibri" w:cs="Calibri"/>
           <w:b/>
           <w:bCs/>
           <w:color w:val="D86DCB" w:themeColor="accent5" w:themeTint="99"/>
@@ -6287,17 +6287,17 @@
       <w:pPr>
         <w:jc w:val="both"/>
         <w:rPr>
-          <w:rFonts w:ascii="Carlito" w:hAnsi="Carlito" w:cs="Carlito"/>
-          <w:b/>
-          <w:bCs/>
-          <w:color w:val="D86DCB" w:themeColor="accent5" w:themeTint="99"/>
-          <w:sz w:val="36"/>
-          <w:szCs w:val="36"/>
-        </w:rPr>
-      </w:pPr>
-      <w:r>
-        <w:rPr>
-          <w:rFonts w:ascii="Carlito" w:hAnsi="Carlito" w:cs="Carlito"/>
+          <w:rFonts w:ascii="Calibri" w:hAnsi="Calibri" w:cs="Calibri"/>
+          <w:b/>
+          <w:bCs/>
+          <w:color w:val="D86DCB" w:themeColor="accent5" w:themeTint="99"/>
+          <w:sz w:val="36"/>
+          <w:szCs w:val="36"/>
+        </w:rPr>
+      </w:pPr>
+      <w:r>
+        <w:rPr>
+          <w:rFonts w:ascii="Calibri" w:hAnsi="Calibri" w:cs="Calibri"/>
           <w:b/>
           <w:bCs/>
           <w:color w:val="D86DCB" w:themeColor="accent5" w:themeTint="99"/>
@@ -6311,17 +6311,17 @@
       <w:pPr>
         <w:jc w:val="both"/>
         <w:rPr>
-          <w:rFonts w:ascii="Carlito" w:hAnsi="Carlito" w:cs="Carlito"/>
-          <w:b/>
-          <w:bCs/>
-          <w:color w:val="D86DCB" w:themeColor="accent5" w:themeTint="99"/>
-          <w:sz w:val="36"/>
-          <w:szCs w:val="36"/>
-        </w:rPr>
-      </w:pPr>
-      <w:r>
-        <w:rPr>
-          <w:rFonts w:ascii="Carlito" w:hAnsi="Carlito" w:cs="Carlito"/>
+          <w:rFonts w:ascii="Calibri" w:hAnsi="Calibri" w:cs="Calibri"/>
+          <w:b/>
+          <w:bCs/>
+          <w:color w:val="D86DCB" w:themeColor="accent5" w:themeTint="99"/>
+          <w:sz w:val="36"/>
+          <w:szCs w:val="36"/>
+        </w:rPr>
+      </w:pPr>
+      <w:r>
+        <w:rPr>
+          <w:rFonts w:ascii="Calibri" w:hAnsi="Calibri" w:cs="Calibri"/>
           <w:b/>
           <w:bCs/>
           <w:color w:val="D86DCB" w:themeColor="accent5" w:themeTint="99"/>
@@ -6335,17 +6335,17 @@
       <w:pPr>
         <w:jc w:val="both"/>
         <w:rPr>
-          <w:rFonts w:ascii="Carlito" w:hAnsi="Carlito" w:cs="Carlito"/>
-          <w:b/>
-          <w:bCs/>
-          <w:color w:val="D86DCB" w:themeColor="accent5" w:themeTint="99"/>
-          <w:sz w:val="36"/>
-          <w:szCs w:val="36"/>
-        </w:rPr>
-      </w:pPr>
-      <w:r>
-        <w:rPr>
-          <w:rFonts w:ascii="Carlito" w:hAnsi="Carlito" w:cs="Carlito"/>
+          <w:rFonts w:ascii="Calibri" w:hAnsi="Calibri" w:cs="Calibri"/>
+          <w:b/>
+          <w:bCs/>
+          <w:color w:val="D86DCB" w:themeColor="accent5" w:themeTint="99"/>
+          <w:sz w:val="36"/>
+          <w:szCs w:val="36"/>
+        </w:rPr>
+      </w:pPr>
+      <w:r>
+        <w:rPr>
+          <w:rFonts w:ascii="Calibri" w:hAnsi="Calibri" w:cs="Calibri"/>
           <w:b/>
           <w:bCs/>
           <w:color w:val="D86DCB" w:themeColor="accent5" w:themeTint="99"/>
@@ -6359,17 +6359,17 @@
       <w:pPr>
         <w:jc w:val="both"/>
         <w:rPr>
-          <w:rFonts w:ascii="Carlito" w:hAnsi="Carlito" w:cs="Carlito"/>
-          <w:b/>
-          <w:bCs/>
-          <w:color w:val="D86DCB" w:themeColor="accent5" w:themeTint="99"/>
-          <w:sz w:val="36"/>
-          <w:szCs w:val="36"/>
-        </w:rPr>
-      </w:pPr>
-      <w:r>
-        <w:rPr>
-          <w:rFonts w:ascii="Carlito" w:hAnsi="Carlito" w:cs="Carlito"/>
+          <w:rFonts w:ascii="Calibri" w:hAnsi="Calibri" w:cs="Calibri"/>
+          <w:b/>
+          <w:bCs/>
+          <w:color w:val="D86DCB" w:themeColor="accent5" w:themeTint="99"/>
+          <w:sz w:val="36"/>
+          <w:szCs w:val="36"/>
+        </w:rPr>
+      </w:pPr>
+      <w:r>
+        <w:rPr>
+          <w:rFonts w:ascii="Calibri" w:hAnsi="Calibri" w:cs="Calibri"/>
           <w:b/>
           <w:bCs/>
           <w:color w:val="D86DCB" w:themeColor="accent5" w:themeTint="99"/>
@@ -6383,17 +6383,17 @@
       <w:pPr>
         <w:jc w:val="both"/>
         <w:rPr>
-          <w:rFonts w:ascii="Carlito" w:hAnsi="Carlito" w:cs="Carlito"/>
-          <w:b/>
-          <w:bCs/>
-          <w:color w:val="D86DCB" w:themeColor="accent5" w:themeTint="99"/>
-          <w:sz w:val="36"/>
-          <w:szCs w:val="36"/>
-        </w:rPr>
-      </w:pPr>
-      <w:r>
-        <w:rPr>
-          <w:rFonts w:ascii="Carlito" w:hAnsi="Carlito" w:cs="Carlito"/>
+          <w:rFonts w:ascii="Calibri" w:hAnsi="Calibri" w:cs="Calibri"/>
+          <w:b/>
+          <w:bCs/>
+          <w:color w:val="D86DCB" w:themeColor="accent5" w:themeTint="99"/>
+          <w:sz w:val="36"/>
+          <w:szCs w:val="36"/>
+        </w:rPr>
+      </w:pPr>
+      <w:r>
+        <w:rPr>
+          <w:rFonts w:ascii="Calibri" w:hAnsi="Calibri" w:cs="Calibri"/>
           <w:b/>
           <w:bCs/>
           <w:color w:val="D86DCB" w:themeColor="accent5" w:themeTint="99"/>
@@ -6407,17 +6407,17 @@
       <w:pPr>
         <w:jc w:val="both"/>
         <w:rPr>
-          <w:rFonts w:ascii="Carlito" w:hAnsi="Carlito" w:cs="Carlito"/>
-          <w:b/>
-          <w:bCs/>
-          <w:color w:val="D86DCB" w:themeColor="accent5" w:themeTint="99"/>
-          <w:sz w:val="36"/>
-          <w:szCs w:val="36"/>
-        </w:rPr>
-      </w:pPr>
-      <w:r>
-        <w:rPr>
-          <w:rFonts w:ascii="Carlito" w:hAnsi="Carlito" w:cs="Carlito"/>
+          <w:rFonts w:ascii="Calibri" w:hAnsi="Calibri" w:cs="Calibri"/>
+          <w:b/>
+          <w:bCs/>
+          <w:color w:val="D86DCB" w:themeColor="accent5" w:themeTint="99"/>
+          <w:sz w:val="36"/>
+          <w:szCs w:val="36"/>
+        </w:rPr>
+      </w:pPr>
+      <w:r>
+        <w:rPr>
+          <w:rFonts w:ascii="Calibri" w:hAnsi="Calibri" w:cs="Calibri"/>
           <w:b/>
           <w:bCs/>
           <w:color w:val="D86DCB" w:themeColor="accent5" w:themeTint="99"/>
@@ -6431,17 +6431,17 @@
       <w:pPr>
         <w:jc w:val="both"/>
         <w:rPr>
-          <w:rFonts w:ascii="Carlito" w:hAnsi="Carlito" w:cs="Carlito"/>
-          <w:b/>
-          <w:bCs/>
-          <w:color w:val="D86DCB" w:themeColor="accent5" w:themeTint="99"/>
-          <w:sz w:val="36"/>
-          <w:szCs w:val="36"/>
-        </w:rPr>
-      </w:pPr>
-      <w:r>
-        <w:rPr>
-          <w:rFonts w:ascii="Carlito" w:hAnsi="Carlito" w:cs="Carlito"/>
+          <w:rFonts w:ascii="Calibri" w:hAnsi="Calibri" w:cs="Calibri"/>
+          <w:b/>
+          <w:bCs/>
+          <w:color w:val="D86DCB" w:themeColor="accent5" w:themeTint="99"/>
+          <w:sz w:val="36"/>
+          <w:szCs w:val="36"/>
+        </w:rPr>
+      </w:pPr>
+      <w:r>
+        <w:rPr>
+          <w:rFonts w:ascii="Calibri" w:hAnsi="Calibri" w:cs="Calibri"/>
           <w:b/>
           <w:bCs/>
           <w:color w:val="D86DCB" w:themeColor="accent5" w:themeTint="99"/>
@@ -6455,17 +6455,17 @@
       <w:pPr>
         <w:jc w:val="both"/>
         <w:rPr>
-          <w:rFonts w:ascii="Carlito" w:hAnsi="Carlito" w:cs="Carlito"/>
-          <w:b/>
-          <w:bCs/>
-          <w:color w:val="D86DCB" w:themeColor="accent5" w:themeTint="99"/>
-          <w:sz w:val="36"/>
-          <w:szCs w:val="36"/>
-        </w:rPr>
-      </w:pPr>
-      <w:r>
-        <w:rPr>
-          <w:rFonts w:ascii="Carlito" w:hAnsi="Carlito" w:cs="Carlito"/>
+          <w:rFonts w:ascii="Calibri" w:hAnsi="Calibri" w:cs="Calibri"/>
+          <w:b/>
+          <w:bCs/>
+          <w:color w:val="D86DCB" w:themeColor="accent5" w:themeTint="99"/>
+          <w:sz w:val="36"/>
+          <w:szCs w:val="36"/>
+        </w:rPr>
+      </w:pPr>
+      <w:r>
+        <w:rPr>
+          <w:rFonts w:ascii="Calibri" w:hAnsi="Calibri" w:cs="Calibri"/>
           <w:b/>
           <w:bCs/>
           <w:color w:val="D86DCB" w:themeColor="accent5" w:themeTint="99"/>
@@ -6480,17 +6480,17 @@
       <w:pPr>
         <w:jc w:val="both"/>
         <w:rPr>
-          <w:rFonts w:ascii="Carlito" w:hAnsi="Carlito" w:cs="Carlito"/>
-          <w:b/>
-          <w:bCs/>
-          <w:color w:val="D86DCB" w:themeColor="accent5" w:themeTint="99"/>
-          <w:sz w:val="36"/>
-          <w:szCs w:val="36"/>
-        </w:rPr>
-      </w:pPr>
-      <w:r>
-        <w:rPr>
-          <w:rFonts w:ascii="Carlito" w:hAnsi="Carlito" w:cs="Carlito"/>
+          <w:rFonts w:ascii="Calibri" w:hAnsi="Calibri" w:cs="Calibri"/>
+          <w:b/>
+          <w:bCs/>
+          <w:color w:val="D86DCB" w:themeColor="accent5" w:themeTint="99"/>
+          <w:sz w:val="36"/>
+          <w:szCs w:val="36"/>
+        </w:rPr>
+      </w:pPr>
+      <w:r>
+        <w:rPr>
+          <w:rFonts w:ascii="Calibri" w:hAnsi="Calibri" w:cs="Calibri"/>
           <w:b/>
           <w:bCs/>
           <w:color w:val="D86DCB" w:themeColor="accent5" w:themeTint="99"/>
@@ -6504,17 +6504,17 @@
       <w:pPr>
         <w:jc w:val="both"/>
         <w:rPr>
-          <w:rFonts w:ascii="Carlito" w:hAnsi="Carlito" w:cs="Carlito"/>
-          <w:b/>
-          <w:bCs/>
-          <w:color w:val="D86DCB" w:themeColor="accent5" w:themeTint="99"/>
-          <w:sz w:val="36"/>
-          <w:szCs w:val="36"/>
-        </w:rPr>
-      </w:pPr>
-      <w:r>
-        <w:rPr>
-          <w:rFonts w:ascii="Carlito" w:hAnsi="Carlito" w:cs="Carlito"/>
+          <w:rFonts w:ascii="Calibri" w:hAnsi="Calibri" w:cs="Calibri"/>
+          <w:b/>
+          <w:bCs/>
+          <w:color w:val="D86DCB" w:themeColor="accent5" w:themeTint="99"/>
+          <w:sz w:val="36"/>
+          <w:szCs w:val="36"/>
+        </w:rPr>
+      </w:pPr>
+      <w:r>
+        <w:rPr>
+          <w:rFonts w:ascii="Calibri" w:hAnsi="Calibri" w:cs="Calibri"/>
           <w:b/>
           <w:bCs/>
           <w:color w:val="D86DCB" w:themeColor="accent5" w:themeTint="99"/>
@@ -6528,17 +6528,17 @@
       <w:pPr>
         <w:jc w:val="both"/>
         <w:rPr>
-          <w:rFonts w:ascii="Carlito" w:hAnsi="Carlito" w:cs="Carlito"/>
-          <w:b/>
-          <w:bCs/>
-          <w:color w:val="D86DCB" w:themeColor="accent5" w:themeTint="99"/>
-          <w:sz w:val="36"/>
-          <w:szCs w:val="36"/>
-        </w:rPr>
-      </w:pPr>
-      <w:r>
-        <w:rPr>
-          <w:rFonts w:ascii="Carlito" w:hAnsi="Carlito" w:cs="Carlito"/>
+          <w:rFonts w:ascii="Calibri" w:hAnsi="Calibri" w:cs="Calibri"/>
+          <w:b/>
+          <w:bCs/>
+          <w:color w:val="D86DCB" w:themeColor="accent5" w:themeTint="99"/>
+          <w:sz w:val="36"/>
+          <w:szCs w:val="36"/>
+        </w:rPr>
+      </w:pPr>
+      <w:r>
+        <w:rPr>
+          <w:rFonts w:ascii="Calibri" w:hAnsi="Calibri" w:cs="Calibri"/>
           <w:b/>
           <w:bCs/>
           <w:color w:val="D86DCB" w:themeColor="accent5" w:themeTint="99"/>
@@ -6552,17 +6552,17 @@
       <w:pPr>
         <w:jc w:val="both"/>
         <w:rPr>
-          <w:rFonts w:ascii="Carlito" w:hAnsi="Carlito" w:cs="Carlito"/>
-          <w:b/>
-          <w:bCs/>
-          <w:color w:val="D86DCB" w:themeColor="accent5" w:themeTint="99"/>
-          <w:sz w:val="36"/>
-          <w:szCs w:val="36"/>
-        </w:rPr>
-      </w:pPr>
-      <w:r>
-        <w:rPr>
-          <w:rFonts w:ascii="Carlito" w:hAnsi="Carlito" w:cs="Carlito"/>
+          <w:rFonts w:ascii="Calibri" w:hAnsi="Calibri" w:cs="Calibri"/>
+          <w:b/>
+          <w:bCs/>
+          <w:color w:val="D86DCB" w:themeColor="accent5" w:themeTint="99"/>
+          <w:sz w:val="36"/>
+          <w:szCs w:val="36"/>
+        </w:rPr>
+      </w:pPr>
+      <w:r>
+        <w:rPr>
+          <w:rFonts w:ascii="Calibri" w:hAnsi="Calibri" w:cs="Calibri"/>
           <w:b/>
           <w:bCs/>
           <w:color w:val="D86DCB" w:themeColor="accent5" w:themeTint="99"/>
@@ -6576,17 +6576,17 @@
       <w:pPr>
         <w:jc w:val="both"/>
         <w:rPr>
-          <w:rFonts w:ascii="Carlito" w:hAnsi="Carlito" w:cs="Carlito"/>
-          <w:b/>
-          <w:bCs/>
-          <w:color w:val="D86DCB" w:themeColor="accent5" w:themeTint="99"/>
-          <w:sz w:val="36"/>
-          <w:szCs w:val="36"/>
-        </w:rPr>
-      </w:pPr>
-      <w:r>
-        <w:rPr>
-          <w:rFonts w:ascii="Carlito" w:hAnsi="Carlito" w:cs="Carlito"/>
+          <w:rFonts w:ascii="Calibri" w:hAnsi="Calibri" w:cs="Calibri"/>
+          <w:b/>
+          <w:bCs/>
+          <w:color w:val="D86DCB" w:themeColor="accent5" w:themeTint="99"/>
+          <w:sz w:val="36"/>
+          <w:szCs w:val="36"/>
+        </w:rPr>
+      </w:pPr>
+      <w:r>
+        <w:rPr>
+          <w:rFonts w:ascii="Calibri" w:hAnsi="Calibri" w:cs="Calibri"/>
           <w:b/>
           <w:bCs/>
           <w:color w:val="D86DCB" w:themeColor="accent5" w:themeTint="99"/>
@@ -6600,17 +6600,17 @@
       <w:pPr>
         <w:jc w:val="both"/>
         <w:rPr>
-          <w:rFonts w:ascii="Carlito" w:hAnsi="Carlito" w:cs="Carlito"/>
-          <w:b/>
-          <w:bCs/>
-          <w:color w:val="D86DCB" w:themeColor="accent5" w:themeTint="99"/>
-          <w:sz w:val="36"/>
-          <w:szCs w:val="36"/>
-        </w:rPr>
-      </w:pPr>
-      <w:r>
-        <w:rPr>
-          <w:rFonts w:ascii="Carlito" w:hAnsi="Carlito" w:cs="Carlito"/>
+          <w:rFonts w:ascii="Calibri" w:hAnsi="Calibri" w:cs="Calibri"/>
+          <w:b/>
+          <w:bCs/>
+          <w:color w:val="D86DCB" w:themeColor="accent5" w:themeTint="99"/>
+          <w:sz w:val="36"/>
+          <w:szCs w:val="36"/>
+        </w:rPr>
+      </w:pPr>
+      <w:r>
+        <w:rPr>
+          <w:rFonts w:ascii="Calibri" w:hAnsi="Calibri" w:cs="Calibri"/>
           <w:b/>
           <w:bCs/>
           <w:color w:val="D86DCB" w:themeColor="accent5" w:themeTint="99"/>
@@ -6624,17 +6624,17 @@
       <w:pPr>
         <w:jc w:val="both"/>
         <w:rPr>
-          <w:rFonts w:ascii="Carlito" w:hAnsi="Carlito" w:cs="Carlito"/>
-          <w:sz w:val="36"/>
-          <w:szCs w:val="36"/>
-        </w:rPr>
-      </w:pPr>
-    </w:p>
-    <w:p>
-      <w:pPr>
-        <w:jc w:val="both"/>
-        <w:rPr>
-          <w:rFonts w:ascii="Carlito" w:hAnsi="Carlito" w:cs="Carlito"/>
+          <w:rFonts w:ascii="Calibri" w:hAnsi="Calibri" w:cs="Calibri"/>
+          <w:sz w:val="36"/>
+          <w:szCs w:val="36"/>
+        </w:rPr>
+      </w:pPr>
+    </w:p>
+    <w:p>
+      <w:pPr>
+        <w:jc w:val="both"/>
+        <w:rPr>
+          <w:rFonts w:ascii="Calibri" w:hAnsi="Calibri" w:cs="Calibri"/>
           <w:sz w:val="36"/>
           <w:szCs w:val="36"/>
         </w:rPr>
